--- a/mokun3/2fin/word/m3s2_dialogue_check_exam.docx
+++ b/mokun3/2fin/word/m3s2_dialogue_check_exam.docx
@@ -3004,10 +3004,7 @@
           <w:sz w:val="18"/>
           <w:u w:val="none"/>
         </w:rPr>
-        <w:t>〈보기〉 ( the bag / breaks / down / in / soil / in / only / three / months / month )</w:t>
-      </w:r>
-      <w:r>
-        <w:br/>
+        <w:t xml:space="preserve">〈보기〉 </w:t>
       </w:r>
       <w:r>
         <w:rPr>
@@ -3017,7 +3014,20 @@
           <w:sz w:val="18"/>
           <w:u w:val="none"/>
         </w:rPr>
-        <w:t>The bag ____ ____ in soil in ★____ three months.</w:t>
+        <w:t>( breaks / months / in / the bag / in / month / three / down / only / soil )</w:t>
+      </w:r>
+      <w:r>
+        <w:br/>
+      </w:r>
+      <w:r>
+        <w:rPr>
+          <w:rFonts w:ascii="맑은 고딕" w:hAnsi="맑은 고딕" w:eastAsia="맑은 고딕"/>
+          <w:b w:val="0"/>
+          <w:i w:val="0"/>
+          <w:sz w:val="18"/>
+          <w:u w:val="none"/>
+        </w:rPr>
+        <w:t>→ ______ ______ ______ ______ ______ ______ ★______ ______ ______ .</w:t>
       </w:r>
     </w:p>
     <w:p>
@@ -3173,10 +3183,7 @@
           <w:sz w:val="18"/>
           <w:u w:val="none"/>
         </w:rPr>
-        <w:t>〈보기〉 ( they / keep / track / tracking / of / the items / you / choose / and / send / the information / to an app )</w:t>
-      </w:r>
-      <w:r>
-        <w:br/>
+        <w:t xml:space="preserve">〈보기〉 </w:t>
       </w:r>
       <w:r>
         <w:rPr>
@@ -3186,7 +3193,20 @@
           <w:sz w:val="18"/>
           <w:u w:val="none"/>
         </w:rPr>
-        <w:t>They keep ★____ ____ the items you choose and send the information to an app.</w:t>
+        <w:t>( the information / of / keep / send / track / the items / choose / they / you / and / tracking / to an app )</w:t>
+      </w:r>
+      <w:r>
+        <w:br/>
+      </w:r>
+      <w:r>
+        <w:rPr>
+          <w:rFonts w:ascii="맑은 고딕" w:hAnsi="맑은 고딕" w:eastAsia="맑은 고딕"/>
+          <w:b w:val="0"/>
+          <w:i w:val="0"/>
+          <w:sz w:val="18"/>
+          <w:u w:val="none"/>
+        </w:rPr>
+        <w:t>→ ______ ______ ★______ ______ ______ ______ ______ ______ ______ ______ ______ .</w:t>
       </w:r>
     </w:p>
     <w:p>

--- a/mokun3/2fin/word/m3s2_dialogue_check_exam.docx
+++ b/mokun3/2fin/word/m3s2_dialogue_check_exam.docx
@@ -19,10 +19,10 @@
     </w:p>
     <w:p>
       <w:pPr>
-        <w:spacing w:before="0" w:after="60" w:line="259" w:lineRule="auto"/>
         <w:pBdr>
           <w:bottom w:val="single" w:sz="8" w:space="1" w:color="1F3864"/>
         </w:pBdr>
+        <w:spacing w:before="0" w:after="60" w:line="259" w:lineRule="auto"/>
       </w:pPr>
       <w:r>
         <w:rPr>
@@ -40,8 +40,8 @@
         <w:sectPr>
           <w:pgSz w:w="11906" w:h="16838"/>
           <w:pgMar w:top="680" w:right="794" w:bottom="624" w:left="794" w:header="720" w:footer="720" w:gutter="0"/>
+          <w:cols w:num="1" w:space="360"/>
           <w:docGrid w:linePitch="360"/>
-          <w:cols w:num="1" w:space="360"/>
         </w:sectPr>
       </w:pPr>
     </w:p>
@@ -3452,8 +3452,8 @@
           <w:type w:val="continuous"/>
           <w:pgSz w:w="11906" w:h="16838"/>
           <w:pgMar w:top="680" w:right="794" w:bottom="624" w:left="794" w:header="720" w:footer="720" w:gutter="0"/>
+          <w:cols w:num="2" w:space="360" w:sep="1"/>
           <w:docGrid w:linePitch="360"/>
-          <w:cols w:num="2" w:space="360" w:sep="1"/>
         </w:sectPr>
       </w:pPr>
     </w:p>
@@ -3820,8 +3820,8 @@
     <w:sectPr>
       <w:pgSz w:w="11906" w:h="16838"/>
       <w:pgMar w:top="680" w:right="794" w:bottom="624" w:left="794" w:header="720" w:footer="720" w:gutter="0"/>
+      <w:cols w:num="1" w:space="360"/>
       <w:docGrid w:linePitch="360"/>
-      <w:cols w:num="1" w:space="360"/>
     </w:sectPr>
   </w:body>
 </w:document>

--- a/mokun3/2fin/word/m3s2_dialogue_check_exam.docx
+++ b/mokun3/2fin/word/m3s2_dialogue_check_exam.docx
@@ -14,15 +14,15 @@
           <w:sz w:val="28"/>
           <w:u w:val="none"/>
         </w:rPr>
-        <w:t>대화체 예측 CHECK — 2024·2025 3-2 기말 기출 유형 그대로</w:t>
+        <w:t>대화체 CHECK — 프린트 대화 원문 · 기출 유형</w:t>
       </w:r>
     </w:p>
     <w:p>
       <w:pPr>
+        <w:spacing w:before="0" w:after="60" w:line="259" w:lineRule="auto"/>
         <w:pBdr>
           <w:bottom w:val="single" w:sz="8" w:space="1" w:color="1F3864"/>
         </w:pBdr>
-        <w:spacing w:before="0" w:after="60" w:line="259" w:lineRule="auto"/>
       </w:pPr>
       <w:r>
         <w:rPr>
@@ -40,10 +40,25 @@
         <w:sectPr>
           <w:pgSz w:w="11906" w:h="16838"/>
           <w:pgMar w:top="680" w:right="794" w:bottom="624" w:left="794" w:header="720" w:footer="720" w:gutter="0"/>
+          <w:docGrid w:linePitch="360"/>
           <w:cols w:num="1" w:space="360"/>
-          <w:docGrid w:linePitch="360"/>
         </w:sectPr>
       </w:pPr>
+    </w:p>
+    <w:p>
+      <w:pPr>
+        <w:spacing w:before="0" w:after="20" w:line="259" w:lineRule="auto"/>
+      </w:pPr>
+      <w:r>
+        <w:rPr>
+          <w:rFonts w:ascii="맑은 고딕" w:hAnsi="맑은 고딕" w:eastAsia="맑은 고딕"/>
+          <w:b w:val="0"/>
+          <w:i w:val="0"/>
+          <w:sz w:val="16"/>
+          <w:u w:val="none"/>
+        </w:rPr>
+        <w:t>◆ CHECK 안내 — 새 대화를 만들지 않고 프린트 대화를 그대로 씁니다. 「자연스럽지 않은 대화」의 오답 짝은 다른 프린트 대화의 줄을 바꿔 넣은 것, 내용 일치 오답은 프린트 문장의 단어 하나(사람·숫자·대상)를 바꾼 것입니다.</w:t>
+      </w:r>
     </w:p>
     <w:p>
       <w:pPr>
@@ -59,7 +74,7 @@
           <w:sz w:val="20"/>
           <w:u w:val="none"/>
         </w:rPr>
-        <w:t>■ 대화체 예측 CHECK 1~17</w:t>
+        <w:t>■ 대화체 CHECK 1~17</w:t>
       </w:r>
     </w:p>
     <w:p>
@@ -75,7 +90,7 @@
           <w:sz w:val="18"/>
           <w:u w:val="none"/>
         </w:rPr>
-        <w:t>[2025 #3 · 2024 #13형] 자연스럽지 않은 대화 · 자연스러운 대화 모두</w:t>
+        <w:t>[1~2] 자연스러운 대화 · 자연스럽지 않은 대화</w:t>
       </w:r>
     </w:p>
     <w:p>
@@ -101,7 +116,7 @@
           <w:sz w:val="18"/>
           <w:u w:val="none"/>
         </w:rPr>
-        <w:t xml:space="preserve">[2025 #3형] 다음 대화 중 가장 자연스럽지 </w:t>
+        <w:t xml:space="preserve">다음 대화 중 가장 자연스럽지 </w:t>
       </w:r>
       <w:r>
         <w:rPr>
@@ -137,7 +152,7 @@
           <w:sz w:val="18"/>
           <w:u w:val="none"/>
         </w:rPr>
-        <w:t>① A: Which do you prefer, the Special Sandwich or the Classic Sandwich?</w:t>
+        <w:t>① A: The science room is just on the third floor. Why don’t we take the stairs?</w:t>
       </w:r>
       <w:r>
         <w:br/>
@@ -150,7 +165,7 @@
           <w:sz w:val="18"/>
           <w:u w:val="none"/>
         </w:rPr>
-        <w:t>B: I prefer the Classic one. It's much cheaper.</w:t>
+        <w:t>B: I don’t want to walk all the way up there.</w:t>
       </w:r>
     </w:p>
     <w:p>
@@ -166,7 +181,7 @@
           <w:sz w:val="18"/>
           <w:u w:val="none"/>
         </w:rPr>
-        <w:t>② A: Could you explain how the flying camera works?</w:t>
+        <w:t>② A: What was it about?</w:t>
       </w:r>
       <w:r>
         <w:br/>
@@ -179,7 +194,7 @@
           <w:sz w:val="18"/>
           <w:u w:val="none"/>
         </w:rPr>
-        <w:t>B: I prefer the smart refrigerator to the camera.</w:t>
+        <w:t>B: It was about a new bag. It just looks like a plastic bag, but it’s made mostly of corn.</w:t>
       </w:r>
     </w:p>
     <w:p>
@@ -195,7 +210,7 @@
           <w:sz w:val="18"/>
           <w:u w:val="none"/>
         </w:rPr>
-        <w:t>③ A: Don't forget to bring your receipt to get a refund.</w:t>
+        <w:t>③ A: Is there any difference between the two?</w:t>
       </w:r>
       <w:r>
         <w:br/>
@@ -208,7 +223,7 @@
           <w:sz w:val="18"/>
           <w:u w:val="none"/>
         </w:rPr>
-        <w:t>B: Thanks for reminding me. I'll put it in my bag now.</w:t>
+        <w:t>B: I want to take pictures of flying birds!</w:t>
       </w:r>
     </w:p>
     <w:p>
@@ -224,7 +239,7 @@
           <w:sz w:val="18"/>
           <w:u w:val="none"/>
         </w:rPr>
-        <w:t>④ A: It is likely that stores without cashiers will be more common.</w:t>
+        <w:t>④ A: Market research? Why do we need that?</w:t>
       </w:r>
       <w:r>
         <w:br/>
@@ -237,7 +252,7 @@
           <w:sz w:val="18"/>
           <w:u w:val="none"/>
         </w:rPr>
-        <w:t>B: I agree. Cameras and sensors can keep track of what we buy.</w:t>
+        <w:t>B: Because it helps us find out what items are popular these days.</w:t>
       </w:r>
     </w:p>
     <w:p>
@@ -253,7 +268,7 @@
           <w:sz w:val="18"/>
           <w:u w:val="none"/>
         </w:rPr>
-        <w:t>⑤ A: In my opinion, taking care of the environment starts with the little things.</w:t>
+        <w:t>⑤ A: That’s it? How do you pay for it?</w:t>
       </w:r>
       <w:r>
         <w:br/>
@@ -266,7 +281,7 @@
           <w:sz w:val="18"/>
           <w:u w:val="none"/>
         </w:rPr>
-        <w:t>B: You have a point. Let's take the stairs instead of the elevator.</w:t>
+        <w:t>B: There are cameras and sensors in the store.</w:t>
       </w:r>
     </w:p>
     <w:p>
@@ -302,7 +317,7 @@
           <w:sz w:val="18"/>
           <w:u w:val="none"/>
         </w:rPr>
-        <w:t xml:space="preserve">[2024 #13형] 대화의 흐름이 자연스러운 것을 </w:t>
+        <w:t xml:space="preserve">대화의 흐름이 자연스러운 것을 </w:t>
       </w:r>
       <w:r>
         <w:rPr>
@@ -312,7 +327,7 @@
           <w:sz w:val="18"/>
           <w:u w:val="none"/>
         </w:rPr>
-        <w:t>모두</w:t>
+        <w:t>두 개</w:t>
       </w:r>
       <w:r>
         <w:rPr>
@@ -322,7 +337,7 @@
           <w:sz w:val="18"/>
           <w:u w:val="none"/>
         </w:rPr>
-        <w:t xml:space="preserve"> 고르면? (2개)</w:t>
+        <w:t xml:space="preserve"> 고르면?</w:t>
       </w:r>
     </w:p>
     <w:p>
@@ -338,7 +353,7 @@
           <w:sz w:val="18"/>
           <w:u w:val="none"/>
         </w:rPr>
-        <w:t>① A: What do you mean by a store without cashiers?</w:t>
+        <w:t>① A: How can they help the environment?</w:t>
       </w:r>
       <w:r>
         <w:br/>
@@ -351,7 +366,7 @@
           <w:sz w:val="18"/>
           <w:u w:val="none"/>
         </w:rPr>
-        <w:t>B: You take what you want and just walk out. An app pays for it.</w:t>
+        <w:t>B: What a bright idea! I can’t wait to visit the park!</w:t>
       </w:r>
     </w:p>
     <w:p>
@@ -367,7 +382,7 @@
           <w:sz w:val="18"/>
           <w:u w:val="none"/>
         </w:rPr>
-        <w:t>② A: I'm looking forward to visiting the sheep park.</w:t>
+        <w:t>② A: Oh, don’t forget to register our names by this Friday.</w:t>
       </w:r>
       <w:r>
         <w:br/>
@@ -380,7 +395,7 @@
           <w:sz w:val="18"/>
           <w:u w:val="none"/>
         </w:rPr>
-        <w:t>B: Yes, I prefer Styles Studio to Hair Castle.</w:t>
+        <w:t>B: Right. Thanks for reminding me.</w:t>
       </w:r>
     </w:p>
     <w:p>
@@ -396,7 +411,7 @@
           <w:sz w:val="18"/>
           <w:u w:val="none"/>
         </w:rPr>
-        <w:t>③ A: Remember to register our names by Friday.</w:t>
+        <w:t>③ A: How can he play the drums with only one arm?</w:t>
       </w:r>
       <w:r>
         <w:br/>
@@ -409,7 +424,7 @@
           <w:sz w:val="18"/>
           <w:u w:val="none"/>
         </w:rPr>
-        <w:t>B: Right. I'll do it today.</w:t>
+        <w:t>B: Actually he uses two arms.</w:t>
       </w:r>
     </w:p>
     <w:p>
@@ -425,7 +440,7 @@
           <w:sz w:val="18"/>
           <w:u w:val="none"/>
         </w:rPr>
-        <w:t>④ A: Which do you prefer, the red speaker or the black one?</w:t>
+        <w:t>④ A: Okay. Which do you prefer?</w:t>
       </w:r>
       <w:r>
         <w:br/>
@@ -438,7 +453,7 @@
           <w:sz w:val="18"/>
           <w:u w:val="none"/>
         </w:rPr>
-        <w:t>B: Chances are that it will rain tomorrow.</w:t>
+        <w:t>B: I know! The company will start selling the bag sometime this year.</w:t>
       </w:r>
     </w:p>
     <w:p>
@@ -454,7 +469,7 @@
           <w:sz w:val="18"/>
           <w:u w:val="none"/>
         </w:rPr>
-        <w:t>⑤ A: Could you elaborate on that?</w:t>
+        <w:t>⑤ A: What do you mean?</w:t>
       </w:r>
       <w:r>
         <w:br/>
@@ -467,7 +482,7 @@
           <w:sz w:val="18"/>
           <w:u w:val="none"/>
         </w:rPr>
-        <w:t>B: Don't forget to bring your receipt tomorrow.</w:t>
+        <w:t>B: Maybe in the future we’ll never have to wait in line.</w:t>
       </w:r>
     </w:p>
     <w:p>
@@ -493,7 +508,7 @@
           <w:sz w:val="18"/>
           <w:u w:val="none"/>
         </w:rPr>
-        <w:t>[2025 #25 · 2024 #12형] 변형 대화로 알 수 있는 것 · 추론</w:t>
+        <w:t>[3~6] 빈칸에 들어갈 수 없는 표현 (기능 표현 표)</w:t>
       </w:r>
     </w:p>
     <w:p>
@@ -519,7 +534,27 @@
           <w:sz w:val="18"/>
           <w:u w:val="none"/>
         </w:rPr>
-        <w:t>[2025 #25형] 위 대화를 통해 알 수 있는 것은?</w:t>
+        <w:t xml:space="preserve">빈칸 (가)에 들어갈 수 </w:t>
+      </w:r>
+      <w:r>
+        <w:rPr>
+          <w:rFonts w:ascii="맑은 고딕" w:hAnsi="맑은 고딕" w:eastAsia="맑은 고딕"/>
+          <w:b w:val="0"/>
+          <w:i w:val="0"/>
+          <w:sz w:val="18"/>
+          <w:u w:val="single"/>
+        </w:rPr>
+        <w:t>없는</w:t>
+      </w:r>
+      <w:r>
+        <w:rPr>
+          <w:rFonts w:ascii="맑은 고딕" w:hAnsi="맑은 고딕" w:eastAsia="맑은 고딕"/>
+          <w:b w:val="0"/>
+          <w:i w:val="0"/>
+          <w:sz w:val="18"/>
+          <w:u w:val="none"/>
+        </w:rPr>
+        <w:t xml:space="preserve"> 것은?</w:t>
       </w:r>
     </w:p>
     <w:p>
@@ -535,7 +570,7 @@
           <w:sz w:val="18"/>
           <w:u w:val="none"/>
         </w:rPr>
-        <w:t>G: I tried Spring Chips recently, and I want to review them on my channel.</w:t>
+        <w:t>G: I’ll make a video. I want to focus on their delicious taste!</w:t>
       </w:r>
       <w:r>
         <w:br/>
@@ -548,10 +583,17 @@
           <w:sz w:val="18"/>
           <w:u w:val="none"/>
         </w:rPr>
-        <w:t>B: Cool. Are you going to write a blog post?</w:t>
-      </w:r>
-      <w:r>
-        <w:br/>
+        <w:t xml:space="preserve">B: Okay, but </w:t>
+      </w:r>
+      <w:r>
+        <w:rPr>
+          <w:rFonts w:ascii="맑은 고딕" w:hAnsi="맑은 고딕" w:eastAsia="맑은 고딕"/>
+          <w:b w:val="0"/>
+          <w:i w:val="0"/>
+          <w:sz w:val="18"/>
+          <w:u w:val="single"/>
+        </w:rPr>
+        <w:t>(가)</w:t>
       </w:r>
       <w:r>
         <w:rPr>
@@ -561,7 +603,7 @@
           <w:sz w:val="18"/>
           <w:u w:val="none"/>
         </w:rPr>
-        <w:t>G: No, I'll make a short video. I want to focus on the taste — they're really crispy.</w:t>
+        <w:t xml:space="preserve"> talk about their bad points too.</w:t>
       </w:r>
       <w:r>
         <w:br/>
@@ -574,11 +616,14 @@
           <w:sz w:val="18"/>
           <w:u w:val="none"/>
         </w:rPr>
-        <w:t>B: Okay, but don't forget to mention their bad points too. The bag is hard to open, isn't it?</w:t>
-      </w:r>
-      <w:r>
-        <w:br/>
-      </w:r>
+        <w:t>G: I won’t. I want to give a balanced review.</w:t>
+      </w:r>
+    </w:p>
+    <w:p>
+      <w:pPr>
+        <w:spacing w:before="0" w:after="0" w:line="259" w:lineRule="auto"/>
+        <w:ind w:left="113"/>
+      </w:pPr>
       <w:r>
         <w:rPr>
           <w:rFonts w:ascii="맑은 고딕" w:hAnsi="맑은 고딕" w:eastAsia="맑은 고딕"/>
@@ -587,11 +632,14 @@
           <w:sz w:val="18"/>
           <w:u w:val="none"/>
         </w:rPr>
-        <w:t>G: Right. I'll show that part on camera. I want to give a balanced review.</w:t>
-      </w:r>
-      <w:r>
-        <w:br/>
-      </w:r>
+        <w:t>① don’t forget to</w:t>
+      </w:r>
+    </w:p>
+    <w:p>
+      <w:pPr>
+        <w:spacing w:before="0" w:after="0" w:line="259" w:lineRule="auto"/>
+        <w:ind w:left="113"/>
+      </w:pPr>
       <w:r>
         <w:rPr>
           <w:rFonts w:ascii="맑은 고딕" w:hAnsi="맑은 고딕" w:eastAsia="맑은 고딕"/>
@@ -600,7 +648,7 @@
           <w:sz w:val="18"/>
           <w:u w:val="none"/>
         </w:rPr>
-        <w:t>B: Good. That will make it easier for people to decide whether to buy them.</w:t>
+        <w:t>② keep in mind to</w:t>
       </w:r>
     </w:p>
     <w:p>
@@ -616,7 +664,7 @@
           <w:sz w:val="18"/>
           <w:u w:val="none"/>
         </w:rPr>
-        <w:t>① The boy thinks the review should include a weak point of the product.</w:t>
+        <w:t>③ remember to</w:t>
       </w:r>
     </w:p>
     <w:p>
@@ -632,7 +680,7 @@
           <w:sz w:val="18"/>
           <w:u w:val="none"/>
         </w:rPr>
-        <w:t>② The girl will review the chips in writing rather than in a video.</w:t>
+        <w:t>④ make sure to</w:t>
       </w:r>
     </w:p>
     <w:p>
@@ -648,27 +696,119 @@
           <w:sz w:val="18"/>
           <w:u w:val="none"/>
         </w:rPr>
-        <w:t>③ The girl has already posted her review online.</w:t>
+        <w:t>⑤ be sure to</w:t>
       </w:r>
     </w:p>
     <w:p>
       <w:pPr>
         <w:spacing w:before="0" w:after="0" w:line="259" w:lineRule="auto"/>
-        <w:ind w:left="113"/>
-      </w:pPr>
-      <w:r>
-        <w:rPr>
-          <w:rFonts w:ascii="맑은 고딕" w:hAnsi="맑은 고딕" w:eastAsia="맑은 고딕"/>
-          <w:b w:val="0"/>
+      </w:pPr>
+    </w:p>
+    <w:p>
+      <w:pPr>
+        <w:spacing w:before="0" w:after="40" w:line="259" w:lineRule="auto"/>
+      </w:pPr>
+    </w:p>
+    <w:p>
+      <w:pPr>
+        <w:keepNext/>
+        <w:spacing w:before="0" w:after="20" w:line="259" w:lineRule="auto"/>
+      </w:pPr>
+      <w:r>
+        <w:rPr>
+          <w:rFonts w:ascii="맑은 고딕" w:hAnsi="맑은 고딕" w:eastAsia="맑은 고딕"/>
+          <w:b/>
           <w:i w:val="0"/>
           <w:sz w:val="18"/>
           <w:u w:val="none"/>
         </w:rPr>
-        <w:t>④ The boy has never tried Spring Chips.</w:t>
+        <w:t xml:space="preserve">4. </w:t>
+      </w:r>
+      <w:r>
+        <w:rPr>
+          <w:rFonts w:ascii="맑은 고딕" w:hAnsi="맑은 고딕" w:eastAsia="맑은 고딕"/>
+          <w:b w:val="0"/>
+          <w:i w:val="0"/>
+          <w:sz w:val="18"/>
+          <w:u w:val="none"/>
+        </w:rPr>
+        <w:t xml:space="preserve">빈칸 (A)에 들어갈 말로 알맞지 </w:t>
+      </w:r>
+      <w:r>
+        <w:rPr>
+          <w:rFonts w:ascii="맑은 고딕" w:hAnsi="맑은 고딕" w:eastAsia="맑은 고딕"/>
+          <w:b w:val="0"/>
+          <w:i w:val="0"/>
+          <w:sz w:val="18"/>
+          <w:u w:val="single"/>
+        </w:rPr>
+        <w:t>않은</w:t>
+      </w:r>
+      <w:r>
+        <w:rPr>
+          <w:rFonts w:ascii="맑은 고딕" w:hAnsi="맑은 고딕" w:eastAsia="맑은 고딕"/>
+          <w:b w:val="0"/>
+          <w:i w:val="0"/>
+          <w:sz w:val="18"/>
+          <w:u w:val="none"/>
+        </w:rPr>
+        <w:t xml:space="preserve"> 것은?</w:t>
       </w:r>
     </w:p>
     <w:p>
       <w:pPr>
+        <w:spacing w:before="0" w:after="20" w:line="259" w:lineRule="auto"/>
+        <w:ind w:left="57"/>
+      </w:pPr>
+      <w:r>
+        <w:rPr>
+          <w:rFonts w:ascii="맑은 고딕" w:hAnsi="맑은 고딕" w:eastAsia="맑은 고딕"/>
+          <w:b w:val="0"/>
+          <w:i w:val="0"/>
+          <w:sz w:val="18"/>
+          <w:u w:val="none"/>
+        </w:rPr>
+        <w:t>B: The developers used AI technology in it. The game characters are equipped with AI.</w:t>
+      </w:r>
+      <w:r>
+        <w:br/>
+      </w:r>
+      <w:r>
+        <w:rPr>
+          <w:rFonts w:ascii="맑은 고딕" w:hAnsi="맑은 고딕" w:eastAsia="맑은 고딕"/>
+          <w:b w:val="0"/>
+          <w:i w:val="0"/>
+          <w:sz w:val="18"/>
+          <w:u w:val="none"/>
+        </w:rPr>
+        <w:t xml:space="preserve">G: Oh, really? </w:t>
+      </w:r>
+      <w:r>
+        <w:rPr>
+          <w:rFonts w:ascii="맑은 고딕" w:hAnsi="맑은 고딕" w:eastAsia="맑은 고딕"/>
+          <w:b w:val="0"/>
+          <w:i w:val="0"/>
+          <w:sz w:val="18"/>
+          <w:u w:val="single"/>
+        </w:rPr>
+        <w:t>(A)</w:t>
+      </w:r>
+      <w:r>
+        <w:br/>
+      </w:r>
+      <w:r>
+        <w:rPr>
+          <w:rFonts w:ascii="맑은 고딕" w:hAnsi="맑은 고딕" w:eastAsia="맑은 고딕"/>
+          <w:b w:val="0"/>
+          <w:i w:val="0"/>
+          <w:sz w:val="18"/>
+          <w:u w:val="none"/>
+        </w:rPr>
+        <w:t>B: Sure. The AI characters in the game learn from what human players do and develop their skills.</w:t>
+      </w:r>
+    </w:p>
+    <w:p>
+      <w:pPr>
         <w:spacing w:before="0" w:after="0" w:line="259" w:lineRule="auto"/>
         <w:ind w:left="113"/>
       </w:pPr>
@@ -680,21 +820,85 @@
           <w:sz w:val="18"/>
           <w:u w:val="none"/>
         </w:rPr>
-        <w:t>⑤ The girl plans to hide the problem with the bag.</w:t>
+        <w:t>① Could you explain in more detail?</w:t>
       </w:r>
     </w:p>
     <w:p>
       <w:pPr>
         <w:spacing w:before="0" w:after="0" w:line="259" w:lineRule="auto"/>
-      </w:pPr>
+        <w:ind w:left="113"/>
+      </w:pPr>
+      <w:r>
+        <w:rPr>
+          <w:rFonts w:ascii="맑은 고딕" w:hAnsi="맑은 고딕" w:eastAsia="맑은 고딕"/>
+          <w:b w:val="0"/>
+          <w:i w:val="0"/>
+          <w:sz w:val="18"/>
+          <w:u w:val="none"/>
+        </w:rPr>
+        <w:t>② What do you mean by that?</w:t>
+      </w:r>
     </w:p>
     <w:p>
       <w:pPr>
-        <w:spacing w:before="0" w:after="40" w:line="259" w:lineRule="auto"/>
-      </w:pPr>
+        <w:spacing w:before="0" w:after="0" w:line="259" w:lineRule="auto"/>
+        <w:ind w:left="113"/>
+      </w:pPr>
+      <w:r>
+        <w:rPr>
+          <w:rFonts w:ascii="맑은 고딕" w:hAnsi="맑은 고딕" w:eastAsia="맑은 고딕"/>
+          <w:b w:val="0"/>
+          <w:i w:val="0"/>
+          <w:sz w:val="18"/>
+          <w:u w:val="none"/>
+        </w:rPr>
+        <w:t>③ Can you tell me more about that?</w:t>
+      </w:r>
     </w:p>
     <w:p>
       <w:pPr>
+        <w:spacing w:before="0" w:after="0" w:line="259" w:lineRule="auto"/>
+        <w:ind w:left="113"/>
+      </w:pPr>
+      <w:r>
+        <w:rPr>
+          <w:rFonts w:ascii="맑은 고딕" w:hAnsi="맑은 고딕" w:eastAsia="맑은 고딕"/>
+          <w:b w:val="0"/>
+          <w:i w:val="0"/>
+          <w:sz w:val="18"/>
+          <w:u w:val="none"/>
+        </w:rPr>
+        <w:t>④ Which option do you favor?</w:t>
+      </w:r>
+    </w:p>
+    <w:p>
+      <w:pPr>
+        <w:spacing w:before="0" w:after="0" w:line="259" w:lineRule="auto"/>
+        <w:ind w:left="113"/>
+      </w:pPr>
+      <w:r>
+        <w:rPr>
+          <w:rFonts w:ascii="맑은 고딕" w:hAnsi="맑은 고딕" w:eastAsia="맑은 고딕"/>
+          <w:b w:val="0"/>
+          <w:i w:val="0"/>
+          <w:sz w:val="18"/>
+          <w:u w:val="none"/>
+        </w:rPr>
+        <w:t>⑤ Could you elaborate on that?</w:t>
+      </w:r>
+    </w:p>
+    <w:p>
+      <w:pPr>
+        <w:spacing w:before="0" w:after="0" w:line="259" w:lineRule="auto"/>
+      </w:pPr>
+    </w:p>
+    <w:p>
+      <w:pPr>
+        <w:spacing w:before="0" w:after="40" w:line="259" w:lineRule="auto"/>
+      </w:pPr>
+    </w:p>
+    <w:p>
+      <w:pPr>
         <w:keepNext/>
         <w:spacing w:before="0" w:after="20" w:line="259" w:lineRule="auto"/>
       </w:pPr>
@@ -706,7 +910,7 @@
           <w:sz w:val="18"/>
           <w:u w:val="none"/>
         </w:rPr>
-        <w:t xml:space="preserve">4. </w:t>
+        <w:t xml:space="preserve">5. </w:t>
       </w:r>
       <w:r>
         <w:rPr>
@@ -716,7 +920,27 @@
           <w:sz w:val="18"/>
           <w:u w:val="none"/>
         </w:rPr>
-        <w:t>[2025 #25형] 위 대화를 통해 알 수 있는 것은?</w:t>
+        <w:t xml:space="preserve">빈칸에 들어갈 말로 알맞지 </w:t>
+      </w:r>
+      <w:r>
+        <w:rPr>
+          <w:rFonts w:ascii="맑은 고딕" w:hAnsi="맑은 고딕" w:eastAsia="맑은 고딕"/>
+          <w:b w:val="0"/>
+          <w:i w:val="0"/>
+          <w:sz w:val="18"/>
+          <w:u w:val="single"/>
+        </w:rPr>
+        <w:t>않은</w:t>
+      </w:r>
+      <w:r>
+        <w:rPr>
+          <w:rFonts w:ascii="맑은 고딕" w:hAnsi="맑은 고딕" w:eastAsia="맑은 고딕"/>
+          <w:b w:val="0"/>
+          <w:i w:val="0"/>
+          <w:sz w:val="18"/>
+          <w:u w:val="none"/>
+        </w:rPr>
+        <w:t xml:space="preserve"> 것은?</w:t>
       </w:r>
     </w:p>
     <w:p>
@@ -732,11 +956,14 @@
           <w:sz w:val="18"/>
           <w:u w:val="none"/>
         </w:rPr>
-        <w:t>G: I waited in line at the convenience store for twenty minutes today.</w:t>
-      </w:r>
-      <w:r>
-        <w:br/>
-      </w:r>
+        <w:t>M: What a bright idea! ____________ the park!</w:t>
+      </w:r>
+    </w:p>
+    <w:p>
+      <w:pPr>
+        <w:spacing w:before="0" w:after="0" w:line="259" w:lineRule="auto"/>
+        <w:ind w:left="113"/>
+      </w:pPr>
       <w:r>
         <w:rPr>
           <w:rFonts w:ascii="맑은 고딕" w:hAnsi="맑은 고딕" w:eastAsia="맑은 고딕"/>
@@ -745,11 +972,14 @@
           <w:sz w:val="18"/>
           <w:u w:val="none"/>
         </w:rPr>
-        <w:t>B: That's too bad. My uncle went to a store without cashiers last week.</w:t>
-      </w:r>
-      <w:r>
-        <w:br/>
-      </w:r>
+        <w:t>① I’m looking forward to visit</w:t>
+      </w:r>
+    </w:p>
+    <w:p>
+      <w:pPr>
+        <w:spacing w:before="0" w:after="0" w:line="259" w:lineRule="auto"/>
+        <w:ind w:left="113"/>
+      </w:pPr>
       <w:r>
         <w:rPr>
           <w:rFonts w:ascii="맑은 고딕" w:hAnsi="맑은 고딕" w:eastAsia="맑은 고딕"/>
@@ -758,11 +988,14 @@
           <w:sz w:val="18"/>
           <w:u w:val="none"/>
         </w:rPr>
-        <w:t>G: Without cashiers? Then how do you pay?</w:t>
-      </w:r>
-      <w:r>
-        <w:br/>
-      </w:r>
+        <w:t>② I can’t wait to visit</w:t>
+      </w:r>
+    </w:p>
+    <w:p>
+      <w:pPr>
+        <w:spacing w:before="0" w:after="0" w:line="259" w:lineRule="auto"/>
+        <w:ind w:left="113"/>
+      </w:pPr>
       <w:r>
         <w:rPr>
           <w:rFonts w:ascii="맑은 고딕" w:hAnsi="맑은 고딕" w:eastAsia="맑은 고딕"/>
@@ -771,11 +1004,14 @@
           <w:sz w:val="18"/>
           <w:u w:val="none"/>
         </w:rPr>
-        <w:t>B: There are cameras and sensors everywhere. They keep track of the items you choose and send the information to an app.</w:t>
-      </w:r>
-      <w:r>
-        <w:br/>
-      </w:r>
+        <w:t>③ I’m eager to visit</w:t>
+      </w:r>
+    </w:p>
+    <w:p>
+      <w:pPr>
+        <w:spacing w:before="0" w:after="0" w:line="259" w:lineRule="auto"/>
+        <w:ind w:left="113"/>
+      </w:pPr>
       <w:r>
         <w:rPr>
           <w:rFonts w:ascii="맑은 고딕" w:hAnsi="맑은 고딕" w:eastAsia="맑은 고딕"/>
@@ -784,11 +1020,14 @@
           <w:sz w:val="18"/>
           <w:u w:val="none"/>
         </w:rPr>
-        <w:t>G: So the app pays when you leave?</w:t>
-      </w:r>
-      <w:r>
-        <w:br/>
-      </w:r>
+        <w:t>④ I’m so thrilled to visit</w:t>
+      </w:r>
+    </w:p>
+    <w:p>
+      <w:pPr>
+        <w:spacing w:before="0" w:after="0" w:line="259" w:lineRule="auto"/>
+        <w:ind w:left="113"/>
+      </w:pPr>
       <w:r>
         <w:rPr>
           <w:rFonts w:ascii="맑은 고딕" w:hAnsi="맑은 고딕" w:eastAsia="맑은 고딕"/>
@@ -797,27 +1036,83 @@
           <w:sz w:val="18"/>
           <w:u w:val="none"/>
         </w:rPr>
-        <w:t>B: Exactly. He said it took him less than five minutes to shop. It's likely that these stores will be more common in a few years.</w:t>
+        <w:t>⑤ I’m beyond excited to visit</w:t>
       </w:r>
     </w:p>
     <w:p>
       <w:pPr>
         <w:spacing w:before="0" w:after="0" w:line="259" w:lineRule="auto"/>
-        <w:ind w:left="113"/>
-      </w:pPr>
-      <w:r>
-        <w:rPr>
-          <w:rFonts w:ascii="맑은 고딕" w:hAnsi="맑은 고딕" w:eastAsia="맑은 고딕"/>
-          <w:b w:val="0"/>
+      </w:pPr>
+    </w:p>
+    <w:p>
+      <w:pPr>
+        <w:spacing w:before="0" w:after="40" w:line="259" w:lineRule="auto"/>
+      </w:pPr>
+    </w:p>
+    <w:p>
+      <w:pPr>
+        <w:keepNext/>
+        <w:spacing w:before="0" w:after="20" w:line="259" w:lineRule="auto"/>
+      </w:pPr>
+      <w:r>
+        <w:rPr>
+          <w:rFonts w:ascii="맑은 고딕" w:hAnsi="맑은 고딕" w:eastAsia="맑은 고딕"/>
+          <w:b/>
           <w:i w:val="0"/>
           <w:sz w:val="18"/>
           <w:u w:val="none"/>
         </w:rPr>
-        <w:t>① The girl has visited a store without cashiers.</w:t>
+        <w:t xml:space="preserve">6. </w:t>
+      </w:r>
+      <w:r>
+        <w:rPr>
+          <w:rFonts w:ascii="맑은 고딕" w:hAnsi="맑은 고딕" w:eastAsia="맑은 고딕"/>
+          <w:b w:val="0"/>
+          <w:i w:val="0"/>
+          <w:sz w:val="18"/>
+          <w:u w:val="none"/>
+        </w:rPr>
+        <w:t xml:space="preserve">빈칸에 들어갈 말로 알맞지 </w:t>
+      </w:r>
+      <w:r>
+        <w:rPr>
+          <w:rFonts w:ascii="맑은 고딕" w:hAnsi="맑은 고딕" w:eastAsia="맑은 고딕"/>
+          <w:b w:val="0"/>
+          <w:i w:val="0"/>
+          <w:sz w:val="18"/>
+          <w:u w:val="single"/>
+        </w:rPr>
+        <w:t>않은</w:t>
+      </w:r>
+      <w:r>
+        <w:rPr>
+          <w:rFonts w:ascii="맑은 고딕" w:hAnsi="맑은 고딕" w:eastAsia="맑은 고딕"/>
+          <w:b w:val="0"/>
+          <w:i w:val="0"/>
+          <w:sz w:val="18"/>
+          <w:u w:val="none"/>
+        </w:rPr>
+        <w:t xml:space="preserve"> 것은?</w:t>
       </w:r>
     </w:p>
     <w:p>
       <w:pPr>
+        <w:spacing w:before="0" w:after="20" w:line="259" w:lineRule="auto"/>
+        <w:ind w:left="57"/>
+      </w:pPr>
+      <w:r>
+        <w:rPr>
+          <w:rFonts w:ascii="맑은 고딕" w:hAnsi="맑은 고딕" w:eastAsia="맑은 고딕"/>
+          <w:b w:val="0"/>
+          <w:i w:val="0"/>
+          <w:sz w:val="18"/>
+          <w:u w:val="none"/>
+        </w:rPr>
+        <w:t>M: That’s true, but the energy from all the elevator rides adds up over time. ____________, taking care of the environment starts with the little things.</w:t>
+      </w:r>
+    </w:p>
+    <w:p>
+      <w:pPr>
         <w:spacing w:before="0" w:after="0" w:line="259" w:lineRule="auto"/>
         <w:ind w:left="113"/>
       </w:pPr>
@@ -829,7 +1124,7 @@
           <w:sz w:val="18"/>
           <w:u w:val="none"/>
         </w:rPr>
-        <w:t>② The boy's uncle paid in cash at the store.</w:t>
+        <w:t>① In my opinion</w:t>
       </w:r>
     </w:p>
     <w:p>
@@ -845,7 +1140,7 @@
           <w:sz w:val="18"/>
           <w:u w:val="none"/>
         </w:rPr>
-        <w:t>③ Shoppers scan each item with their own phones before leaving.</w:t>
+        <w:t>② The way I see it</w:t>
       </w:r>
     </w:p>
     <w:p>
@@ -861,7 +1156,7 @@
           <w:sz w:val="18"/>
           <w:u w:val="none"/>
         </w:rPr>
-        <w:t>④ The boy believes such stores will become more common.</w:t>
+        <w:t>③ As far as I can see</w:t>
       </w:r>
     </w:p>
     <w:p>
@@ -877,21 +1172,37 @@
           <w:sz w:val="18"/>
           <w:u w:val="none"/>
         </w:rPr>
-        <w:t>⑤ The uncle spent twenty minutes shopping at the store.</w:t>
+        <w:t>④ From my perspective</w:t>
       </w:r>
     </w:p>
     <w:p>
       <w:pPr>
         <w:spacing w:before="0" w:after="0" w:line="259" w:lineRule="auto"/>
-      </w:pPr>
+        <w:ind w:left="113"/>
+      </w:pPr>
+      <w:r>
+        <w:rPr>
+          <w:rFonts w:ascii="맑은 고딕" w:hAnsi="맑은 고딕" w:eastAsia="맑은 고딕"/>
+          <w:b w:val="0"/>
+          <w:i w:val="0"/>
+          <w:sz w:val="18"/>
+          <w:u w:val="none"/>
+        </w:rPr>
+        <w:t>⑤ You have a point</w:t>
+      </w:r>
     </w:p>
     <w:p>
       <w:pPr>
-        <w:spacing w:before="0" w:after="40" w:line="259" w:lineRule="auto"/>
+        <w:spacing w:before="0" w:after="0" w:line="259" w:lineRule="auto"/>
       </w:pPr>
     </w:p>
     <w:p>
       <w:pPr>
+        <w:spacing w:before="0" w:after="40" w:line="259" w:lineRule="auto"/>
+      </w:pPr>
+    </w:p>
+    <w:p>
+      <w:pPr>
         <w:keepNext/>
         <w:spacing w:before="0" w:after="20" w:line="259" w:lineRule="auto"/>
       </w:pPr>
@@ -903,17 +1214,53 @@
           <w:sz w:val="18"/>
           <w:u w:val="none"/>
         </w:rPr>
-        <w:t xml:space="preserve">5. </w:t>
-      </w:r>
-      <w:r>
-        <w:rPr>
-          <w:rFonts w:ascii="맑은 고딕" w:hAnsi="맑은 고딕" w:eastAsia="맑은 고딕"/>
-          <w:b w:val="0"/>
+        <w:t>[7~11] 대화 내용 · 순서</w:t>
+      </w:r>
+    </w:p>
+    <w:p>
+      <w:pPr>
+        <w:keepNext/>
+        <w:spacing w:before="0" w:after="20" w:line="259" w:lineRule="auto"/>
+      </w:pPr>
+      <w:r>
+        <w:rPr>
+          <w:rFonts w:ascii="맑은 고딕" w:hAnsi="맑은 고딕" w:eastAsia="맑은 고딕"/>
+          <w:b/>
           <w:i w:val="0"/>
           <w:sz w:val="18"/>
           <w:u w:val="none"/>
         </w:rPr>
-        <w:t>[2024 #12형] 대화의 내용으로 추론할 수 있는 것은?</w:t>
+        <w:t xml:space="preserve">7. </w:t>
+      </w:r>
+      <w:r>
+        <w:rPr>
+          <w:rFonts w:ascii="맑은 고딕" w:hAnsi="맑은 고딕" w:eastAsia="맑은 고딕"/>
+          <w:b w:val="0"/>
+          <w:i w:val="0"/>
+          <w:sz w:val="18"/>
+          <w:u w:val="none"/>
+        </w:rPr>
+        <w:t xml:space="preserve">대화의 내용과 일치하지 </w:t>
+      </w:r>
+      <w:r>
+        <w:rPr>
+          <w:rFonts w:ascii="맑은 고딕" w:hAnsi="맑은 고딕" w:eastAsia="맑은 고딕"/>
+          <w:b w:val="0"/>
+          <w:i w:val="0"/>
+          <w:sz w:val="18"/>
+          <w:u w:val="single"/>
+        </w:rPr>
+        <w:t>않는</w:t>
+      </w:r>
+      <w:r>
+        <w:rPr>
+          <w:rFonts w:ascii="맑은 고딕" w:hAnsi="맑은 고딕" w:eastAsia="맑은 고딕"/>
+          <w:b w:val="0"/>
+          <w:i w:val="0"/>
+          <w:sz w:val="18"/>
+          <w:u w:val="none"/>
+        </w:rPr>
+        <w:t xml:space="preserve"> 것은?</w:t>
       </w:r>
     </w:p>
     <w:p>
@@ -929,7 +1276,7 @@
           <w:sz w:val="18"/>
           <w:u w:val="none"/>
         </w:rPr>
-        <w:t>G: Jinho, look! These two speakers look pretty cool.</w:t>
+        <w:t>G: Which do you prefer, the Special Sandwich or the Classic Sandwich?</w:t>
       </w:r>
       <w:r>
         <w:br/>
@@ -942,7 +1289,7 @@
           <w:sz w:val="18"/>
           <w:u w:val="none"/>
         </w:rPr>
-        <w:t>B: Which do you prefer, the red one or the black one?</w:t>
+        <w:t>B: Well, the Special Sandwich is the healthier choice. It’s made with lots of fresh vegetables and other healthy ingredients.</w:t>
       </w:r>
       <w:r>
         <w:br/>
@@ -955,7 +1302,7 @@
           <w:sz w:val="18"/>
           <w:u w:val="none"/>
         </w:rPr>
-        <w:t>G: I prefer the red one. It's only 20 dollars, and it comes with a discount coupon for music downloads.</w:t>
+        <w:t>G: But it’s much more expensive than the Classic Sandwich.</w:t>
       </w:r>
       <w:r>
         <w:br/>
@@ -968,7 +1315,33 @@
           <w:sz w:val="18"/>
           <w:u w:val="none"/>
         </w:rPr>
-        <w:t>B: Although the black one is 40 dollars, I think it's the right one for me. I heard it has better sound quality.</w:t>
+        <w:t>B: I know, but I prefer the Special Sandwich to the Classic Sandwich. Eating healthy is important to me.</w:t>
+      </w:r>
+      <w:r>
+        <w:br/>
+      </w:r>
+      <w:r>
+        <w:rPr>
+          <w:rFonts w:ascii="맑은 고딕" w:hAnsi="맑은 고딕" w:eastAsia="맑은 고딕"/>
+          <w:b w:val="0"/>
+          <w:i w:val="0"/>
+          <w:sz w:val="18"/>
+          <w:u w:val="none"/>
+        </w:rPr>
+        <w:t>G: I prefer the cheaper one. I’ll spend my money on books instead.</w:t>
+      </w:r>
+      <w:r>
+        <w:br/>
+      </w:r>
+      <w:r>
+        <w:rPr>
+          <w:rFonts w:ascii="맑은 고딕" w:hAnsi="맑은 고딕" w:eastAsia="맑은 고딕"/>
+          <w:b w:val="0"/>
+          <w:i w:val="0"/>
+          <w:sz w:val="18"/>
+          <w:u w:val="none"/>
+        </w:rPr>
+        <w:t>B: I guess our spending habits are different.</w:t>
       </w:r>
     </w:p>
     <w:p>
@@ -984,7 +1357,7 @@
           <w:sz w:val="18"/>
           <w:u w:val="none"/>
         </w:rPr>
-        <w:t>① The girl cares more about sound quality than price.</w:t>
+        <w:t>① The Special Sandwich is the healthier choice.</w:t>
       </w:r>
     </w:p>
     <w:p>
@@ -1000,7 +1373,7 @@
           <w:sz w:val="18"/>
           <w:u w:val="none"/>
         </w:rPr>
-        <w:t>② The black speaker comes with a discount coupon.</w:t>
+        <w:t>② The girl will spend her money on sandwiches instead.</w:t>
       </w:r>
     </w:p>
     <w:p>
@@ -1016,7 +1389,7 @@
           <w:sz w:val="18"/>
           <w:u w:val="none"/>
         </w:rPr>
-        <w:t>③ Both students decide to buy the same speaker.</w:t>
+        <w:t>③ The Special Sandwich is much more expensive than the Classic Sandwich.</w:t>
       </w:r>
     </w:p>
     <w:p>
@@ -1032,7 +1405,7 @@
           <w:sz w:val="18"/>
           <w:u w:val="none"/>
         </w:rPr>
-        <w:t>④ The red speaker is more expensive than the black one.</w:t>
+        <w:t>④ The boy prefers the Special Sandwich to the Classic Sandwich.</w:t>
       </w:r>
     </w:p>
     <w:p>
@@ -1048,7 +1421,7 @@
           <w:sz w:val="18"/>
           <w:u w:val="none"/>
         </w:rPr>
-        <w:t>⑤ The boy is willing to pay more for better sound.</w:t>
+        <w:t>⑤ Eating healthy is important to the boy.</w:t>
       </w:r>
     </w:p>
     <w:p>
@@ -1074,11 +1447,238 @@
           <w:sz w:val="18"/>
           <w:u w:val="none"/>
         </w:rPr>
-        <w:t>[2025 #29형] 대화를 바탕으로 쓴 설명글</w:t>
+        <w:t xml:space="preserve">8. </w:t>
+      </w:r>
+      <w:r>
+        <w:rPr>
+          <w:rFonts w:ascii="맑은 고딕" w:hAnsi="맑은 고딕" w:eastAsia="맑은 고딕"/>
+          <w:b w:val="0"/>
+          <w:i w:val="0"/>
+          <w:sz w:val="18"/>
+          <w:u w:val="none"/>
+        </w:rPr>
+        <w:t xml:space="preserve">대화의 내용과 일치하지 </w:t>
+      </w:r>
+      <w:r>
+        <w:rPr>
+          <w:rFonts w:ascii="맑은 고딕" w:hAnsi="맑은 고딕" w:eastAsia="맑은 고딕"/>
+          <w:b w:val="0"/>
+          <w:i w:val="0"/>
+          <w:sz w:val="18"/>
+          <w:u w:val="single"/>
+        </w:rPr>
+        <w:t>않는</w:t>
+      </w:r>
+      <w:r>
+        <w:rPr>
+          <w:rFonts w:ascii="맑은 고딕" w:hAnsi="맑은 고딕" w:eastAsia="맑은 고딕"/>
+          <w:b w:val="0"/>
+          <w:i w:val="0"/>
+          <w:sz w:val="18"/>
+          <w:u w:val="none"/>
+        </w:rPr>
+        <w:t xml:space="preserve"> 것은?</w:t>
       </w:r>
     </w:p>
     <w:p>
       <w:pPr>
+        <w:spacing w:before="0" w:after="20" w:line="259" w:lineRule="auto"/>
+        <w:ind w:left="57"/>
+      </w:pPr>
+      <w:r>
+        <w:rPr>
+          <w:rFonts w:ascii="맑은 고딕" w:hAnsi="맑은 고딕" w:eastAsia="맑은 고딕"/>
+          <w:b w:val="0"/>
+          <w:i w:val="0"/>
+          <w:sz w:val="18"/>
+          <w:u w:val="none"/>
+        </w:rPr>
+        <w:t>G1: I think my hair is too curly. I want to straighten my hair. Can you recommend a good place?</w:t>
+      </w:r>
+      <w:r>
+        <w:br/>
+      </w:r>
+      <w:r>
+        <w:rPr>
+          <w:rFonts w:ascii="맑은 고딕" w:hAnsi="맑은 고딕" w:eastAsia="맑은 고딕"/>
+          <w:b w:val="0"/>
+          <w:i w:val="0"/>
+          <w:sz w:val="18"/>
+          <w:u w:val="none"/>
+        </w:rPr>
+        <w:t>G2: Sure. I know two places, Styles Studio and Hair Castle.</w:t>
+      </w:r>
+      <w:r>
+        <w:br/>
+      </w:r>
+      <w:r>
+        <w:rPr>
+          <w:rFonts w:ascii="맑은 고딕" w:hAnsi="맑은 고딕" w:eastAsia="맑은 고딕"/>
+          <w:b w:val="0"/>
+          <w:i w:val="0"/>
+          <w:sz w:val="18"/>
+          <w:u w:val="none"/>
+        </w:rPr>
+        <w:t>G1: Is there any difference between the two?</w:t>
+      </w:r>
+      <w:r>
+        <w:br/>
+      </w:r>
+      <w:r>
+        <w:rPr>
+          <w:rFonts w:ascii="맑은 고딕" w:hAnsi="맑은 고딕" w:eastAsia="맑은 고딕"/>
+          <w:b w:val="0"/>
+          <w:i w:val="0"/>
+          <w:sz w:val="18"/>
+          <w:u w:val="none"/>
+        </w:rPr>
+        <w:t>G2: Well, Styles Studio provides free treatment to keep your hair healthy.</w:t>
+      </w:r>
+      <w:r>
+        <w:br/>
+      </w:r>
+      <w:r>
+        <w:rPr>
+          <w:rFonts w:ascii="맑은 고딕" w:hAnsi="맑은 고딕" w:eastAsia="맑은 고딕"/>
+          <w:b w:val="0"/>
+          <w:i w:val="0"/>
+          <w:sz w:val="18"/>
+          <w:u w:val="none"/>
+        </w:rPr>
+        <w:t>G1: That’s great. What about Hair Castle?</w:t>
+      </w:r>
+      <w:r>
+        <w:br/>
+      </w:r>
+      <w:r>
+        <w:rPr>
+          <w:rFonts w:ascii="맑은 고딕" w:hAnsi="맑은 고딕" w:eastAsia="맑은 고딕"/>
+          <w:b w:val="0"/>
+          <w:i w:val="0"/>
+          <w:sz w:val="18"/>
+          <w:u w:val="none"/>
+        </w:rPr>
+        <w:t>G2: Hair Castle doesn’t provide treatment for free, but they give student discounts.</w:t>
+      </w:r>
+      <w:r>
+        <w:br/>
+      </w:r>
+      <w:r>
+        <w:rPr>
+          <w:rFonts w:ascii="맑은 고딕" w:hAnsi="맑은 고딕" w:eastAsia="맑은 고딕"/>
+          <w:b w:val="0"/>
+          <w:i w:val="0"/>
+          <w:sz w:val="18"/>
+          <w:u w:val="none"/>
+        </w:rPr>
+        <w:t>G1: Okay. Which do you prefer?</w:t>
+      </w:r>
+      <w:r>
+        <w:br/>
+      </w:r>
+      <w:r>
+        <w:rPr>
+          <w:rFonts w:ascii="맑은 고딕" w:hAnsi="맑은 고딕" w:eastAsia="맑은 고딕"/>
+          <w:b w:val="0"/>
+          <w:i w:val="0"/>
+          <w:sz w:val="18"/>
+          <w:u w:val="none"/>
+        </w:rPr>
+        <w:t>G2: I prefer Styles Studio to Hair Castle. It’s important for me to get hair treatment regularly.</w:t>
+      </w:r>
+    </w:p>
+    <w:p>
+      <w:pPr>
+        <w:spacing w:before="0" w:after="0" w:line="259" w:lineRule="auto"/>
+        <w:ind w:left="113"/>
+      </w:pPr>
+      <w:r>
+        <w:rPr>
+          <w:rFonts w:ascii="맑은 고딕" w:hAnsi="맑은 고딕" w:eastAsia="맑은 고딕"/>
+          <w:b w:val="0"/>
+          <w:i w:val="0"/>
+          <w:sz w:val="18"/>
+          <w:u w:val="none"/>
+        </w:rPr>
+        <w:t>① G1 wants to straighten her hair.</w:t>
+      </w:r>
+    </w:p>
+    <w:p>
+      <w:pPr>
+        <w:spacing w:before="0" w:after="0" w:line="259" w:lineRule="auto"/>
+        <w:ind w:left="113"/>
+      </w:pPr>
+      <w:r>
+        <w:rPr>
+          <w:rFonts w:ascii="맑은 고딕" w:hAnsi="맑은 고딕" w:eastAsia="맑은 고딕"/>
+          <w:b w:val="0"/>
+          <w:i w:val="0"/>
+          <w:sz w:val="18"/>
+          <w:u w:val="none"/>
+        </w:rPr>
+        <w:t>② Styles Studio provides free treatment to keep your hair healthy.</w:t>
+      </w:r>
+    </w:p>
+    <w:p>
+      <w:pPr>
+        <w:spacing w:before="0" w:after="0" w:line="259" w:lineRule="auto"/>
+        <w:ind w:left="113"/>
+      </w:pPr>
+      <w:r>
+        <w:rPr>
+          <w:rFonts w:ascii="맑은 고딕" w:hAnsi="맑은 고딕" w:eastAsia="맑은 고딕"/>
+          <w:b w:val="0"/>
+          <w:i w:val="0"/>
+          <w:sz w:val="18"/>
+          <w:u w:val="none"/>
+        </w:rPr>
+        <w:t>③ Hair Castle gives student discounts.</w:t>
+      </w:r>
+    </w:p>
+    <w:p>
+      <w:pPr>
+        <w:spacing w:before="0" w:after="0" w:line="259" w:lineRule="auto"/>
+        <w:ind w:left="113"/>
+      </w:pPr>
+      <w:r>
+        <w:rPr>
+          <w:rFonts w:ascii="맑은 고딕" w:hAnsi="맑은 고딕" w:eastAsia="맑은 고딕"/>
+          <w:b w:val="0"/>
+          <w:i w:val="0"/>
+          <w:sz w:val="18"/>
+          <w:u w:val="none"/>
+        </w:rPr>
+        <w:t>④ G2 prefers Hair Castle to Styles Studio.</w:t>
+      </w:r>
+    </w:p>
+    <w:p>
+      <w:pPr>
+        <w:spacing w:before="0" w:after="0" w:line="259" w:lineRule="auto"/>
+        <w:ind w:left="113"/>
+      </w:pPr>
+      <w:r>
+        <w:rPr>
+          <w:rFonts w:ascii="맑은 고딕" w:hAnsi="맑은 고딕" w:eastAsia="맑은 고딕"/>
+          <w:b w:val="0"/>
+          <w:i w:val="0"/>
+          <w:sz w:val="18"/>
+          <w:u w:val="none"/>
+        </w:rPr>
+        <w:t>⑤ It’s important for G2 to get hair treatment regularly.</w:t>
+      </w:r>
+    </w:p>
+    <w:p>
+      <w:pPr>
+        <w:spacing w:before="0" w:after="0" w:line="259" w:lineRule="auto"/>
+      </w:pPr>
+    </w:p>
+    <w:p>
+      <w:pPr>
+        <w:spacing w:before="0" w:after="40" w:line="259" w:lineRule="auto"/>
+      </w:pPr>
+    </w:p>
+    <w:p>
+      <w:pPr>
         <w:keepNext/>
         <w:spacing w:before="0" w:after="20" w:line="259" w:lineRule="auto"/>
       </w:pPr>
@@ -1090,7 +1690,7 @@
           <w:sz w:val="18"/>
           <w:u w:val="none"/>
         </w:rPr>
-        <w:t xml:space="preserve">6. </w:t>
+        <w:t xml:space="preserve">9. </w:t>
       </w:r>
       <w:r>
         <w:rPr>
@@ -1100,7 +1700,382 @@
           <w:sz w:val="18"/>
           <w:u w:val="none"/>
         </w:rPr>
-        <w:t xml:space="preserve">[2025 #29형] 대화를 바탕으로 설명글을 작성하고자 할 때 내용상 적절하지 </w:t>
+        <w:t xml:space="preserve">대화에서 B가 말한 시장 조사의 도움을 </w:t>
+      </w:r>
+      <w:r>
+        <w:rPr>
+          <w:rFonts w:ascii="맑은 고딕" w:hAnsi="맑은 고딕" w:eastAsia="맑은 고딕"/>
+          <w:b/>
+          <w:i w:val="0"/>
+          <w:sz w:val="18"/>
+          <w:u w:val="none"/>
+        </w:rPr>
+        <w:t>두 개</w:t>
+      </w:r>
+      <w:r>
+        <w:rPr>
+          <w:rFonts w:ascii="맑은 고딕" w:hAnsi="맑은 고딕" w:eastAsia="맑은 고딕"/>
+          <w:b w:val="0"/>
+          <w:i w:val="0"/>
+          <w:sz w:val="18"/>
+          <w:u w:val="none"/>
+        </w:rPr>
+        <w:t xml:space="preserve"> 고르면?</w:t>
+      </w:r>
+    </w:p>
+    <w:p>
+      <w:pPr>
+        <w:spacing w:before="0" w:after="20" w:line="259" w:lineRule="auto"/>
+        <w:ind w:left="57"/>
+      </w:pPr>
+      <w:r>
+        <w:rPr>
+          <w:rFonts w:ascii="맑은 고딕" w:hAnsi="맑은 고딕" w:eastAsia="맑은 고딕"/>
+          <w:b w:val="0"/>
+          <w:i w:val="0"/>
+          <w:sz w:val="18"/>
+          <w:u w:val="none"/>
+        </w:rPr>
+        <w:t>G: Market research? Why do we need that?</w:t>
+      </w:r>
+      <w:r>
+        <w:br/>
+      </w:r>
+      <w:r>
+        <w:rPr>
+          <w:rFonts w:ascii="맑은 고딕" w:hAnsi="맑은 고딕" w:eastAsia="맑은 고딕"/>
+          <w:b w:val="0"/>
+          <w:i w:val="0"/>
+          <w:sz w:val="18"/>
+          <w:u w:val="none"/>
+        </w:rPr>
+        <w:t>B: Because it helps us find out what items are popular these days.</w:t>
+      </w:r>
+      <w:r>
+        <w:br/>
+      </w:r>
+      <w:r>
+        <w:rPr>
+          <w:rFonts w:ascii="맑은 고딕" w:hAnsi="맑은 고딕" w:eastAsia="맑은 고딕"/>
+          <w:b w:val="0"/>
+          <w:i w:val="0"/>
+          <w:sz w:val="18"/>
+          <w:u w:val="none"/>
+        </w:rPr>
+        <w:t>G: I see. Then we can decide what to sell at the market.</w:t>
+      </w:r>
+      <w:r>
+        <w:br/>
+      </w:r>
+      <w:r>
+        <w:rPr>
+          <w:rFonts w:ascii="맑은 고딕" w:hAnsi="맑은 고딕" w:eastAsia="맑은 고딕"/>
+          <w:b w:val="0"/>
+          <w:i w:val="0"/>
+          <w:sz w:val="18"/>
+          <w:u w:val="none"/>
+        </w:rPr>
+        <w:t>B: That’s right. It will also help us set reasonable prices for our items.</w:t>
+      </w:r>
+    </w:p>
+    <w:p>
+      <w:pPr>
+        <w:spacing w:before="0" w:after="0" w:line="259" w:lineRule="auto"/>
+        <w:ind w:left="113"/>
+      </w:pPr>
+      <w:r>
+        <w:rPr>
+          <w:rFonts w:ascii="맑은 고딕" w:hAnsi="맑은 고딕" w:eastAsia="맑은 고딕"/>
+          <w:b w:val="0"/>
+          <w:i w:val="0"/>
+          <w:sz w:val="18"/>
+          <w:u w:val="none"/>
+        </w:rPr>
+        <w:t>① find out what items are popular these days</w:t>
+      </w:r>
+    </w:p>
+    <w:p>
+      <w:pPr>
+        <w:spacing w:before="0" w:after="0" w:line="259" w:lineRule="auto"/>
+        <w:ind w:left="113"/>
+      </w:pPr>
+      <w:r>
+        <w:rPr>
+          <w:rFonts w:ascii="맑은 고딕" w:hAnsi="맑은 고딕" w:eastAsia="맑은 고딕"/>
+          <w:b w:val="0"/>
+          <w:i w:val="0"/>
+          <w:sz w:val="18"/>
+          <w:u w:val="none"/>
+        </w:rPr>
+        <w:t>② set reasonable prices for our items</w:t>
+      </w:r>
+    </w:p>
+    <w:p>
+      <w:pPr>
+        <w:spacing w:before="0" w:after="0" w:line="259" w:lineRule="auto"/>
+        <w:ind w:left="113"/>
+      </w:pPr>
+      <w:r>
+        <w:rPr>
+          <w:rFonts w:ascii="맑은 고딕" w:hAnsi="맑은 고딕" w:eastAsia="맑은 고딕"/>
+          <w:b w:val="0"/>
+          <w:i w:val="0"/>
+          <w:sz w:val="18"/>
+          <w:u w:val="none"/>
+        </w:rPr>
+        <w:t>③ register our names by this Friday</w:t>
+      </w:r>
+    </w:p>
+    <w:p>
+      <w:pPr>
+        <w:spacing w:before="0" w:after="0" w:line="259" w:lineRule="auto"/>
+        <w:ind w:left="113"/>
+      </w:pPr>
+      <w:r>
+        <w:rPr>
+          <w:rFonts w:ascii="맑은 고딕" w:hAnsi="맑은 고딕" w:eastAsia="맑은 고딕"/>
+          <w:b w:val="0"/>
+          <w:i w:val="0"/>
+          <w:sz w:val="18"/>
+          <w:u w:val="none"/>
+        </w:rPr>
+        <w:t>④ reduce plastic waste by a lot</w:t>
+      </w:r>
+    </w:p>
+    <w:p>
+      <w:pPr>
+        <w:spacing w:before="0" w:after="0" w:line="259" w:lineRule="auto"/>
+        <w:ind w:left="113"/>
+      </w:pPr>
+      <w:r>
+        <w:rPr>
+          <w:rFonts w:ascii="맑은 고딕" w:hAnsi="맑은 고딕" w:eastAsia="맑은 고딕"/>
+          <w:b w:val="0"/>
+          <w:i w:val="0"/>
+          <w:sz w:val="18"/>
+          <w:u w:val="none"/>
+        </w:rPr>
+        <w:t>⑤ give a balanced review</w:t>
+      </w:r>
+    </w:p>
+    <w:p>
+      <w:pPr>
+        <w:spacing w:before="0" w:after="0" w:line="259" w:lineRule="auto"/>
+      </w:pPr>
+    </w:p>
+    <w:p>
+      <w:pPr>
+        <w:spacing w:before="0" w:after="40" w:line="259" w:lineRule="auto"/>
+      </w:pPr>
+    </w:p>
+    <w:p>
+      <w:pPr>
+        <w:keepNext/>
+        <w:spacing w:before="0" w:after="20" w:line="259" w:lineRule="auto"/>
+      </w:pPr>
+      <w:r>
+        <w:rPr>
+          <w:rFonts w:ascii="맑은 고딕" w:hAnsi="맑은 고딕" w:eastAsia="맑은 고딕"/>
+          <w:b/>
+          <w:i w:val="0"/>
+          <w:sz w:val="18"/>
+          <w:u w:val="none"/>
+        </w:rPr>
+        <w:t xml:space="preserve">10. </w:t>
+      </w:r>
+      <w:r>
+        <w:rPr>
+          <w:rFonts w:ascii="맑은 고딕" w:hAnsi="맑은 고딕" w:eastAsia="맑은 고딕"/>
+          <w:b w:val="0"/>
+          <w:i w:val="0"/>
+          <w:sz w:val="18"/>
+          <w:u w:val="none"/>
+        </w:rPr>
+        <w:t>주어진 말에 이어질 대화의 순서로 알맞은 것은?</w:t>
+      </w:r>
+    </w:p>
+    <w:p>
+      <w:pPr>
+        <w:spacing w:before="0" w:after="20" w:line="259" w:lineRule="auto"/>
+        <w:ind w:left="57"/>
+      </w:pPr>
+      <w:r>
+        <w:rPr>
+          <w:rFonts w:ascii="맑은 고딕" w:hAnsi="맑은 고딕" w:eastAsia="맑은 고딕"/>
+          <w:b w:val="0"/>
+          <w:i w:val="0"/>
+          <w:sz w:val="18"/>
+          <w:u w:val="none"/>
+        </w:rPr>
+        <w:t>G: I tried Spring Chips recently, and now I want to review them.</w:t>
+      </w:r>
+      <w:r>
+        <w:br/>
+      </w:r>
+      <w:r>
+        <w:rPr>
+          <w:rFonts w:ascii="맑은 고딕" w:hAnsi="맑은 고딕" w:eastAsia="맑은 고딕"/>
+          <w:b w:val="0"/>
+          <w:i w:val="0"/>
+          <w:sz w:val="18"/>
+          <w:u w:val="none"/>
+        </w:rPr>
+        <w:t>(A) B: Okay, but don’t forget to talk about their bad points too.</w:t>
+      </w:r>
+      <w:r>
+        <w:br/>
+      </w:r>
+      <w:r>
+        <w:rPr>
+          <w:rFonts w:ascii="맑은 고딕" w:hAnsi="맑은 고딕" w:eastAsia="맑은 고딕"/>
+          <w:b w:val="0"/>
+          <w:i w:val="0"/>
+          <w:sz w:val="18"/>
+          <w:u w:val="none"/>
+        </w:rPr>
+        <w:t>(B) B: That sounds fun. How will you do your review?</w:t>
+      </w:r>
+      <w:r>
+        <w:br/>
+      </w:r>
+      <w:r>
+        <w:rPr>
+          <w:rFonts w:ascii="맑은 고딕" w:hAnsi="맑은 고딕" w:eastAsia="맑은 고딕"/>
+          <w:b w:val="0"/>
+          <w:i w:val="0"/>
+          <w:sz w:val="18"/>
+          <w:u w:val="none"/>
+        </w:rPr>
+        <w:t>(C) G: I won’t. I want to give a balanced review.</w:t>
+      </w:r>
+      <w:r>
+        <w:br/>
+      </w:r>
+      <w:r>
+        <w:rPr>
+          <w:rFonts w:ascii="맑은 고딕" w:hAnsi="맑은 고딕" w:eastAsia="맑은 고딕"/>
+          <w:b w:val="0"/>
+          <w:i w:val="0"/>
+          <w:sz w:val="18"/>
+          <w:u w:val="none"/>
+        </w:rPr>
+        <w:t>(D) G: I’ll make a video. I want to focus on their delicious taste!</w:t>
+      </w:r>
+    </w:p>
+    <w:p>
+      <w:pPr>
+        <w:spacing w:before="0" w:after="0" w:line="259" w:lineRule="auto"/>
+        <w:ind w:left="113"/>
+      </w:pPr>
+      <w:r>
+        <w:rPr>
+          <w:rFonts w:ascii="맑은 고딕" w:hAnsi="맑은 고딕" w:eastAsia="맑은 고딕"/>
+          <w:b w:val="0"/>
+          <w:i w:val="0"/>
+          <w:sz w:val="18"/>
+          <w:u w:val="none"/>
+        </w:rPr>
+        <w:t>① (B) — (D) — (A) — (C)</w:t>
+      </w:r>
+    </w:p>
+    <w:p>
+      <w:pPr>
+        <w:spacing w:before="0" w:after="0" w:line="259" w:lineRule="auto"/>
+        <w:ind w:left="113"/>
+      </w:pPr>
+      <w:r>
+        <w:rPr>
+          <w:rFonts w:ascii="맑은 고딕" w:hAnsi="맑은 고딕" w:eastAsia="맑은 고딕"/>
+          <w:b w:val="0"/>
+          <w:i w:val="0"/>
+          <w:sz w:val="18"/>
+          <w:u w:val="none"/>
+        </w:rPr>
+        <w:t>② (B) — (A) — (D) — (C)</w:t>
+      </w:r>
+    </w:p>
+    <w:p>
+      <w:pPr>
+        <w:spacing w:before="0" w:after="0" w:line="259" w:lineRule="auto"/>
+        <w:ind w:left="113"/>
+      </w:pPr>
+      <w:r>
+        <w:rPr>
+          <w:rFonts w:ascii="맑은 고딕" w:hAnsi="맑은 고딕" w:eastAsia="맑은 고딕"/>
+          <w:b w:val="0"/>
+          <w:i w:val="0"/>
+          <w:sz w:val="18"/>
+          <w:u w:val="none"/>
+        </w:rPr>
+        <w:t>③ (D) — (B) — (C) — (A)</w:t>
+      </w:r>
+    </w:p>
+    <w:p>
+      <w:pPr>
+        <w:spacing w:before="0" w:after="0" w:line="259" w:lineRule="auto"/>
+        <w:ind w:left="113"/>
+      </w:pPr>
+      <w:r>
+        <w:rPr>
+          <w:rFonts w:ascii="맑은 고딕" w:hAnsi="맑은 고딕" w:eastAsia="맑은 고딕"/>
+          <w:b w:val="0"/>
+          <w:i w:val="0"/>
+          <w:sz w:val="18"/>
+          <w:u w:val="none"/>
+        </w:rPr>
+        <w:t>④ (D) — (A) — (B) — (C)</w:t>
+      </w:r>
+    </w:p>
+    <w:p>
+      <w:pPr>
+        <w:spacing w:before="0" w:after="0" w:line="259" w:lineRule="auto"/>
+        <w:ind w:left="113"/>
+      </w:pPr>
+      <w:r>
+        <w:rPr>
+          <w:rFonts w:ascii="맑은 고딕" w:hAnsi="맑은 고딕" w:eastAsia="맑은 고딕"/>
+          <w:b w:val="0"/>
+          <w:i w:val="0"/>
+          <w:sz w:val="18"/>
+          <w:u w:val="none"/>
+        </w:rPr>
+        <w:t>⑤ (A) — (C) — (B) — (D)</w:t>
+      </w:r>
+    </w:p>
+    <w:p>
+      <w:pPr>
+        <w:spacing w:before="0" w:after="0" w:line="259" w:lineRule="auto"/>
+      </w:pPr>
+    </w:p>
+    <w:p>
+      <w:pPr>
+        <w:spacing w:before="0" w:after="40" w:line="259" w:lineRule="auto"/>
+      </w:pPr>
+    </w:p>
+    <w:p>
+      <w:pPr>
+        <w:keepNext/>
+        <w:spacing w:before="0" w:after="20" w:line="259" w:lineRule="auto"/>
+      </w:pPr>
+      <w:r>
+        <w:rPr>
+          <w:rFonts w:ascii="맑은 고딕" w:hAnsi="맑은 고딕" w:eastAsia="맑은 고딕"/>
+          <w:b/>
+          <w:i w:val="0"/>
+          <w:sz w:val="18"/>
+          <w:u w:val="none"/>
+        </w:rPr>
+        <w:t xml:space="preserve">11. </w:t>
+      </w:r>
+      <w:r>
+        <w:rPr>
+          <w:rFonts w:ascii="맑은 고딕" w:hAnsi="맑은 고딕" w:eastAsia="맑은 고딕"/>
+          <w:b w:val="0"/>
+          <w:i w:val="0"/>
+          <w:sz w:val="18"/>
+          <w:u w:val="none"/>
+        </w:rPr>
+        <w:t xml:space="preserve">대화의 내용과 일치하지 </w:t>
       </w:r>
       <w:r>
         <w:rPr>
@@ -1110,7 +2085,7 @@
           <w:sz w:val="18"/>
           <w:u w:val="single"/>
         </w:rPr>
-        <w:t>않은</w:t>
+        <w:t>않는</w:t>
       </w:r>
       <w:r>
         <w:rPr>
@@ -1120,7 +2095,27 @@
           <w:sz w:val="18"/>
           <w:u w:val="none"/>
         </w:rPr>
-        <w:t xml:space="preserve"> 것은?</w:t>
+        <w:t xml:space="preserve"> 것을 </w:t>
+      </w:r>
+      <w:r>
+        <w:rPr>
+          <w:rFonts w:ascii="맑은 고딕" w:hAnsi="맑은 고딕" w:eastAsia="맑은 고딕"/>
+          <w:b/>
+          <w:i w:val="0"/>
+          <w:sz w:val="18"/>
+          <w:u w:val="none"/>
+        </w:rPr>
+        <w:t>두 개</w:t>
+      </w:r>
+      <w:r>
+        <w:rPr>
+          <w:rFonts w:ascii="맑은 고딕" w:hAnsi="맑은 고딕" w:eastAsia="맑은 고딕"/>
+          <w:b w:val="0"/>
+          <w:i w:val="0"/>
+          <w:sz w:val="18"/>
+          <w:u w:val="none"/>
+        </w:rPr>
+        <w:t xml:space="preserve"> 고르면?</w:t>
       </w:r>
     </w:p>
     <w:p>
@@ -1136,7 +2131,7 @@
           <w:sz w:val="18"/>
           <w:u w:val="none"/>
         </w:rPr>
-        <w:t>G1: I want to straighten my hair. Can you recommend a good place?</w:t>
+        <w:t>G: Look at these. They are the new inventions of the month!</w:t>
       </w:r>
       <w:r>
         <w:br/>
@@ -1149,7 +2144,7 @@
           <w:sz w:val="18"/>
           <w:u w:val="none"/>
         </w:rPr>
-        <w:t>G2: Sure. I know two places, Styles Studio and Hair Castle.</w:t>
+        <w:t>B: They all look great. What is the invention on the first page?</w:t>
       </w:r>
       <w:r>
         <w:br/>
@@ -1162,7 +2157,7 @@
           <w:sz w:val="18"/>
           <w:u w:val="none"/>
         </w:rPr>
-        <w:t>G1: Is there any difference between the two?</w:t>
+        <w:t>G: It’s a new smart refrigerator. It senses the items inside it and suggests recipes.</w:t>
       </w:r>
       <w:r>
         <w:br/>
@@ -1175,7 +2170,7 @@
           <w:sz w:val="18"/>
           <w:u w:val="none"/>
         </w:rPr>
-        <w:t>G2: Styles Studio provides free treatment to keep your hair healthy. Hair Castle doesn't provide treatment for free, but they give student discounts.</w:t>
+        <w:t>B: That sounds helpful.</w:t>
       </w:r>
       <w:r>
         <w:br/>
@@ -1188,7 +2183,7 @@
           <w:sz w:val="18"/>
           <w:u w:val="none"/>
         </w:rPr>
-        <w:t>G1: Okay. Which do you prefer?</w:t>
+        <w:t>G: It does. What do you think of this flying camera? I want to buy it.</w:t>
       </w:r>
       <w:r>
         <w:br/>
@@ -1201,10 +2196,7 @@
           <w:sz w:val="18"/>
           <w:u w:val="none"/>
         </w:rPr>
-        <w:t>G2: I prefer Styles Studio to Hair Castle. It's important for me to get hair treatment regularly.</w:t>
-      </w:r>
-      <w:r>
-        <w:br/>
+        <w:t>B: A flying camera? Could you explain how it works?</w:t>
       </w:r>
       <w:r>
         <w:br/>
@@ -1217,11 +2209,337 @@
           <w:sz w:val="18"/>
           <w:u w:val="none"/>
         </w:rPr>
-        <w:t>[설명글] ① A girl who wants to straighten her hair asked her friend to recommend a salon. ② Her friend compared two salons she knew. ③ Styles Studio offers free treatment, while Hair Castle gives students a discount. ④ Her friend prefers Hair Castle because the discount makes it cheaper for students. ⑤ Getting regular hair treatment is important to her friend.</w:t>
+        <w:t>G: Of course. This machine flies to a destination that we have already set. While it’s flying, it can take pictures from 500 meters above the location.</w:t>
+      </w:r>
+      <w:r>
+        <w:br/>
+      </w:r>
+      <w:r>
+        <w:rPr>
+          <w:rFonts w:ascii="맑은 고딕" w:hAnsi="맑은 고딕" w:eastAsia="맑은 고딕"/>
+          <w:b w:val="0"/>
+          <w:i w:val="0"/>
+          <w:sz w:val="18"/>
+          <w:u w:val="none"/>
+        </w:rPr>
+        <w:t>B: That sounds awesome. What do you want to take pictures of?</w:t>
+      </w:r>
+      <w:r>
+        <w:br/>
+      </w:r>
+      <w:r>
+        <w:rPr>
+          <w:rFonts w:ascii="맑은 고딕" w:hAnsi="맑은 고딕" w:eastAsia="맑은 고딕"/>
+          <w:b w:val="0"/>
+          <w:i w:val="0"/>
+          <w:sz w:val="18"/>
+          <w:u w:val="none"/>
+        </w:rPr>
+        <w:t>G: I want to take pictures of flying birds!</w:t>
       </w:r>
     </w:p>
     <w:p>
       <w:pPr>
+        <w:spacing w:before="0" w:after="0" w:line="259" w:lineRule="auto"/>
+        <w:ind w:left="113"/>
+      </w:pPr>
+      <w:r>
+        <w:rPr>
+          <w:rFonts w:ascii="맑은 고딕" w:hAnsi="맑은 고딕" w:eastAsia="맑은 고딕"/>
+          <w:b w:val="0"/>
+          <w:i w:val="0"/>
+          <w:sz w:val="18"/>
+          <w:u w:val="none"/>
+        </w:rPr>
+        <w:t>① The smart refrigerator senses the items inside it and suggests recipes.</w:t>
+      </w:r>
+    </w:p>
+    <w:p>
+      <w:pPr>
+        <w:spacing w:before="0" w:after="0" w:line="259" w:lineRule="auto"/>
+        <w:ind w:left="113"/>
+      </w:pPr>
+      <w:r>
+        <w:rPr>
+          <w:rFonts w:ascii="맑은 고딕" w:hAnsi="맑은 고딕" w:eastAsia="맑은 고딕"/>
+          <w:b w:val="0"/>
+          <w:i w:val="0"/>
+          <w:sz w:val="18"/>
+          <w:u w:val="none"/>
+        </w:rPr>
+        <w:t>② The flying camera flies to a destination that it chooses while flying.</w:t>
+      </w:r>
+    </w:p>
+    <w:p>
+      <w:pPr>
+        <w:spacing w:before="0" w:after="0" w:line="259" w:lineRule="auto"/>
+        <w:ind w:left="113"/>
+      </w:pPr>
+      <w:r>
+        <w:rPr>
+          <w:rFonts w:ascii="맑은 고딕" w:hAnsi="맑은 고딕" w:eastAsia="맑은 고딕"/>
+          <w:b w:val="0"/>
+          <w:i w:val="0"/>
+          <w:sz w:val="18"/>
+          <w:u w:val="none"/>
+        </w:rPr>
+        <w:t>③ The girl wants to buy the flying camera.</w:t>
+      </w:r>
+    </w:p>
+    <w:p>
+      <w:pPr>
+        <w:spacing w:before="0" w:after="0" w:line="259" w:lineRule="auto"/>
+        <w:ind w:left="113"/>
+      </w:pPr>
+      <w:r>
+        <w:rPr>
+          <w:rFonts w:ascii="맑은 고딕" w:hAnsi="맑은 고딕" w:eastAsia="맑은 고딕"/>
+          <w:b w:val="0"/>
+          <w:i w:val="0"/>
+          <w:sz w:val="18"/>
+          <w:u w:val="none"/>
+        </w:rPr>
+        <w:t>④ The camera can take pictures from 500 meters above the location.</w:t>
+      </w:r>
+    </w:p>
+    <w:p>
+      <w:pPr>
+        <w:spacing w:before="0" w:after="0" w:line="259" w:lineRule="auto"/>
+        <w:ind w:left="113"/>
+      </w:pPr>
+      <w:r>
+        <w:rPr>
+          <w:rFonts w:ascii="맑은 고딕" w:hAnsi="맑은 고딕" w:eastAsia="맑은 고딕"/>
+          <w:b w:val="0"/>
+          <w:i w:val="0"/>
+          <w:sz w:val="18"/>
+          <w:u w:val="none"/>
+        </w:rPr>
+        <w:t>⑤ The boy wants to take pictures of flying birds.</w:t>
+      </w:r>
+    </w:p>
+    <w:p>
+      <w:pPr>
+        <w:spacing w:before="0" w:after="0" w:line="259" w:lineRule="auto"/>
+      </w:pPr>
+    </w:p>
+    <w:p>
+      <w:pPr>
+        <w:spacing w:before="0" w:after="40" w:line="259" w:lineRule="auto"/>
+      </w:pPr>
+    </w:p>
+    <w:p>
+      <w:pPr>
+        <w:keepNext/>
+        <w:spacing w:before="0" w:after="20" w:line="259" w:lineRule="auto"/>
+      </w:pPr>
+      <w:r>
+        <w:rPr>
+          <w:rFonts w:ascii="맑은 고딕" w:hAnsi="맑은 고딕" w:eastAsia="맑은 고딕"/>
+          <w:b/>
+          <w:i w:val="0"/>
+          <w:sz w:val="18"/>
+          <w:u w:val="none"/>
+        </w:rPr>
+        <w:t>[12~13] 대화문 어법 · 빈칸</w:t>
+      </w:r>
+    </w:p>
+    <w:p>
+      <w:pPr>
+        <w:keepNext/>
+        <w:spacing w:before="0" w:after="20" w:line="259" w:lineRule="auto"/>
+      </w:pPr>
+      <w:r>
+        <w:rPr>
+          <w:rFonts w:ascii="맑은 고딕" w:hAnsi="맑은 고딕" w:eastAsia="맑은 고딕"/>
+          <w:b/>
+          <w:i w:val="0"/>
+          <w:sz w:val="18"/>
+          <w:u w:val="none"/>
+        </w:rPr>
+        <w:t xml:space="preserve">12. </w:t>
+      </w:r>
+      <w:r>
+        <w:rPr>
+          <w:rFonts w:ascii="맑은 고딕" w:hAnsi="맑은 고딕" w:eastAsia="맑은 고딕"/>
+          <w:b w:val="0"/>
+          <w:i w:val="0"/>
+          <w:sz w:val="18"/>
+          <w:u w:val="none"/>
+        </w:rPr>
+        <w:t xml:space="preserve">밑줄 친 ⓐ~ⓔ 중 어법상 옳은 것을 </w:t>
+      </w:r>
+      <w:r>
+        <w:rPr>
+          <w:rFonts w:ascii="맑은 고딕" w:hAnsi="맑은 고딕" w:eastAsia="맑은 고딕"/>
+          <w:b/>
+          <w:i w:val="0"/>
+          <w:sz w:val="18"/>
+          <w:u w:val="none"/>
+        </w:rPr>
+        <w:t>두 개</w:t>
+      </w:r>
+      <w:r>
+        <w:rPr>
+          <w:rFonts w:ascii="맑은 고딕" w:hAnsi="맑은 고딕" w:eastAsia="맑은 고딕"/>
+          <w:b w:val="0"/>
+          <w:i w:val="0"/>
+          <w:sz w:val="18"/>
+          <w:u w:val="none"/>
+        </w:rPr>
+        <w:t xml:space="preserve"> 고르면?</w:t>
+      </w:r>
+    </w:p>
+    <w:p>
+      <w:pPr>
+        <w:spacing w:before="0" w:after="20" w:line="259" w:lineRule="auto"/>
+        <w:ind w:left="57"/>
+      </w:pPr>
+      <w:r>
+        <w:rPr>
+          <w:rFonts w:ascii="맑은 고딕" w:hAnsi="맑은 고딕" w:eastAsia="맑은 고딕"/>
+          <w:b w:val="0"/>
+          <w:i w:val="0"/>
+          <w:sz w:val="18"/>
+          <w:u w:val="none"/>
+        </w:rPr>
+        <w:t>G: It’s a show about a man ⓐ</w:t>
+      </w:r>
+      <w:r>
+        <w:rPr>
+          <w:rFonts w:ascii="맑은 고딕" w:hAnsi="맑은 고딕" w:eastAsia="맑은 고딕"/>
+          <w:b w:val="0"/>
+          <w:i w:val="0"/>
+          <w:sz w:val="18"/>
+          <w:u w:val="single"/>
+        </w:rPr>
+        <w:t>who lost one of his arms</w:t>
+      </w:r>
+      <w:r>
+        <w:rPr>
+          <w:rFonts w:ascii="맑은 고딕" w:hAnsi="맑은 고딕" w:eastAsia="맑은 고딕"/>
+          <w:b w:val="0"/>
+          <w:i w:val="0"/>
+          <w:sz w:val="18"/>
+          <w:u w:val="none"/>
+        </w:rPr>
+        <w:t xml:space="preserve"> in an accident. Surprisingly, ⓑ</w:t>
+      </w:r>
+      <w:r>
+        <w:rPr>
+          <w:rFonts w:ascii="맑은 고딕" w:hAnsi="맑은 고딕" w:eastAsia="맑은 고딕"/>
+          <w:b w:val="0"/>
+          <w:i w:val="0"/>
+          <w:sz w:val="18"/>
+          <w:u w:val="single"/>
+        </w:rPr>
+        <w:t>he can play the drums very good</w:t>
+      </w:r>
+      <w:r>
+        <w:rPr>
+          <w:rFonts w:ascii="맑은 고딕" w:hAnsi="맑은 고딕" w:eastAsia="맑은 고딕"/>
+          <w:b w:val="0"/>
+          <w:i w:val="0"/>
+          <w:sz w:val="18"/>
+          <w:u w:val="none"/>
+        </w:rPr>
+        <w:t>.</w:t>
+      </w:r>
+      <w:r>
+        <w:br/>
+      </w:r>
+      <w:r>
+        <w:rPr>
+          <w:rFonts w:ascii="맑은 고딕" w:hAnsi="맑은 고딕" w:eastAsia="맑은 고딕"/>
+          <w:b w:val="0"/>
+          <w:i w:val="0"/>
+          <w:sz w:val="18"/>
+          <w:u w:val="none"/>
+        </w:rPr>
+        <w:t>B: How can he play the drums with only one arm?</w:t>
+      </w:r>
+      <w:r>
+        <w:br/>
+      </w:r>
+      <w:r>
+        <w:rPr>
+          <w:rFonts w:ascii="맑은 고딕" w:hAnsi="맑은 고딕" w:eastAsia="맑은 고딕"/>
+          <w:b w:val="0"/>
+          <w:i w:val="0"/>
+          <w:sz w:val="18"/>
+          <w:u w:val="none"/>
+        </w:rPr>
+        <w:t>G: Actually he uses two arms. ⓒ</w:t>
+      </w:r>
+      <w:r>
+        <w:rPr>
+          <w:rFonts w:ascii="맑은 고딕" w:hAnsi="맑은 고딕" w:eastAsia="맑은 고딕"/>
+          <w:b w:val="0"/>
+          <w:i w:val="0"/>
+          <w:sz w:val="18"/>
+          <w:u w:val="single"/>
+        </w:rPr>
+        <w:t>One is a robot arm controlled by his brain.</w:t>
+      </w:r>
+      <w:r>
+        <w:br/>
+      </w:r>
+      <w:r>
+        <w:rPr>
+          <w:rFonts w:ascii="맑은 고딕" w:hAnsi="맑은 고딕" w:eastAsia="맑은 고딕"/>
+          <w:b w:val="0"/>
+          <w:i w:val="0"/>
+          <w:sz w:val="18"/>
+          <w:u w:val="none"/>
+        </w:rPr>
+        <w:t>B: That’s awesome. Could you explain in more detail?</w:t>
+      </w:r>
+      <w:r>
+        <w:br/>
+      </w:r>
+      <w:r>
+        <w:rPr>
+          <w:rFonts w:ascii="맑은 고딕" w:hAnsi="맑은 고딕" w:eastAsia="맑은 고딕"/>
+          <w:b w:val="0"/>
+          <w:i w:val="0"/>
+          <w:sz w:val="18"/>
+          <w:u w:val="none"/>
+        </w:rPr>
+        <w:t>G: Sure. First, he thinks what he wants to do with his arm. ⓓ</w:t>
+      </w:r>
+      <w:r>
+        <w:rPr>
+          <w:rFonts w:ascii="맑은 고딕" w:hAnsi="맑은 고딕" w:eastAsia="맑은 고딕"/>
+          <w:b w:val="0"/>
+          <w:i w:val="0"/>
+          <w:sz w:val="18"/>
+          <w:u w:val="single"/>
+        </w:rPr>
+        <w:t>Then those thoughts are turning into electronic signals.</w:t>
+      </w:r>
+      <w:r>
+        <w:rPr>
+          <w:rFonts w:ascii="맑은 고딕" w:hAnsi="맑은 고딕" w:eastAsia="맑은 고딕"/>
+          <w:b w:val="0"/>
+          <w:i w:val="0"/>
+          <w:sz w:val="18"/>
+          <w:u w:val="none"/>
+        </w:rPr>
+        <w:t xml:space="preserve"> ⓔ</w:t>
+      </w:r>
+      <w:r>
+        <w:rPr>
+          <w:rFonts w:ascii="맑은 고딕" w:hAnsi="맑은 고딕" w:eastAsia="맑은 고딕"/>
+          <w:b w:val="0"/>
+          <w:i w:val="0"/>
+          <w:sz w:val="18"/>
+          <w:u w:val="single"/>
+        </w:rPr>
+        <w:t>The signals travel from his brain to his robot arm and moves it.</w:t>
+      </w:r>
+    </w:p>
+    <w:p>
+      <w:pPr>
         <w:spacing w:before="0" w:after="20" w:line="259" w:lineRule="auto"/>
         <w:ind w:left="113"/>
       </w:pPr>
@@ -1233,7 +2551,7 @@
           <w:sz w:val="18"/>
           <w:u w:val="none"/>
         </w:rPr>
-        <w:t>① ①</w:t>
+        <w:t>① ⓐ</w:t>
       </w:r>
       <w:r>
         <w:rPr>
@@ -1253,7 +2571,7 @@
           <w:sz w:val="18"/>
           <w:u w:val="none"/>
         </w:rPr>
-        <w:t>② ②</w:t>
+        <w:t>② ⓑ</w:t>
       </w:r>
       <w:r>
         <w:rPr>
@@ -1273,7 +2591,7 @@
           <w:sz w:val="18"/>
           <w:u w:val="none"/>
         </w:rPr>
-        <w:t>③ ③</w:t>
+        <w:t>③ ⓒ</w:t>
       </w:r>
       <w:r>
         <w:rPr>
@@ -1293,7 +2611,7 @@
           <w:sz w:val="18"/>
           <w:u w:val="none"/>
         </w:rPr>
-        <w:t>④ ④</w:t>
+        <w:t>④ ⓓ</w:t>
       </w:r>
       <w:r>
         <w:rPr>
@@ -1313,7 +2631,7 @@
           <w:sz w:val="18"/>
           <w:u w:val="none"/>
         </w:rPr>
-        <w:t>⑤ ⑤</w:t>
+        <w:t>⑤ ⓔ</w:t>
       </w:r>
     </w:p>
     <w:p>
@@ -1334,11 +2652,167 @@
           <w:sz w:val="18"/>
           <w:u w:val="none"/>
         </w:rPr>
-        <w:t>[2025 #27 · 2024 #5 · #11형] 표현 빈칸</w:t>
+        <w:t xml:space="preserve">13. </w:t>
+      </w:r>
+      <w:r>
+        <w:rPr>
+          <w:rFonts w:ascii="맑은 고딕" w:hAnsi="맑은 고딕" w:eastAsia="맑은 고딕"/>
+          <w:b w:val="0"/>
+          <w:i w:val="0"/>
+          <w:sz w:val="18"/>
+          <w:u w:val="none"/>
+        </w:rPr>
+        <w:t>담화의 빈칸 (A), (B)에 들어갈 말로 알맞은 것은?</w:t>
       </w:r>
     </w:p>
     <w:p>
       <w:pPr>
+        <w:spacing w:before="0" w:after="20" w:line="259" w:lineRule="auto"/>
+        <w:ind w:left="57"/>
+      </w:pPr>
+      <w:r>
+        <w:rPr>
+          <w:rFonts w:ascii="맑은 고딕" w:hAnsi="맑은 고딕" w:eastAsia="맑은 고딕"/>
+          <w:b w:val="0"/>
+          <w:i w:val="0"/>
+          <w:sz w:val="18"/>
+          <w:u w:val="none"/>
+        </w:rPr>
+        <w:t xml:space="preserve">M: As climate change is going to make </w:t>
+      </w:r>
+      <w:r>
+        <w:rPr>
+          <w:rFonts w:ascii="맑은 고딕" w:hAnsi="맑은 고딕" w:eastAsia="맑은 고딕"/>
+          <w:b w:val="0"/>
+          <w:i w:val="0"/>
+          <w:sz w:val="18"/>
+          <w:u w:val="single"/>
+        </w:rPr>
+        <w:t>(A)</w:t>
+      </w:r>
+      <w:r>
+        <w:rPr>
+          <w:rFonts w:ascii="맑은 고딕" w:hAnsi="맑은 고딕" w:eastAsia="맑은 고딕"/>
+          <w:b w:val="0"/>
+          <w:i w:val="0"/>
+          <w:sz w:val="18"/>
+          <w:u w:val="none"/>
+        </w:rPr>
+        <w:t xml:space="preserve"> harder, there may not be enough resources for the increasing number of people on Earth. For this reason, it is likely that we will have to change how we get our food. … Also, bugs such as ants will become part of our daily meals. You might not want to eat them, but they are actually very </w:t>
+      </w:r>
+      <w:r>
+        <w:rPr>
+          <w:rFonts w:ascii="맑은 고딕" w:hAnsi="맑은 고딕" w:eastAsia="맑은 고딕"/>
+          <w:b w:val="0"/>
+          <w:i w:val="0"/>
+          <w:sz w:val="18"/>
+          <w:u w:val="single"/>
+        </w:rPr>
+        <w:t>(B)</w:t>
+      </w:r>
+      <w:r>
+        <w:rPr>
+          <w:rFonts w:ascii="맑은 고딕" w:hAnsi="맑은 고딕" w:eastAsia="맑은 고딕"/>
+          <w:b w:val="0"/>
+          <w:i w:val="0"/>
+          <w:sz w:val="18"/>
+          <w:u w:val="none"/>
+        </w:rPr>
+        <w:t xml:space="preserve"> in nutrients!</w:t>
+      </w:r>
+    </w:p>
+    <w:p>
+      <w:pPr>
+        <w:spacing w:before="0" w:after="0" w:line="259" w:lineRule="auto"/>
+        <w:ind w:left="113"/>
+      </w:pPr>
+      <w:r>
+        <w:rPr>
+          <w:rFonts w:ascii="맑은 고딕" w:hAnsi="맑은 고딕" w:eastAsia="맑은 고딕"/>
+          <w:b w:val="0"/>
+          <w:i w:val="0"/>
+          <w:sz w:val="18"/>
+          <w:u w:val="none"/>
+        </w:rPr>
+        <w:t>① farming — poor</w:t>
+      </w:r>
+    </w:p>
+    <w:p>
+      <w:pPr>
+        <w:spacing w:before="0" w:after="0" w:line="259" w:lineRule="auto"/>
+        <w:ind w:left="113"/>
+      </w:pPr>
+      <w:r>
+        <w:rPr>
+          <w:rFonts w:ascii="맑은 고딕" w:hAnsi="맑은 고딕" w:eastAsia="맑은 고딕"/>
+          <w:b w:val="0"/>
+          <w:i w:val="0"/>
+          <w:sz w:val="18"/>
+          <w:u w:val="none"/>
+        </w:rPr>
+        <w:t>② shopping — rich</w:t>
+      </w:r>
+    </w:p>
+    <w:p>
+      <w:pPr>
+        <w:spacing w:before="0" w:after="0" w:line="259" w:lineRule="auto"/>
+        <w:ind w:left="113"/>
+      </w:pPr>
+      <w:r>
+        <w:rPr>
+          <w:rFonts w:ascii="맑은 고딕" w:hAnsi="맑은 고딕" w:eastAsia="맑은 고딕"/>
+          <w:b w:val="0"/>
+          <w:i w:val="0"/>
+          <w:sz w:val="18"/>
+          <w:u w:val="none"/>
+        </w:rPr>
+        <w:t>③ farming — rich</w:t>
+      </w:r>
+    </w:p>
+    <w:p>
+      <w:pPr>
+        <w:spacing w:before="0" w:after="0" w:line="259" w:lineRule="auto"/>
+        <w:ind w:left="113"/>
+      </w:pPr>
+      <w:r>
+        <w:rPr>
+          <w:rFonts w:ascii="맑은 고딕" w:hAnsi="맑은 고딕" w:eastAsia="맑은 고딕"/>
+          <w:b w:val="0"/>
+          <w:i w:val="0"/>
+          <w:sz w:val="18"/>
+          <w:u w:val="none"/>
+        </w:rPr>
+        <w:t>④ recycling — rich</w:t>
+      </w:r>
+    </w:p>
+    <w:p>
+      <w:pPr>
+        <w:spacing w:before="0" w:after="0" w:line="259" w:lineRule="auto"/>
+        <w:ind w:left="113"/>
+      </w:pPr>
+      <w:r>
+        <w:rPr>
+          <w:rFonts w:ascii="맑은 고딕" w:hAnsi="맑은 고딕" w:eastAsia="맑은 고딕"/>
+          <w:b w:val="0"/>
+          <w:i w:val="0"/>
+          <w:sz w:val="18"/>
+          <w:u w:val="none"/>
+        </w:rPr>
+        <w:t>⑤ shopping — poor</w:t>
+      </w:r>
+    </w:p>
+    <w:p>
+      <w:pPr>
+        <w:spacing w:before="0" w:after="0" w:line="259" w:lineRule="auto"/>
+      </w:pPr>
+    </w:p>
+    <w:p>
+      <w:pPr>
+        <w:spacing w:before="0" w:after="40" w:line="259" w:lineRule="auto"/>
+      </w:pPr>
+    </w:p>
+    <w:p>
+      <w:pPr>
         <w:keepNext/>
         <w:spacing w:before="0" w:after="20" w:line="259" w:lineRule="auto"/>
       </w:pPr>
@@ -1350,17 +2824,256 @@
           <w:sz w:val="18"/>
           <w:u w:val="none"/>
         </w:rPr>
-        <w:t xml:space="preserve">7. </w:t>
-      </w:r>
-      <w:r>
-        <w:rPr>
-          <w:rFonts w:ascii="맑은 고딕" w:hAnsi="맑은 고딕" w:eastAsia="맑은 고딕"/>
-          <w:b w:val="0"/>
+        <w:t>[14~16] Listen &amp; Talk C · Do It Yourself 내용</w:t>
+      </w:r>
+    </w:p>
+    <w:p>
+      <w:pPr>
+        <w:keepNext/>
+        <w:spacing w:before="0" w:after="20" w:line="259" w:lineRule="auto"/>
+      </w:pPr>
+      <w:r>
+        <w:rPr>
+          <w:rFonts w:ascii="맑은 고딕" w:hAnsi="맑은 고딕" w:eastAsia="맑은 고딕"/>
+          <w:b/>
           <w:i w:val="0"/>
           <w:sz w:val="18"/>
           <w:u w:val="none"/>
         </w:rPr>
-        <w:t xml:space="preserve">[2025 #27형] 밑줄 친 (가)에 들어갈 수 </w:t>
+        <w:t xml:space="preserve">14. </w:t>
+      </w:r>
+      <w:r>
+        <w:rPr>
+          <w:rFonts w:ascii="맑은 고딕" w:hAnsi="맑은 고딕" w:eastAsia="맑은 고딕"/>
+          <w:b w:val="0"/>
+          <w:i w:val="0"/>
+          <w:sz w:val="18"/>
+          <w:u w:val="none"/>
+        </w:rPr>
+        <w:t>대화의 내용과 일치하는 것은?</w:t>
+      </w:r>
+    </w:p>
+    <w:p>
+      <w:pPr>
+        <w:spacing w:before="0" w:after="20" w:line="259" w:lineRule="auto"/>
+        <w:ind w:left="57"/>
+      </w:pPr>
+      <w:r>
+        <w:rPr>
+          <w:rFonts w:ascii="맑은 고딕" w:hAnsi="맑은 고딕" w:eastAsia="맑은 고딕"/>
+          <w:b w:val="0"/>
+          <w:i w:val="0"/>
+          <w:sz w:val="18"/>
+          <w:u w:val="none"/>
+        </w:rPr>
+        <w:t>G: I had to wait in line at the store for almost twenty minutes.</w:t>
+      </w:r>
+      <w:r>
+        <w:br/>
+      </w:r>
+      <w:r>
+        <w:rPr>
+          <w:rFonts w:ascii="맑은 고딕" w:hAnsi="맑은 고딕" w:eastAsia="맑은 고딕"/>
+          <w:b w:val="0"/>
+          <w:i w:val="0"/>
+          <w:sz w:val="18"/>
+          <w:u w:val="none"/>
+        </w:rPr>
+        <w:t>B: That’s too bad. Maybe in the future we’ll never have to wait in line.</w:t>
+      </w:r>
+      <w:r>
+        <w:br/>
+      </w:r>
+      <w:r>
+        <w:rPr>
+          <w:rFonts w:ascii="맑은 고딕" w:hAnsi="맑은 고딕" w:eastAsia="맑은 고딕"/>
+          <w:b w:val="0"/>
+          <w:i w:val="0"/>
+          <w:sz w:val="18"/>
+          <w:u w:val="none"/>
+        </w:rPr>
+        <w:t>G: What do you mean?</w:t>
+      </w:r>
+      <w:r>
+        <w:br/>
+      </w:r>
+      <w:r>
+        <w:rPr>
+          <w:rFonts w:ascii="맑은 고딕" w:hAnsi="맑은 고딕" w:eastAsia="맑은 고딕"/>
+          <w:b w:val="0"/>
+          <w:i w:val="0"/>
+          <w:sz w:val="18"/>
+          <w:u w:val="none"/>
+        </w:rPr>
+        <w:t>B: I read about a store without cashiers. You take what you want to buy and just walk out.</w:t>
+      </w:r>
+      <w:r>
+        <w:br/>
+      </w:r>
+      <w:r>
+        <w:rPr>
+          <w:rFonts w:ascii="맑은 고딕" w:hAnsi="맑은 고딕" w:eastAsia="맑은 고딕"/>
+          <w:b w:val="0"/>
+          <w:i w:val="0"/>
+          <w:sz w:val="18"/>
+          <w:u w:val="none"/>
+        </w:rPr>
+        <w:t>G: That’s it? How do you pay for it?</w:t>
+      </w:r>
+      <w:r>
+        <w:br/>
+      </w:r>
+      <w:r>
+        <w:rPr>
+          <w:rFonts w:ascii="맑은 고딕" w:hAnsi="맑은 고딕" w:eastAsia="맑은 고딕"/>
+          <w:b w:val="0"/>
+          <w:i w:val="0"/>
+          <w:sz w:val="18"/>
+          <w:u w:val="none"/>
+        </w:rPr>
+        <w:t>B: There are cameras and sensors in the store. They keep track of the items you choose and send the information to an app on your smartphone.</w:t>
+      </w:r>
+      <w:r>
+        <w:br/>
+      </w:r>
+      <w:r>
+        <w:rPr>
+          <w:rFonts w:ascii="맑은 고딕" w:hAnsi="맑은 고딕" w:eastAsia="맑은 고딕"/>
+          <w:b w:val="0"/>
+          <w:i w:val="0"/>
+          <w:sz w:val="18"/>
+          <w:u w:val="none"/>
+        </w:rPr>
+        <w:t>G: Then the app pays for them when you leave the store?</w:t>
+      </w:r>
+      <w:r>
+        <w:br/>
+      </w:r>
+      <w:r>
+        <w:rPr>
+          <w:rFonts w:ascii="맑은 고딕" w:hAnsi="맑은 고딕" w:eastAsia="맑은 고딕"/>
+          <w:b w:val="0"/>
+          <w:i w:val="0"/>
+          <w:sz w:val="18"/>
+          <w:u w:val="none"/>
+        </w:rPr>
+        <w:t>B: Exactly. It’s likely that these kinds of stores will be more common in the future.</w:t>
+      </w:r>
+    </w:p>
+    <w:p>
+      <w:pPr>
+        <w:spacing w:before="0" w:after="0" w:line="259" w:lineRule="auto"/>
+        <w:ind w:left="113"/>
+      </w:pPr>
+      <w:r>
+        <w:rPr>
+          <w:rFonts w:ascii="맑은 고딕" w:hAnsi="맑은 고딕" w:eastAsia="맑은 고딕"/>
+          <w:b w:val="0"/>
+          <w:i w:val="0"/>
+          <w:sz w:val="18"/>
+          <w:u w:val="none"/>
+        </w:rPr>
+        <w:t>① The boy visited a store without cashiers.</w:t>
+      </w:r>
+    </w:p>
+    <w:p>
+      <w:pPr>
+        <w:spacing w:before="0" w:after="0" w:line="259" w:lineRule="auto"/>
+        <w:ind w:left="113"/>
+      </w:pPr>
+      <w:r>
+        <w:rPr>
+          <w:rFonts w:ascii="맑은 고딕" w:hAnsi="맑은 고딕" w:eastAsia="맑은 고딕"/>
+          <w:b w:val="0"/>
+          <w:i w:val="0"/>
+          <w:sz w:val="18"/>
+          <w:u w:val="none"/>
+        </w:rPr>
+        <w:t>② The girl had to wait in line at the store for almost twenty minutes.</w:t>
+      </w:r>
+    </w:p>
+    <w:p>
+      <w:pPr>
+        <w:spacing w:before="0" w:after="0" w:line="259" w:lineRule="auto"/>
+        <w:ind w:left="113"/>
+      </w:pPr>
+      <w:r>
+        <w:rPr>
+          <w:rFonts w:ascii="맑은 고딕" w:hAnsi="맑은 고딕" w:eastAsia="맑은 고딕"/>
+          <w:b w:val="0"/>
+          <w:i w:val="0"/>
+          <w:sz w:val="18"/>
+          <w:u w:val="none"/>
+        </w:rPr>
+        <w:t>③ Cashiers keep track of the items you choose.</w:t>
+      </w:r>
+    </w:p>
+    <w:p>
+      <w:pPr>
+        <w:spacing w:before="0" w:after="0" w:line="259" w:lineRule="auto"/>
+        <w:ind w:left="113"/>
+      </w:pPr>
+      <w:r>
+        <w:rPr>
+          <w:rFonts w:ascii="맑은 고딕" w:hAnsi="맑은 고딕" w:eastAsia="맑은 고딕"/>
+          <w:b w:val="0"/>
+          <w:i w:val="0"/>
+          <w:sz w:val="18"/>
+          <w:u w:val="none"/>
+        </w:rPr>
+        <w:t>④ The girl pays for the items when she leaves the store.</w:t>
+      </w:r>
+    </w:p>
+    <w:p>
+      <w:pPr>
+        <w:spacing w:before="0" w:after="0" w:line="259" w:lineRule="auto"/>
+        <w:ind w:left="113"/>
+      </w:pPr>
+      <w:r>
+        <w:rPr>
+          <w:rFonts w:ascii="맑은 고딕" w:hAnsi="맑은 고딕" w:eastAsia="맑은 고딕"/>
+          <w:b w:val="0"/>
+          <w:i w:val="0"/>
+          <w:sz w:val="18"/>
+          <w:u w:val="none"/>
+        </w:rPr>
+        <w:t>⑤ It’s likely that these kinds of stores will be less common in the future.</w:t>
+      </w:r>
+    </w:p>
+    <w:p>
+      <w:pPr>
+        <w:spacing w:before="0" w:after="0" w:line="259" w:lineRule="auto"/>
+      </w:pPr>
+    </w:p>
+    <w:p>
+      <w:pPr>
+        <w:spacing w:before="0" w:after="40" w:line="259" w:lineRule="auto"/>
+      </w:pPr>
+    </w:p>
+    <w:p>
+      <w:pPr>
+        <w:keepNext/>
+        <w:spacing w:before="0" w:after="20" w:line="259" w:lineRule="auto"/>
+      </w:pPr>
+      <w:r>
+        <w:rPr>
+          <w:rFonts w:ascii="맑은 고딕" w:hAnsi="맑은 고딕" w:eastAsia="맑은 고딕"/>
+          <w:b/>
+          <w:i w:val="0"/>
+          <w:sz w:val="18"/>
+          <w:u w:val="none"/>
+        </w:rPr>
+        <w:t xml:space="preserve">15. </w:t>
+      </w:r>
+      <w:r>
+        <w:rPr>
+          <w:rFonts w:ascii="맑은 고딕" w:hAnsi="맑은 고딕" w:eastAsia="맑은 고딕"/>
+          <w:b w:val="0"/>
+          <w:i w:val="0"/>
+          <w:sz w:val="18"/>
+          <w:u w:val="none"/>
+        </w:rPr>
+        <w:t xml:space="preserve">Do It Yourself P.160 대화의 요약으로 내용상 적절하지 </w:t>
       </w:r>
       <w:r>
         <w:rPr>
@@ -1370,7 +3083,7 @@
           <w:sz w:val="18"/>
           <w:u w:val="single"/>
         </w:rPr>
-        <w:t>없는</w:t>
+        <w:t>않은</w:t>
       </w:r>
       <w:r>
         <w:rPr>
@@ -1396,17 +3109,10 @@
           <w:sz w:val="18"/>
           <w:u w:val="none"/>
         </w:rPr>
-        <w:t xml:space="preserve">B: Oh, </w:t>
-      </w:r>
-      <w:r>
-        <w:rPr>
-          <w:rFonts w:ascii="맑은 고딕" w:hAnsi="맑은 고딕" w:eastAsia="맑은 고딕"/>
-          <w:b w:val="0"/>
-          <w:i w:val="0"/>
-          <w:sz w:val="18"/>
-          <w:u w:val="single"/>
-        </w:rPr>
-        <w:t>(가)</w:t>
+        <w:t>B: Hey, have you played this game? It’s really exciting.</w:t>
+      </w:r>
+      <w:r>
+        <w:br/>
       </w:r>
       <w:r>
         <w:rPr>
@@ -1416,7 +3122,7 @@
           <w:sz w:val="18"/>
           <w:u w:val="none"/>
         </w:rPr>
-        <w:t xml:space="preserve"> register our names by this Friday.</w:t>
+        <w:t>G: Yes, I have. That game is pretty popular these days.</w:t>
       </w:r>
       <w:r>
         <w:br/>
@@ -1429,7 +3135,59 @@
           <w:sz w:val="18"/>
           <w:u w:val="none"/>
         </w:rPr>
-        <w:t>G: Right. Thanks for reminding me.</w:t>
+        <w:t>B: The developers used AI technology in it. The game characters are equipped with AI.</w:t>
+      </w:r>
+      <w:r>
+        <w:br/>
+      </w:r>
+      <w:r>
+        <w:rPr>
+          <w:rFonts w:ascii="맑은 고딕" w:hAnsi="맑은 고딕" w:eastAsia="맑은 고딕"/>
+          <w:b w:val="0"/>
+          <w:i w:val="0"/>
+          <w:sz w:val="18"/>
+          <w:u w:val="none"/>
+        </w:rPr>
+        <w:t>G: Oh, really? Could you explain in more detail?</w:t>
+      </w:r>
+      <w:r>
+        <w:br/>
+      </w:r>
+      <w:r>
+        <w:rPr>
+          <w:rFonts w:ascii="맑은 고딕" w:hAnsi="맑은 고딕" w:eastAsia="맑은 고딕"/>
+          <w:b w:val="0"/>
+          <w:i w:val="0"/>
+          <w:sz w:val="18"/>
+          <w:u w:val="none"/>
+        </w:rPr>
+        <w:t>B: Sure. The AI characters in the game learn from what human players do and develop their skills.</w:t>
+      </w:r>
+      <w:r>
+        <w:br/>
+      </w:r>
+      <w:r>
+        <w:rPr>
+          <w:rFonts w:ascii="맑은 고딕" w:hAnsi="맑은 고딕" w:eastAsia="맑은 고딕"/>
+          <w:b w:val="0"/>
+          <w:i w:val="0"/>
+          <w:sz w:val="18"/>
+          <w:u w:val="none"/>
+        </w:rPr>
+        <w:t>G: Oh! That’s why I sometimes felt like they already knew my moves!</w:t>
+      </w:r>
+      <w:r>
+        <w:br/>
+      </w:r>
+      <w:r>
+        <w:rPr>
+          <w:rFonts w:ascii="맑은 고딕" w:hAnsi="맑은 고딕" w:eastAsia="맑은 고딕"/>
+          <w:b w:val="0"/>
+          <w:i w:val="0"/>
+          <w:sz w:val="18"/>
+          <w:u w:val="none"/>
+        </w:rPr>
+        <w:t>B: They’re very smart. It is likely that the AI in games will get stronger and stronger.</w:t>
       </w:r>
     </w:p>
     <w:p>
@@ -1445,7 +3203,7 @@
           <w:sz w:val="18"/>
           <w:u w:val="none"/>
         </w:rPr>
-        <w:t>① don't forget to</w:t>
+        <w:t>① The boy and the girl are talking about a popular game.</w:t>
       </w:r>
     </w:p>
     <w:p>
@@ -1461,7 +3219,7 @@
           <w:sz w:val="18"/>
           <w:u w:val="none"/>
         </w:rPr>
-        <w:t>② keep in mind to</w:t>
+        <w:t>② The boy explains that the game characters are equipped with AI.</w:t>
       </w:r>
     </w:p>
     <w:p>
@@ -1477,7 +3235,7 @@
           <w:sz w:val="18"/>
           <w:u w:val="none"/>
         </w:rPr>
-        <w:t>③ make sure to</w:t>
+        <w:t>③ The AI characters learn from what human players do and develop their skills.</w:t>
       </w:r>
     </w:p>
     <w:p>
@@ -1493,7 +3251,7 @@
           <w:sz w:val="18"/>
           <w:u w:val="none"/>
         </w:rPr>
-        <w:t>④ remember to</w:t>
+        <w:t>④ The boy thinks it is likely that the AI in games will get stronger and stronger.</w:t>
       </w:r>
     </w:p>
     <w:p>
@@ -1509,7 +3267,7 @@
           <w:sz w:val="18"/>
           <w:u w:val="none"/>
         </w:rPr>
-        <w:t>⑤ be sure to</w:t>
+        <w:t>⑤ The girl has never played the game.</w:t>
       </w:r>
     </w:p>
     <w:p>
@@ -1535,7 +3293,7 @@
           <w:sz w:val="18"/>
           <w:u w:val="none"/>
         </w:rPr>
-        <w:t xml:space="preserve">8. </w:t>
+        <w:t xml:space="preserve">16. </w:t>
       </w:r>
       <w:r>
         <w:rPr>
@@ -1545,18 +3303,14 @@
           <w:sz w:val="18"/>
           <w:u w:val="none"/>
         </w:rPr>
-        <w:t xml:space="preserve">[2024 #5형] 위 대화 중 (A)에 들어갈 말로 문맥상 자연스럽지 </w:t>
-      </w:r>
-      <w:r>
-        <w:rPr>
-          <w:rFonts w:ascii="맑은 고딕" w:hAnsi="맑은 고딕" w:eastAsia="맑은 고딕"/>
-          <w:b w:val="0"/>
-          <w:i w:val="0"/>
-          <w:sz w:val="18"/>
-          <w:u w:val="single"/>
-        </w:rPr>
-        <w:t>않은</w:t>
-      </w:r>
+        <w:t>Do It Yourself P.138 대화의 내용과 일치하는 것은?</w:t>
+      </w:r>
+    </w:p>
+    <w:p>
+      <w:pPr>
+        <w:spacing w:before="0" w:after="20" w:line="259" w:lineRule="auto"/>
+        <w:ind w:left="57"/>
+      </w:pPr>
       <w:r>
         <w:rPr>
           <w:rFonts w:ascii="맑은 고딕" w:hAnsi="맑은 고딕" w:eastAsia="맑은 고딕"/>
@@ -1565,11 +3319,182 @@
           <w:sz w:val="18"/>
           <w:u w:val="none"/>
         </w:rPr>
-        <w:t xml:space="preserve"> 것은?</w:t>
+        <w:t>G: Jinho, look! These two speakers look pretty cool.</w:t>
+      </w:r>
+      <w:r>
+        <w:br/>
+      </w:r>
+      <w:r>
+        <w:rPr>
+          <w:rFonts w:ascii="맑은 고딕" w:hAnsi="맑은 고딕" w:eastAsia="맑은 고딕"/>
+          <w:b w:val="0"/>
+          <w:i w:val="0"/>
+          <w:sz w:val="18"/>
+          <w:u w:val="none"/>
+        </w:rPr>
+        <w:t>B: Yeah, they do. Which do you prefer, the red one or the black one?</w:t>
+      </w:r>
+      <w:r>
+        <w:br/>
+      </w:r>
+      <w:r>
+        <w:rPr>
+          <w:rFonts w:ascii="맑은 고딕" w:hAnsi="맑은 고딕" w:eastAsia="맑은 고딕"/>
+          <w:b w:val="0"/>
+          <w:i w:val="0"/>
+          <w:sz w:val="18"/>
+          <w:u w:val="none"/>
+        </w:rPr>
+        <w:t>G: I prefer the red one to the black one. It’s only 20 dollars, and it comes with a discount coupon for music downloads.</w:t>
+      </w:r>
+      <w:r>
+        <w:br/>
+      </w:r>
+      <w:r>
+        <w:rPr>
+          <w:rFonts w:ascii="맑은 고딕" w:hAnsi="맑은 고딕" w:eastAsia="맑은 고딕"/>
+          <w:b w:val="0"/>
+          <w:i w:val="0"/>
+          <w:sz w:val="18"/>
+          <w:u w:val="none"/>
+        </w:rPr>
+        <w:t>B: Although the black one is 40 dollars, I think it’s the right one for me. I heard it has better sound quality.</w:t>
       </w:r>
     </w:p>
     <w:p>
       <w:pPr>
+        <w:spacing w:before="0" w:after="0" w:line="259" w:lineRule="auto"/>
+        <w:ind w:left="113"/>
+      </w:pPr>
+      <w:r>
+        <w:rPr>
+          <w:rFonts w:ascii="맑은 고딕" w:hAnsi="맑은 고딕" w:eastAsia="맑은 고딕"/>
+          <w:b w:val="0"/>
+          <w:i w:val="0"/>
+          <w:sz w:val="18"/>
+          <w:u w:val="none"/>
+        </w:rPr>
+        <w:t>① The black one has better sound quality.</w:t>
+      </w:r>
+    </w:p>
+    <w:p>
+      <w:pPr>
+        <w:spacing w:before="0" w:after="0" w:line="259" w:lineRule="auto"/>
+        <w:ind w:left="113"/>
+      </w:pPr>
+      <w:r>
+        <w:rPr>
+          <w:rFonts w:ascii="맑은 고딕" w:hAnsi="맑은 고딕" w:eastAsia="맑은 고딕"/>
+          <w:b w:val="0"/>
+          <w:i w:val="0"/>
+          <w:sz w:val="18"/>
+          <w:u w:val="none"/>
+        </w:rPr>
+        <w:t>② The red one is 40 dollars.</w:t>
+      </w:r>
+    </w:p>
+    <w:p>
+      <w:pPr>
+        <w:spacing w:before="0" w:after="0" w:line="259" w:lineRule="auto"/>
+        <w:ind w:left="113"/>
+      </w:pPr>
+      <w:r>
+        <w:rPr>
+          <w:rFonts w:ascii="맑은 고딕" w:hAnsi="맑은 고딕" w:eastAsia="맑은 고딕"/>
+          <w:b w:val="0"/>
+          <w:i w:val="0"/>
+          <w:sz w:val="18"/>
+          <w:u w:val="none"/>
+        </w:rPr>
+        <w:t>③ The red one comes with a discount coupon for headphones.</w:t>
+      </w:r>
+    </w:p>
+    <w:p>
+      <w:pPr>
+        <w:spacing w:before="0" w:after="0" w:line="259" w:lineRule="auto"/>
+        <w:ind w:left="113"/>
+      </w:pPr>
+      <w:r>
+        <w:rPr>
+          <w:rFonts w:ascii="맑은 고딕" w:hAnsi="맑은 고딕" w:eastAsia="맑은 고딕"/>
+          <w:b w:val="0"/>
+          <w:i w:val="0"/>
+          <w:sz w:val="18"/>
+          <w:u w:val="none"/>
+        </w:rPr>
+        <w:t>④ The girl prefers the black one to the red one.</w:t>
+      </w:r>
+    </w:p>
+    <w:p>
+      <w:pPr>
+        <w:spacing w:before="0" w:after="0" w:line="259" w:lineRule="auto"/>
+        <w:ind w:left="113"/>
+      </w:pPr>
+      <w:r>
+        <w:rPr>
+          <w:rFonts w:ascii="맑은 고딕" w:hAnsi="맑은 고딕" w:eastAsia="맑은 고딕"/>
+          <w:b w:val="0"/>
+          <w:i w:val="0"/>
+          <w:sz w:val="18"/>
+          <w:u w:val="none"/>
+        </w:rPr>
+        <w:t>⑤ The boy thinks the red one is the right one for him.</w:t>
+      </w:r>
+    </w:p>
+    <w:p>
+      <w:pPr>
+        <w:spacing w:before="0" w:after="0" w:line="259" w:lineRule="auto"/>
+      </w:pPr>
+    </w:p>
+    <w:p>
+      <w:pPr>
+        <w:spacing w:before="0" w:after="40" w:line="259" w:lineRule="auto"/>
+      </w:pPr>
+    </w:p>
+    <w:p>
+      <w:pPr>
+        <w:keepNext/>
+        <w:spacing w:before="0" w:after="20" w:line="259" w:lineRule="auto"/>
+      </w:pPr>
+      <w:r>
+        <w:rPr>
+          <w:rFonts w:ascii="맑은 고딕" w:hAnsi="맑은 고딕" w:eastAsia="맑은 고딕"/>
+          <w:b/>
+          <w:i w:val="0"/>
+          <w:sz w:val="18"/>
+          <w:u w:val="none"/>
+        </w:rPr>
+        <w:t>[17] ★배열영작</w:t>
+      </w:r>
+    </w:p>
+    <w:p>
+      <w:pPr>
+        <w:keepNext/>
+        <w:spacing w:before="0" w:after="20" w:line="259" w:lineRule="auto"/>
+      </w:pPr>
+      <w:r>
+        <w:rPr>
+          <w:rFonts w:ascii="맑은 고딕" w:hAnsi="맑은 고딕" w:eastAsia="맑은 고딕"/>
+          <w:b/>
+          <w:i w:val="0"/>
+          <w:sz w:val="18"/>
+          <w:u w:val="none"/>
+        </w:rPr>
+        <w:t xml:space="preserve">17. </w:t>
+      </w:r>
+      <w:r>
+        <w:rPr>
+          <w:rFonts w:ascii="맑은 고딕" w:hAnsi="맑은 고딕" w:eastAsia="맑은 고딕"/>
+          <w:b w:val="0"/>
+          <w:i w:val="0"/>
+          <w:sz w:val="18"/>
+          <w:u w:val="none"/>
+        </w:rPr>
+        <w:t>[★배열영작] 우리말과 같도록 &lt;보기&gt;를 모두 한 번씩 배열할 때 ★에 들어갈 말은? (함정어 1개 제외)</w:t>
+      </w:r>
+    </w:p>
+    <w:p>
+      <w:pPr>
         <w:spacing w:before="0" w:after="20" w:line="259" w:lineRule="auto"/>
         <w:ind w:left="57"/>
       </w:pPr>
@@ -1581,17 +3506,7 @@
           <w:sz w:val="18"/>
           <w:u w:val="none"/>
         </w:rPr>
-        <w:t xml:space="preserve">B: A flying camera? </w:t>
-      </w:r>
-      <w:r>
-        <w:rPr>
-          <w:rFonts w:ascii="맑은 고딕" w:hAnsi="맑은 고딕" w:eastAsia="맑은 고딕"/>
-          <w:b w:val="0"/>
-          <w:i w:val="0"/>
-          <w:sz w:val="18"/>
-          <w:u w:val="single"/>
-        </w:rPr>
-        <w:t>(A)</w:t>
+        <w:t>네 동영상 덕분에 사람들이 좀 더 쉽게 더 나은 제품을 선택할 수 있게 되겠구나.</w:t>
       </w:r>
       <w:r>
         <w:br/>
@@ -1604,12 +3519,35 @@
           <w:sz w:val="18"/>
           <w:u w:val="none"/>
         </w:rPr>
-        <w:t>G: Of course. This machine flies to a destination that we have already set. While it's flying, it can take pictures from 500 meters above the location.</w:t>
+        <w:t xml:space="preserve">〈보기〉 </w:t>
+      </w:r>
+      <w:r>
+        <w:rPr>
+          <w:rFonts w:ascii="맑은 고딕" w:hAnsi="맑은 고딕" w:eastAsia="맑은 고딕"/>
+          <w:b w:val="0"/>
+          <w:i w:val="0"/>
+          <w:sz w:val="18"/>
+          <w:u w:val="none"/>
+        </w:rPr>
+        <w:t>( of / it / to / make / easier / will / choose / your video / for / better products / people )</w:t>
+      </w:r>
+      <w:r>
+        <w:br/>
+      </w:r>
+      <w:r>
+        <w:rPr>
+          <w:rFonts w:ascii="맑은 고딕" w:hAnsi="맑은 고딕" w:eastAsia="맑은 고딕"/>
+          <w:b w:val="0"/>
+          <w:i w:val="0"/>
+          <w:sz w:val="18"/>
+          <w:u w:val="none"/>
+        </w:rPr>
+        <w:t>→ ______ ______ ______ ______ ★______ ______ ______ ______ ______ ______ .</w:t>
       </w:r>
     </w:p>
     <w:p>
       <w:pPr>
-        <w:spacing w:before="0" w:after="0" w:line="259" w:lineRule="auto"/>
+        <w:spacing w:before="0" w:after="20" w:line="259" w:lineRule="auto"/>
         <w:ind w:left="113"/>
       </w:pPr>
       <w:r>
@@ -1620,14 +3558,8 @@
           <w:sz w:val="18"/>
           <w:u w:val="none"/>
         </w:rPr>
-        <w:t>① Could you explain how it works?</w:t>
-      </w:r>
-    </w:p>
-    <w:p>
-      <w:pPr>
-        <w:spacing w:before="0" w:after="0" w:line="259" w:lineRule="auto"/>
-        <w:ind w:left="113"/>
-      </w:pPr>
+        <w:t>① make</w:t>
+      </w:r>
       <w:r>
         <w:rPr>
           <w:rFonts w:ascii="맑은 고딕" w:hAnsi="맑은 고딕" w:eastAsia="맑은 고딕"/>
@@ -1636,14 +3568,8 @@
           <w:sz w:val="18"/>
           <w:u w:val="none"/>
         </w:rPr>
-        <w:t>② What do you mean by that?</w:t>
-      </w:r>
-    </w:p>
-    <w:p>
-      <w:pPr>
-        <w:spacing w:before="0" w:after="0" w:line="259" w:lineRule="auto"/>
-        <w:ind w:left="113"/>
-      </w:pPr>
+        <w:t xml:space="preserve">    </w:t>
+      </w:r>
       <w:r>
         <w:rPr>
           <w:rFonts w:ascii="맑은 고딕" w:hAnsi="맑은 고딕" w:eastAsia="맑은 고딕"/>
@@ -1652,14 +3578,8 @@
           <w:sz w:val="18"/>
           <w:u w:val="none"/>
         </w:rPr>
-        <w:t>③ Can you tell me more about that?</w:t>
-      </w:r>
-    </w:p>
-    <w:p>
-      <w:pPr>
-        <w:spacing w:before="0" w:after="0" w:line="259" w:lineRule="auto"/>
-        <w:ind w:left="113"/>
-      </w:pPr>
+        <w:t>② it</w:t>
+      </w:r>
       <w:r>
         <w:rPr>
           <w:rFonts w:ascii="맑은 고딕" w:hAnsi="맑은 고딕" w:eastAsia="맑은 고딕"/>
@@ -1668,14 +3588,8 @@
           <w:sz w:val="18"/>
           <w:u w:val="none"/>
         </w:rPr>
-        <w:t>④ Could you elaborate on that?</w:t>
-      </w:r>
-    </w:p>
-    <w:p>
-      <w:pPr>
-        <w:spacing w:before="0" w:after="0" w:line="259" w:lineRule="auto"/>
-        <w:ind w:left="113"/>
-      </w:pPr>
+        <w:t xml:space="preserve">    </w:t>
+      </w:r>
       <w:r>
         <w:rPr>
           <w:rFonts w:ascii="맑은 고딕" w:hAnsi="맑은 고딕" w:eastAsia="맑은 고딕"/>
@@ -1684,33 +3598,17 @@
           <w:sz w:val="18"/>
           <w:u w:val="none"/>
         </w:rPr>
-        <w:t>⑤ Which one do you like better?</w:t>
-      </w:r>
-    </w:p>
-    <w:p>
-      <w:pPr>
-        <w:spacing w:before="0" w:after="0" w:line="259" w:lineRule="auto"/>
-      </w:pPr>
-    </w:p>
-    <w:p>
-      <w:pPr>
-        <w:spacing w:before="0" w:after="40" w:line="259" w:lineRule="auto"/>
-      </w:pPr>
-    </w:p>
-    <w:p>
-      <w:pPr>
-        <w:keepNext/>
-        <w:spacing w:before="0" w:after="20" w:line="259" w:lineRule="auto"/>
-      </w:pPr>
-      <w:r>
-        <w:rPr>
-          <w:rFonts w:ascii="맑은 고딕" w:hAnsi="맑은 고딕" w:eastAsia="맑은 고딕"/>
-          <w:b/>
+        <w:t>③ easier</w:t>
+      </w:r>
+      <w:r>
+        <w:rPr>
+          <w:rFonts w:ascii="맑은 고딕" w:hAnsi="맑은 고딕" w:eastAsia="맑은 고딕"/>
+          <w:b w:val="0"/>
           <w:i w:val="0"/>
           <w:sz w:val="18"/>
           <w:u w:val="none"/>
         </w:rPr>
-        <w:t xml:space="preserve">9. </w:t>
+        <w:t xml:space="preserve">    </w:t>
       </w:r>
       <w:r>
         <w:rPr>
@@ -1720,17 +3618,7 @@
           <w:sz w:val="18"/>
           <w:u w:val="none"/>
         </w:rPr>
-        <w:t xml:space="preserve">[2024 #11형] 대화의 흐름상 빈칸 (A)에 들어갈 말의 의도가 나머지 넷과 </w:t>
-      </w:r>
-      <w:r>
-        <w:rPr>
-          <w:rFonts w:ascii="맑은 고딕" w:hAnsi="맑은 고딕" w:eastAsia="맑은 고딕"/>
-          <w:b w:val="0"/>
-          <w:i w:val="0"/>
-          <w:sz w:val="18"/>
-          <w:u w:val="single"/>
-        </w:rPr>
-        <w:t>다른</w:t>
+        <w:t>④ for</w:t>
       </w:r>
       <w:r>
         <w:rPr>
@@ -1740,14 +3628,8 @@
           <w:sz w:val="18"/>
           <w:u w:val="none"/>
         </w:rPr>
-        <w:t xml:space="preserve"> 것은?</w:t>
-      </w:r>
-    </w:p>
-    <w:p>
-      <w:pPr>
-        <w:spacing w:before="0" w:after="0" w:line="259" w:lineRule="auto"/>
-        <w:ind w:left="113"/>
-      </w:pPr>
+        <w:t xml:space="preserve">    </w:t>
+      </w:r>
       <w:r>
         <w:rPr>
           <w:rFonts w:ascii="맑은 고딕" w:hAnsi="맑은 고딕" w:eastAsia="맑은 고딕"/>
@@ -1756,1690 +3638,8 @@
           <w:sz w:val="18"/>
           <w:u w:val="none"/>
         </w:rPr>
-        <w:t xml:space="preserve">① A: Robots will do most of our housework. B: </w:t>
-      </w:r>
-      <w:r>
-        <w:rPr>
-          <w:rFonts w:ascii="맑은 고딕" w:hAnsi="맑은 고딕" w:eastAsia="맑은 고딕"/>
-          <w:b w:val="0"/>
-          <w:i w:val="0"/>
-          <w:sz w:val="18"/>
-          <w:u w:val="single"/>
-        </w:rPr>
-        <w:t>(A)</w:t>
-      </w:r>
-      <w:r>
-        <w:rPr>
-          <w:rFonts w:ascii="맑은 고딕" w:hAnsi="맑은 고딕" w:eastAsia="맑은 고딕"/>
-          <w:b w:val="0"/>
-          <w:i w:val="0"/>
-          <w:sz w:val="18"/>
-          <w:u w:val="none"/>
-        </w:rPr>
-        <w:t xml:space="preserve"> I think they will cook and clean for us.</w:t>
-      </w:r>
-    </w:p>
-    <w:p>
-      <w:pPr>
-        <w:spacing w:before="0" w:after="0" w:line="259" w:lineRule="auto"/>
-        <w:ind w:left="113"/>
-      </w:pPr>
-      <w:r>
-        <w:rPr>
-          <w:rFonts w:ascii="맑은 고딕" w:hAnsi="맑은 고딕" w:eastAsia="맑은 고딕"/>
-          <w:b w:val="0"/>
-          <w:i w:val="0"/>
-          <w:sz w:val="18"/>
-          <w:u w:val="none"/>
-        </w:rPr>
-        <w:t xml:space="preserve">② A: We might live in outer space someday. B: </w:t>
-      </w:r>
-      <w:r>
-        <w:rPr>
-          <w:rFonts w:ascii="맑은 고딕" w:hAnsi="맑은 고딕" w:eastAsia="맑은 고딕"/>
-          <w:b w:val="0"/>
-          <w:i w:val="0"/>
-          <w:sz w:val="18"/>
-          <w:u w:val="single"/>
-        </w:rPr>
-        <w:t>(A)</w:t>
-      </w:r>
-      <w:r>
-        <w:rPr>
-          <w:rFonts w:ascii="맑은 고딕" w:hAnsi="맑은 고딕" w:eastAsia="맑은 고딕"/>
-          <w:b w:val="0"/>
-          <w:i w:val="0"/>
-          <w:sz w:val="18"/>
-          <w:u w:val="none"/>
-        </w:rPr>
-        <w:t xml:space="preserve"> Space travel is getting cheaper.</w:t>
-      </w:r>
-    </w:p>
-    <w:p>
-      <w:pPr>
-        <w:spacing w:before="0" w:after="0" w:line="259" w:lineRule="auto"/>
-        <w:ind w:left="113"/>
-      </w:pPr>
-      <w:r>
-        <w:rPr>
-          <w:rFonts w:ascii="맑은 고딕" w:hAnsi="맑은 고딕" w:eastAsia="맑은 고딕"/>
-          <w:b w:val="0"/>
-          <w:i w:val="0"/>
-          <w:sz w:val="18"/>
-          <w:u w:val="none"/>
-        </w:rPr>
-        <w:t xml:space="preserve">③ A: Which do you prefer, the red speaker or the black one? B: </w:t>
-      </w:r>
-      <w:r>
-        <w:rPr>
-          <w:rFonts w:ascii="맑은 고딕" w:hAnsi="맑은 고딕" w:eastAsia="맑은 고딕"/>
-          <w:b w:val="0"/>
-          <w:i w:val="0"/>
-          <w:sz w:val="18"/>
-          <w:u w:val="single"/>
-        </w:rPr>
-        <w:t>(A)</w:t>
-      </w:r>
-      <w:r>
-        <w:rPr>
-          <w:rFonts w:ascii="맑은 고딕" w:hAnsi="맑은 고딕" w:eastAsia="맑은 고딕"/>
-          <w:b w:val="0"/>
-          <w:i w:val="0"/>
-          <w:sz w:val="18"/>
-          <w:u w:val="none"/>
-        </w:rPr>
-        <w:t xml:space="preserve"> It has better sound quality.</w:t>
-      </w:r>
-    </w:p>
-    <w:p>
-      <w:pPr>
-        <w:spacing w:before="0" w:after="0" w:line="259" w:lineRule="auto"/>
-        <w:ind w:left="113"/>
-      </w:pPr>
-      <w:r>
-        <w:rPr>
-          <w:rFonts w:ascii="맑은 고딕" w:hAnsi="맑은 고딕" w:eastAsia="맑은 고딕"/>
-          <w:b w:val="0"/>
-          <w:i w:val="0"/>
-          <w:sz w:val="18"/>
-          <w:u w:val="none"/>
-        </w:rPr>
-        <w:t xml:space="preserve">④ A: Meat will be grown in a lab in the future. B: </w:t>
-      </w:r>
-      <w:r>
-        <w:rPr>
-          <w:rFonts w:ascii="맑은 고딕" w:hAnsi="맑은 고딕" w:eastAsia="맑은 고딕"/>
-          <w:b w:val="0"/>
-          <w:i w:val="0"/>
-          <w:sz w:val="18"/>
-          <w:u w:val="single"/>
-        </w:rPr>
-        <w:t>(A)</w:t>
-      </w:r>
-      <w:r>
-        <w:rPr>
-          <w:rFonts w:ascii="맑은 고딕" w:hAnsi="맑은 고딕" w:eastAsia="맑은 고딕"/>
-          <w:b w:val="0"/>
-          <w:i w:val="0"/>
-          <w:sz w:val="18"/>
-          <w:u w:val="none"/>
-        </w:rPr>
-        <w:t xml:space="preserve"> It needs less land and water.</w:t>
-      </w:r>
-    </w:p>
-    <w:p>
-      <w:pPr>
-        <w:spacing w:before="0" w:after="0" w:line="259" w:lineRule="auto"/>
-        <w:ind w:left="113"/>
-      </w:pPr>
-      <w:r>
-        <w:rPr>
-          <w:rFonts w:ascii="맑은 고딕" w:hAnsi="맑은 고딕" w:eastAsia="맑은 고딕"/>
-          <w:b w:val="0"/>
-          <w:i w:val="0"/>
-          <w:sz w:val="18"/>
-          <w:u w:val="none"/>
-        </w:rPr>
-        <w:t xml:space="preserve">⑤ A: Will stores without cashiers become common? B: </w:t>
-      </w:r>
-      <w:r>
-        <w:rPr>
-          <w:rFonts w:ascii="맑은 고딕" w:hAnsi="맑은 고딕" w:eastAsia="맑은 고딕"/>
-          <w:b w:val="0"/>
-          <w:i w:val="0"/>
-          <w:sz w:val="18"/>
-          <w:u w:val="single"/>
-        </w:rPr>
-        <w:t>(A)</w:t>
-      </w:r>
-      <w:r>
-        <w:rPr>
-          <w:rFonts w:ascii="맑은 고딕" w:hAnsi="맑은 고딕" w:eastAsia="맑은 고딕"/>
-          <w:b w:val="0"/>
-          <w:i w:val="0"/>
-          <w:sz w:val="18"/>
-          <w:u w:val="none"/>
-        </w:rPr>
-        <w:t xml:space="preserve"> Cameras and sensors make it possible.</w:t>
-      </w:r>
-    </w:p>
-    <w:p>
-      <w:pPr>
-        <w:spacing w:before="0" w:after="0" w:line="259" w:lineRule="auto"/>
-      </w:pPr>
-    </w:p>
-    <w:p>
-      <w:pPr>
-        <w:spacing w:before="0" w:after="40" w:line="259" w:lineRule="auto"/>
-      </w:pPr>
-    </w:p>
-    <w:p>
-      <w:pPr>
-        <w:keepNext/>
-        <w:spacing w:before="0" w:after="20" w:line="259" w:lineRule="auto"/>
-      </w:pPr>
-      <w:r>
-        <w:rPr>
-          <w:rFonts w:ascii="맑은 고딕" w:hAnsi="맑은 고딕" w:eastAsia="맑은 고딕"/>
-          <w:b/>
-          <w:i w:val="0"/>
-          <w:sz w:val="18"/>
-          <w:u w:val="none"/>
-        </w:rPr>
-        <w:t>[2024 #6형] 대화에 대한 설명 틀린 것 모두</w:t>
-      </w:r>
-    </w:p>
-    <w:p>
-      <w:pPr>
-        <w:keepNext/>
-        <w:spacing w:before="0" w:after="20" w:line="259" w:lineRule="auto"/>
-      </w:pPr>
-      <w:r>
-        <w:rPr>
-          <w:rFonts w:ascii="맑은 고딕" w:hAnsi="맑은 고딕" w:eastAsia="맑은 고딕"/>
-          <w:b/>
-          <w:i w:val="0"/>
-          <w:sz w:val="18"/>
-          <w:u w:val="none"/>
-        </w:rPr>
-        <w:t xml:space="preserve">10. </w:t>
-      </w:r>
-      <w:r>
-        <w:rPr>
-          <w:rFonts w:ascii="맑은 고딕" w:hAnsi="맑은 고딕" w:eastAsia="맑은 고딕"/>
-          <w:b w:val="0"/>
-          <w:i w:val="0"/>
-          <w:sz w:val="18"/>
-          <w:u w:val="none"/>
-        </w:rPr>
-        <w:t xml:space="preserve">[2024 #6형] 위 대화에 대한 설명으로 올바르지 </w:t>
-      </w:r>
-      <w:r>
-        <w:rPr>
-          <w:rFonts w:ascii="맑은 고딕" w:hAnsi="맑은 고딕" w:eastAsia="맑은 고딕"/>
-          <w:b w:val="0"/>
-          <w:i w:val="0"/>
-          <w:sz w:val="18"/>
-          <w:u w:val="single"/>
-        </w:rPr>
-        <w:t>않은</w:t>
-      </w:r>
-      <w:r>
-        <w:rPr>
-          <w:rFonts w:ascii="맑은 고딕" w:hAnsi="맑은 고딕" w:eastAsia="맑은 고딕"/>
-          <w:b w:val="0"/>
-          <w:i w:val="0"/>
-          <w:sz w:val="18"/>
-          <w:u w:val="none"/>
-        </w:rPr>
-        <w:t xml:space="preserve"> 것을 </w:t>
-      </w:r>
-      <w:r>
-        <w:rPr>
-          <w:rFonts w:ascii="맑은 고딕" w:hAnsi="맑은 고딕" w:eastAsia="맑은 고딕"/>
-          <w:b/>
-          <w:i w:val="0"/>
-          <w:sz w:val="18"/>
-          <w:u w:val="none"/>
-        </w:rPr>
-        <w:t>모두</w:t>
-      </w:r>
-      <w:r>
-        <w:rPr>
-          <w:rFonts w:ascii="맑은 고딕" w:hAnsi="맑은 고딕" w:eastAsia="맑은 고딕"/>
-          <w:b w:val="0"/>
-          <w:i w:val="0"/>
-          <w:sz w:val="18"/>
-          <w:u w:val="none"/>
-        </w:rPr>
-        <w:t xml:space="preserve"> 고르면? (2개)</w:t>
-      </w:r>
-    </w:p>
-    <w:p>
-      <w:pPr>
-        <w:spacing w:before="0" w:after="20" w:line="259" w:lineRule="auto"/>
-        <w:ind w:left="57"/>
-      </w:pPr>
-      <w:r>
-        <w:rPr>
-          <w:rFonts w:ascii="맑은 고딕" w:hAnsi="맑은 고딕" w:eastAsia="맑은 고딕"/>
-          <w:b w:val="0"/>
-          <w:i w:val="0"/>
-          <w:sz w:val="18"/>
-          <w:u w:val="none"/>
-        </w:rPr>
-        <w:t>G: Look at these. They are the new inventions of the month!</w:t>
-      </w:r>
-      <w:r>
-        <w:br/>
-      </w:r>
-      <w:r>
-        <w:rPr>
-          <w:rFonts w:ascii="맑은 고딕" w:hAnsi="맑은 고딕" w:eastAsia="맑은 고딕"/>
-          <w:b w:val="0"/>
-          <w:i w:val="0"/>
-          <w:sz w:val="18"/>
-          <w:u w:val="none"/>
-        </w:rPr>
-        <w:t>B: They all look great. What is the invention on the first page?</w:t>
-      </w:r>
-      <w:r>
-        <w:br/>
-      </w:r>
-      <w:r>
-        <w:rPr>
-          <w:rFonts w:ascii="맑은 고딕" w:hAnsi="맑은 고딕" w:eastAsia="맑은 고딕"/>
-          <w:b w:val="0"/>
-          <w:i w:val="0"/>
-          <w:sz w:val="18"/>
-          <w:u w:val="none"/>
-        </w:rPr>
-        <w:t>G: It's a new smart refrigerator. It senses the items inside it and suggests recipes.</w:t>
-      </w:r>
-      <w:r>
-        <w:br/>
-      </w:r>
-      <w:r>
-        <w:rPr>
-          <w:rFonts w:ascii="맑은 고딕" w:hAnsi="맑은 고딕" w:eastAsia="맑은 고딕"/>
-          <w:b w:val="0"/>
-          <w:i w:val="0"/>
-          <w:sz w:val="18"/>
-          <w:u w:val="none"/>
-        </w:rPr>
-        <w:t>B: That sounds helpful.</w:t>
-      </w:r>
-      <w:r>
-        <w:br/>
-      </w:r>
-      <w:r>
-        <w:rPr>
-          <w:rFonts w:ascii="맑은 고딕" w:hAnsi="맑은 고딕" w:eastAsia="맑은 고딕"/>
-          <w:b w:val="0"/>
-          <w:i w:val="0"/>
-          <w:sz w:val="18"/>
-          <w:u w:val="none"/>
-        </w:rPr>
-        <w:t>G: It does. What do you think of this flying camera? I want to buy it.</w:t>
-      </w:r>
-      <w:r>
-        <w:br/>
-      </w:r>
-      <w:r>
-        <w:rPr>
-          <w:rFonts w:ascii="맑은 고딕" w:hAnsi="맑은 고딕" w:eastAsia="맑은 고딕"/>
-          <w:b w:val="0"/>
-          <w:i w:val="0"/>
-          <w:sz w:val="18"/>
-          <w:u w:val="none"/>
-        </w:rPr>
-        <w:t>B: A flying camera? Could you explain how it works?</w:t>
-      </w:r>
-      <w:r>
-        <w:br/>
-      </w:r>
-      <w:r>
-        <w:rPr>
-          <w:rFonts w:ascii="맑은 고딕" w:hAnsi="맑은 고딕" w:eastAsia="맑은 고딕"/>
-          <w:b w:val="0"/>
-          <w:i w:val="0"/>
-          <w:sz w:val="18"/>
-          <w:u w:val="none"/>
-        </w:rPr>
-        <w:t>G: Of course. This machine flies to a destination that we have already set. While it's flying, it can take pictures from 500 meters above the location.</w:t>
-      </w:r>
-      <w:r>
-        <w:br/>
-      </w:r>
-      <w:r>
-        <w:rPr>
-          <w:rFonts w:ascii="맑은 고딕" w:hAnsi="맑은 고딕" w:eastAsia="맑은 고딕"/>
-          <w:b w:val="0"/>
-          <w:i w:val="0"/>
-          <w:sz w:val="18"/>
-          <w:u w:val="none"/>
-        </w:rPr>
-        <w:t>B: That sounds awesome. What do you want to take pictures of?</w:t>
-      </w:r>
-      <w:r>
-        <w:br/>
-      </w:r>
-      <w:r>
-        <w:rPr>
-          <w:rFonts w:ascii="맑은 고딕" w:hAnsi="맑은 고딕" w:eastAsia="맑은 고딕"/>
-          <w:b w:val="0"/>
-          <w:i w:val="0"/>
-          <w:sz w:val="18"/>
-          <w:u w:val="none"/>
-        </w:rPr>
-        <w:t>G: I want to take pictures of flying birds!</w:t>
-      </w:r>
-    </w:p>
-    <w:p>
-      <w:pPr>
-        <w:spacing w:before="0" w:after="0" w:line="259" w:lineRule="auto"/>
-        <w:ind w:left="113"/>
-      </w:pPr>
-      <w:r>
-        <w:rPr>
-          <w:rFonts w:ascii="맑은 고딕" w:hAnsi="맑은 고딕" w:eastAsia="맑은 고딕"/>
-          <w:b w:val="0"/>
-          <w:i w:val="0"/>
-          <w:sz w:val="18"/>
-          <w:u w:val="none"/>
-        </w:rPr>
-        <w:t>① The smart refrigerator can suggest what to cook.</w:t>
-      </w:r>
-    </w:p>
-    <w:p>
-      <w:pPr>
-        <w:spacing w:before="0" w:after="0" w:line="259" w:lineRule="auto"/>
-        <w:ind w:left="113"/>
-      </w:pPr>
-      <w:r>
-        <w:rPr>
-          <w:rFonts w:ascii="맑은 고딕" w:hAnsi="맑은 고딕" w:eastAsia="맑은 고딕"/>
-          <w:b w:val="0"/>
-          <w:i w:val="0"/>
-          <w:sz w:val="18"/>
-          <w:u w:val="none"/>
-        </w:rPr>
-        <w:t>② The flying camera chooses its own destination while flying.</w:t>
-      </w:r>
-    </w:p>
-    <w:p>
-      <w:pPr>
-        <w:spacing w:before="0" w:after="0" w:line="259" w:lineRule="auto"/>
-        <w:ind w:left="113"/>
-      </w:pPr>
-      <w:r>
-        <w:rPr>
-          <w:rFonts w:ascii="맑은 고딕" w:hAnsi="맑은 고딕" w:eastAsia="맑은 고딕"/>
-          <w:b w:val="0"/>
-          <w:i w:val="0"/>
-          <w:sz w:val="18"/>
-          <w:u w:val="none"/>
-        </w:rPr>
-        <w:t>③ The girl wants to buy the flying camera.</w:t>
-      </w:r>
-    </w:p>
-    <w:p>
-      <w:pPr>
-        <w:spacing w:before="0" w:after="0" w:line="259" w:lineRule="auto"/>
-        <w:ind w:left="113"/>
-      </w:pPr>
-      <w:r>
-        <w:rPr>
-          <w:rFonts w:ascii="맑은 고딕" w:hAnsi="맑은 고딕" w:eastAsia="맑은 고딕"/>
-          <w:b w:val="0"/>
-          <w:i w:val="0"/>
-          <w:sz w:val="18"/>
-          <w:u w:val="none"/>
-        </w:rPr>
-        <w:t>④ The boy asks the girl to explain how the camera works.</w:t>
-      </w:r>
-    </w:p>
-    <w:p>
-      <w:pPr>
-        <w:spacing w:before="0" w:after="0" w:line="259" w:lineRule="auto"/>
-        <w:ind w:left="113"/>
-      </w:pPr>
-      <w:r>
-        <w:rPr>
-          <w:rFonts w:ascii="맑은 고딕" w:hAnsi="맑은 고딕" w:eastAsia="맑은 고딕"/>
-          <w:b w:val="0"/>
-          <w:i w:val="0"/>
-          <w:sz w:val="18"/>
-          <w:u w:val="none"/>
-        </w:rPr>
-        <w:t>⑤ The girl wants to photograph city buildings from above.</w:t>
-      </w:r>
-    </w:p>
-    <w:p>
-      <w:pPr>
-        <w:spacing w:before="0" w:after="0" w:line="259" w:lineRule="auto"/>
-      </w:pPr>
-    </w:p>
-    <w:p>
-      <w:pPr>
-        <w:spacing w:before="0" w:after="40" w:line="259" w:lineRule="auto"/>
-      </w:pPr>
-    </w:p>
-    <w:p>
-      <w:pPr>
-        <w:keepNext/>
-        <w:spacing w:before="0" w:after="20" w:line="259" w:lineRule="auto"/>
-      </w:pPr>
-      <w:r>
-        <w:rPr>
-          <w:rFonts w:ascii="맑은 고딕" w:hAnsi="맑은 고딕" w:eastAsia="맑은 고딕"/>
-          <w:b/>
-          <w:i w:val="0"/>
-          <w:sz w:val="18"/>
-          <w:u w:val="none"/>
-        </w:rPr>
-        <w:t>[2025 #24형 · 어법] 대화문 어법</w:t>
-      </w:r>
-    </w:p>
-    <w:p>
-      <w:pPr>
-        <w:keepNext/>
-        <w:spacing w:before="0" w:after="20" w:line="259" w:lineRule="auto"/>
-      </w:pPr>
-      <w:r>
-        <w:rPr>
-          <w:rFonts w:ascii="맑은 고딕" w:hAnsi="맑은 고딕" w:eastAsia="맑은 고딕"/>
-          <w:b/>
-          <w:i w:val="0"/>
-          <w:sz w:val="18"/>
-          <w:u w:val="none"/>
-        </w:rPr>
-        <w:t xml:space="preserve">11. </w:t>
-      </w:r>
-      <w:r>
-        <w:rPr>
-          <w:rFonts w:ascii="맑은 고딕" w:hAnsi="맑은 고딕" w:eastAsia="맑은 고딕"/>
-          <w:b w:val="0"/>
-          <w:i w:val="0"/>
-          <w:sz w:val="18"/>
-          <w:u w:val="none"/>
-        </w:rPr>
-        <w:t>[2025 #24형] (A)~(C)에 들어갈 표현으로 적절한 것은?</w:t>
-      </w:r>
-    </w:p>
-    <w:p>
-      <w:pPr>
-        <w:spacing w:before="0" w:after="20" w:line="259" w:lineRule="auto"/>
-        <w:ind w:left="57"/>
-      </w:pPr>
-      <w:r>
-        <w:rPr>
-          <w:rFonts w:ascii="맑은 고딕" w:hAnsi="맑은 고딕" w:eastAsia="맑은 고딕"/>
-          <w:b w:val="0"/>
-          <w:i w:val="0"/>
-          <w:sz w:val="18"/>
-          <w:u w:val="none"/>
-        </w:rPr>
-        <w:t>A girl wanted a new bag, but her friend suggested making one (A)[instead of / in spite of] buying it. He said she could find out (B)[how / what] to use old clothes to make a bag online. She liked the idea and said she (C)[couldn't wait to / looked forward to] make her own bag.</w:t>
-      </w:r>
-    </w:p>
-    <w:p>
-      <w:pPr>
-        <w:spacing w:before="0" w:after="0" w:line="259" w:lineRule="auto"/>
-        <w:ind w:left="113"/>
-      </w:pPr>
-      <w:r>
-        <w:rPr>
-          <w:rFonts w:ascii="맑은 고딕" w:hAnsi="맑은 고딕" w:eastAsia="맑은 고딕"/>
-          <w:b w:val="0"/>
-          <w:i w:val="0"/>
-          <w:sz w:val="18"/>
-          <w:u w:val="none"/>
-        </w:rPr>
-        <w:t>① instead of — how — couldn't wait to</w:t>
-      </w:r>
-    </w:p>
-    <w:p>
-      <w:pPr>
-        <w:spacing w:before="0" w:after="0" w:line="259" w:lineRule="auto"/>
-        <w:ind w:left="113"/>
-      </w:pPr>
-      <w:r>
-        <w:rPr>
-          <w:rFonts w:ascii="맑은 고딕" w:hAnsi="맑은 고딕" w:eastAsia="맑은 고딕"/>
-          <w:b w:val="0"/>
-          <w:i w:val="0"/>
-          <w:sz w:val="18"/>
-          <w:u w:val="none"/>
-        </w:rPr>
-        <w:t>② in spite of — how — looked forward to</w:t>
-      </w:r>
-    </w:p>
-    <w:p>
-      <w:pPr>
-        <w:spacing w:before="0" w:after="0" w:line="259" w:lineRule="auto"/>
-        <w:ind w:left="113"/>
-      </w:pPr>
-      <w:r>
-        <w:rPr>
-          <w:rFonts w:ascii="맑은 고딕" w:hAnsi="맑은 고딕" w:eastAsia="맑은 고딕"/>
-          <w:b w:val="0"/>
-          <w:i w:val="0"/>
-          <w:sz w:val="18"/>
-          <w:u w:val="none"/>
-        </w:rPr>
-        <w:t>③ instead of — what — couldn't wait to</w:t>
-      </w:r>
-    </w:p>
-    <w:p>
-      <w:pPr>
-        <w:spacing w:before="0" w:after="0" w:line="259" w:lineRule="auto"/>
-        <w:ind w:left="113"/>
-      </w:pPr>
-      <w:r>
-        <w:rPr>
-          <w:rFonts w:ascii="맑은 고딕" w:hAnsi="맑은 고딕" w:eastAsia="맑은 고딕"/>
-          <w:b w:val="0"/>
-          <w:i w:val="0"/>
-          <w:sz w:val="18"/>
-          <w:u w:val="none"/>
-        </w:rPr>
-        <w:t>④ in spite of — what — looked forward to</w:t>
-      </w:r>
-    </w:p>
-    <w:p>
-      <w:pPr>
-        <w:spacing w:before="0" w:after="0" w:line="259" w:lineRule="auto"/>
-        <w:ind w:left="113"/>
-      </w:pPr>
-      <w:r>
-        <w:rPr>
-          <w:rFonts w:ascii="맑은 고딕" w:hAnsi="맑은 고딕" w:eastAsia="맑은 고딕"/>
-          <w:b w:val="0"/>
-          <w:i w:val="0"/>
-          <w:sz w:val="18"/>
-          <w:u w:val="none"/>
-        </w:rPr>
-        <w:t>⑤ instead of — how — looked forward to</w:t>
-      </w:r>
-    </w:p>
-    <w:p>
-      <w:pPr>
-        <w:spacing w:before="0" w:after="0" w:line="259" w:lineRule="auto"/>
-      </w:pPr>
-    </w:p>
-    <w:p>
-      <w:pPr>
-        <w:spacing w:before="0" w:after="40" w:line="259" w:lineRule="auto"/>
-      </w:pPr>
-    </w:p>
-    <w:p>
-      <w:pPr>
-        <w:keepNext/>
-        <w:spacing w:before="0" w:after="20" w:line="259" w:lineRule="auto"/>
-      </w:pPr>
-      <w:r>
-        <w:rPr>
-          <w:rFonts w:ascii="맑은 고딕" w:hAnsi="맑은 고딕" w:eastAsia="맑은 고딕"/>
-          <w:b/>
-          <w:i w:val="0"/>
-          <w:sz w:val="18"/>
-          <w:u w:val="none"/>
-        </w:rPr>
-        <w:t xml:space="preserve">12. </w:t>
-      </w:r>
-      <w:r>
-        <w:rPr>
-          <w:rFonts w:ascii="맑은 고딕" w:hAnsi="맑은 고딕" w:eastAsia="맑은 고딕"/>
-          <w:b w:val="0"/>
-          <w:i w:val="0"/>
-          <w:sz w:val="18"/>
-          <w:u w:val="none"/>
-        </w:rPr>
-        <w:t xml:space="preserve">밑줄 친 ⓐ~ⓔ 중 어법상 옳은 것을 </w:t>
-      </w:r>
-      <w:r>
-        <w:rPr>
-          <w:rFonts w:ascii="맑은 고딕" w:hAnsi="맑은 고딕" w:eastAsia="맑은 고딕"/>
-          <w:b/>
-          <w:i w:val="0"/>
-          <w:sz w:val="18"/>
-          <w:u w:val="none"/>
-        </w:rPr>
-        <w:t>두 개</w:t>
-      </w:r>
-      <w:r>
-        <w:rPr>
-          <w:rFonts w:ascii="맑은 고딕" w:hAnsi="맑은 고딕" w:eastAsia="맑은 고딕"/>
-          <w:b w:val="0"/>
-          <w:i w:val="0"/>
-          <w:sz w:val="18"/>
-          <w:u w:val="none"/>
-        </w:rPr>
-        <w:t xml:space="preserve"> 고르면?</w:t>
-      </w:r>
-    </w:p>
-    <w:p>
-      <w:pPr>
-        <w:spacing w:before="0" w:after="20" w:line="259" w:lineRule="auto"/>
-        <w:ind w:left="57"/>
-      </w:pPr>
-      <w:r>
-        <w:rPr>
-          <w:rFonts w:ascii="맑은 고딕" w:hAnsi="맑은 고딕" w:eastAsia="맑은 고딕"/>
-          <w:b w:val="0"/>
-          <w:i w:val="0"/>
-          <w:sz w:val="18"/>
-          <w:u w:val="none"/>
-        </w:rPr>
-        <w:t>G: It's a show about a man ⓐ</w:t>
-      </w:r>
-      <w:r>
-        <w:rPr>
-          <w:rFonts w:ascii="맑은 고딕" w:hAnsi="맑은 고딕" w:eastAsia="맑은 고딕"/>
-          <w:b w:val="0"/>
-          <w:i w:val="0"/>
-          <w:sz w:val="18"/>
-          <w:u w:val="single"/>
-        </w:rPr>
-        <w:t>who lost one of his arm</w:t>
-      </w:r>
-      <w:r>
-        <w:rPr>
-          <w:rFonts w:ascii="맑은 고딕" w:hAnsi="맑은 고딕" w:eastAsia="맑은 고딕"/>
-          <w:b w:val="0"/>
-          <w:i w:val="0"/>
-          <w:sz w:val="18"/>
-          <w:u w:val="none"/>
-        </w:rPr>
-        <w:t xml:space="preserve"> in an accident. Surprisingly, ⓑ</w:t>
-      </w:r>
-      <w:r>
-        <w:rPr>
-          <w:rFonts w:ascii="맑은 고딕" w:hAnsi="맑은 고딕" w:eastAsia="맑은 고딕"/>
-          <w:b w:val="0"/>
-          <w:i w:val="0"/>
-          <w:sz w:val="18"/>
-          <w:u w:val="single"/>
-        </w:rPr>
-        <w:t>he can play the drums very well</w:t>
-      </w:r>
-      <w:r>
-        <w:rPr>
-          <w:rFonts w:ascii="맑은 고딕" w:hAnsi="맑은 고딕" w:eastAsia="맑은 고딕"/>
-          <w:b w:val="0"/>
-          <w:i w:val="0"/>
-          <w:sz w:val="18"/>
-          <w:u w:val="none"/>
-        </w:rPr>
-        <w:t>.</w:t>
-      </w:r>
-      <w:r>
-        <w:br/>
-      </w:r>
-      <w:r>
-        <w:rPr>
-          <w:rFonts w:ascii="맑은 고딕" w:hAnsi="맑은 고딕" w:eastAsia="맑은 고딕"/>
-          <w:b w:val="0"/>
-          <w:i w:val="0"/>
-          <w:sz w:val="18"/>
-          <w:u w:val="none"/>
-        </w:rPr>
-        <w:t>B: How can he play with only one arm?</w:t>
-      </w:r>
-      <w:r>
-        <w:br/>
-      </w:r>
-      <w:r>
-        <w:rPr>
-          <w:rFonts w:ascii="맑은 고딕" w:hAnsi="맑은 고딕" w:eastAsia="맑은 고딕"/>
-          <w:b w:val="0"/>
-          <w:i w:val="0"/>
-          <w:sz w:val="18"/>
-          <w:u w:val="none"/>
-        </w:rPr>
-        <w:t>G: Actually he uses two arms. ⓒ</w:t>
-      </w:r>
-      <w:r>
-        <w:rPr>
-          <w:rFonts w:ascii="맑은 고딕" w:hAnsi="맑은 고딕" w:eastAsia="맑은 고딕"/>
-          <w:b w:val="0"/>
-          <w:i w:val="0"/>
-          <w:sz w:val="18"/>
-          <w:u w:val="single"/>
-        </w:rPr>
-        <w:t>One is a robot arm controlling by his brain.</w:t>
-      </w:r>
-      <w:r>
-        <w:br/>
-      </w:r>
-      <w:r>
-        <w:rPr>
-          <w:rFonts w:ascii="맑은 고딕" w:hAnsi="맑은 고딕" w:eastAsia="맑은 고딕"/>
-          <w:b w:val="0"/>
-          <w:i w:val="0"/>
-          <w:sz w:val="18"/>
-          <w:u w:val="none"/>
-        </w:rPr>
-        <w:t>B: Could you explain in more detail?</w:t>
-      </w:r>
-      <w:r>
-        <w:br/>
-      </w:r>
-      <w:r>
-        <w:rPr>
-          <w:rFonts w:ascii="맑은 고딕" w:hAnsi="맑은 고딕" w:eastAsia="맑은 고딕"/>
-          <w:b w:val="0"/>
-          <w:i w:val="0"/>
-          <w:sz w:val="18"/>
-          <w:u w:val="none"/>
-        </w:rPr>
-        <w:t>G: Sure. First, he thinks what he wants to do. ⓓ</w:t>
-      </w:r>
-      <w:r>
-        <w:rPr>
-          <w:rFonts w:ascii="맑은 고딕" w:hAnsi="맑은 고딕" w:eastAsia="맑은 고딕"/>
-          <w:b w:val="0"/>
-          <w:i w:val="0"/>
-          <w:sz w:val="18"/>
-          <w:u w:val="single"/>
-        </w:rPr>
-        <w:t>Then those thoughts are turned into electronic signals.</w:t>
-      </w:r>
-      <w:r>
-        <w:rPr>
-          <w:rFonts w:ascii="맑은 고딕" w:hAnsi="맑은 고딕" w:eastAsia="맑은 고딕"/>
-          <w:b w:val="0"/>
-          <w:i w:val="0"/>
-          <w:sz w:val="18"/>
-          <w:u w:val="none"/>
-        </w:rPr>
-        <w:t xml:space="preserve"> ⓔ</w:t>
-      </w:r>
-      <w:r>
-        <w:rPr>
-          <w:rFonts w:ascii="맑은 고딕" w:hAnsi="맑은 고딕" w:eastAsia="맑은 고딕"/>
-          <w:b w:val="0"/>
-          <w:i w:val="0"/>
-          <w:sz w:val="18"/>
-          <w:u w:val="single"/>
-        </w:rPr>
-        <w:t>The signals travel from his brain to his robot arm and moves it.</w:t>
-      </w:r>
-    </w:p>
-    <w:p>
-      <w:pPr>
-        <w:spacing w:before="0" w:after="20" w:line="259" w:lineRule="auto"/>
-        <w:ind w:left="113"/>
-      </w:pPr>
-      <w:r>
-        <w:rPr>
-          <w:rFonts w:ascii="맑은 고딕" w:hAnsi="맑은 고딕" w:eastAsia="맑은 고딕"/>
-          <w:b w:val="0"/>
-          <w:i w:val="0"/>
-          <w:sz w:val="18"/>
-          <w:u w:val="none"/>
-        </w:rPr>
-        <w:t>① ⓐ</w:t>
-      </w:r>
-      <w:r>
-        <w:rPr>
-          <w:rFonts w:ascii="맑은 고딕" w:hAnsi="맑은 고딕" w:eastAsia="맑은 고딕"/>
-          <w:b w:val="0"/>
-          <w:i w:val="0"/>
-          <w:sz w:val="18"/>
-          <w:u w:val="none"/>
-        </w:rPr>
-        <w:t xml:space="preserve">    </w:t>
-      </w:r>
-      <w:r>
-        <w:rPr>
-          <w:rFonts w:ascii="맑은 고딕" w:hAnsi="맑은 고딕" w:eastAsia="맑은 고딕"/>
-          <w:b w:val="0"/>
-          <w:i w:val="0"/>
-          <w:sz w:val="18"/>
-          <w:u w:val="none"/>
-        </w:rPr>
-        <w:t>② ⓑ</w:t>
-      </w:r>
-      <w:r>
-        <w:rPr>
-          <w:rFonts w:ascii="맑은 고딕" w:hAnsi="맑은 고딕" w:eastAsia="맑은 고딕"/>
-          <w:b w:val="0"/>
-          <w:i w:val="0"/>
-          <w:sz w:val="18"/>
-          <w:u w:val="none"/>
-        </w:rPr>
-        <w:t xml:space="preserve">    </w:t>
-      </w:r>
-      <w:r>
-        <w:rPr>
-          <w:rFonts w:ascii="맑은 고딕" w:hAnsi="맑은 고딕" w:eastAsia="맑은 고딕"/>
-          <w:b w:val="0"/>
-          <w:i w:val="0"/>
-          <w:sz w:val="18"/>
-          <w:u w:val="none"/>
-        </w:rPr>
-        <w:t>③ ⓒ</w:t>
-      </w:r>
-      <w:r>
-        <w:rPr>
-          <w:rFonts w:ascii="맑은 고딕" w:hAnsi="맑은 고딕" w:eastAsia="맑은 고딕"/>
-          <w:b w:val="0"/>
-          <w:i w:val="0"/>
-          <w:sz w:val="18"/>
-          <w:u w:val="none"/>
-        </w:rPr>
-        <w:t xml:space="preserve">    </w:t>
-      </w:r>
-      <w:r>
-        <w:rPr>
-          <w:rFonts w:ascii="맑은 고딕" w:hAnsi="맑은 고딕" w:eastAsia="맑은 고딕"/>
-          <w:b w:val="0"/>
-          <w:i w:val="0"/>
-          <w:sz w:val="18"/>
-          <w:u w:val="none"/>
-        </w:rPr>
-        <w:t>④ ⓓ</w:t>
-      </w:r>
-      <w:r>
-        <w:rPr>
-          <w:rFonts w:ascii="맑은 고딕" w:hAnsi="맑은 고딕" w:eastAsia="맑은 고딕"/>
-          <w:b w:val="0"/>
-          <w:i w:val="0"/>
-          <w:sz w:val="18"/>
-          <w:u w:val="none"/>
-        </w:rPr>
-        <w:t xml:space="preserve">    </w:t>
-      </w:r>
-      <w:r>
-        <w:rPr>
-          <w:rFonts w:ascii="맑은 고딕" w:hAnsi="맑은 고딕" w:eastAsia="맑은 고딕"/>
-          <w:b w:val="0"/>
-          <w:i w:val="0"/>
-          <w:sz w:val="18"/>
-          <w:u w:val="none"/>
-        </w:rPr>
-        <w:t>⑤ ⓔ</w:t>
-      </w:r>
-    </w:p>
-    <w:p>
-      <w:pPr>
-        <w:spacing w:before="0" w:after="40" w:line="259" w:lineRule="auto"/>
-      </w:pPr>
-    </w:p>
-    <w:p>
-      <w:pPr>
-        <w:keepNext/>
-        <w:spacing w:before="0" w:after="20" w:line="259" w:lineRule="auto"/>
-      </w:pPr>
-      <w:r>
-        <w:rPr>
-          <w:rFonts w:ascii="맑은 고딕" w:hAnsi="맑은 고딕" w:eastAsia="맑은 고딕"/>
-          <w:b/>
-          <w:i w:val="0"/>
-          <w:sz w:val="18"/>
-          <w:u w:val="none"/>
-        </w:rPr>
-        <w:t>[요약 · ★배열영작]</w:t>
-      </w:r>
-    </w:p>
-    <w:p>
-      <w:pPr>
-        <w:keepNext/>
-        <w:spacing w:before="0" w:after="20" w:line="259" w:lineRule="auto"/>
-      </w:pPr>
-      <w:r>
-        <w:rPr>
-          <w:rFonts w:ascii="맑은 고딕" w:hAnsi="맑은 고딕" w:eastAsia="맑은 고딕"/>
-          <w:b/>
-          <w:i w:val="0"/>
-          <w:sz w:val="18"/>
-          <w:u w:val="none"/>
-        </w:rPr>
-        <w:t xml:space="preserve">13. </w:t>
-      </w:r>
-      <w:r>
-        <w:rPr>
-          <w:rFonts w:ascii="맑은 고딕" w:hAnsi="맑은 고딕" w:eastAsia="맑은 고딕"/>
-          <w:b w:val="0"/>
-          <w:i w:val="0"/>
-          <w:sz w:val="18"/>
-          <w:u w:val="none"/>
-        </w:rPr>
-        <w:t>담화를 바탕으로 요약문을 완성할 때, 빈칸 (A), (B)에 들어갈 말로 알맞은 것은?</w:t>
-      </w:r>
-    </w:p>
-    <w:p>
-      <w:pPr>
-        <w:spacing w:before="0" w:after="20" w:line="259" w:lineRule="auto"/>
-        <w:ind w:left="57"/>
-      </w:pPr>
-      <w:r>
-        <w:rPr>
-          <w:rFonts w:ascii="맑은 고딕" w:hAnsi="맑은 고딕" w:eastAsia="맑은 고딕"/>
-          <w:b w:val="0"/>
-          <w:i w:val="0"/>
-          <w:sz w:val="18"/>
-          <w:u w:val="none"/>
-        </w:rPr>
-        <w:t>[담화 요약] Because climate change will make farming harder, it is likely that we will have to change how we get our food. Meat will be grown in a lab using animal cells, which will (A)________ less land, water, and other resources. Also, bugs such as ants may become part of our meals because they are very rich in (B)________.</w:t>
-      </w:r>
-    </w:p>
-    <w:p>
-      <w:pPr>
-        <w:spacing w:before="0" w:after="0" w:line="259" w:lineRule="auto"/>
-        <w:ind w:left="113"/>
-      </w:pPr>
-      <w:r>
-        <w:rPr>
-          <w:rFonts w:ascii="맑은 고딕" w:hAnsi="맑은 고딕" w:eastAsia="맑은 고딕"/>
-          <w:b w:val="0"/>
-          <w:i w:val="0"/>
-          <w:sz w:val="18"/>
-          <w:u w:val="none"/>
-        </w:rPr>
-        <w:t>① require — nutrients</w:t>
-      </w:r>
-    </w:p>
-    <w:p>
-      <w:pPr>
-        <w:spacing w:before="0" w:after="0" w:line="259" w:lineRule="auto"/>
-        <w:ind w:left="113"/>
-      </w:pPr>
-      <w:r>
-        <w:rPr>
-          <w:rFonts w:ascii="맑은 고딕" w:hAnsi="맑은 고딕" w:eastAsia="맑은 고딕"/>
-          <w:b w:val="0"/>
-          <w:i w:val="0"/>
-          <w:sz w:val="18"/>
-          <w:u w:val="none"/>
-        </w:rPr>
-        <w:t>② produce — sugar</w:t>
-      </w:r>
-    </w:p>
-    <w:p>
-      <w:pPr>
-        <w:spacing w:before="0" w:after="0" w:line="259" w:lineRule="auto"/>
-        <w:ind w:left="113"/>
-      </w:pPr>
-      <w:r>
-        <w:rPr>
-          <w:rFonts w:ascii="맑은 고딕" w:hAnsi="맑은 고딕" w:eastAsia="맑은 고딕"/>
-          <w:b w:val="0"/>
-          <w:i w:val="0"/>
-          <w:sz w:val="18"/>
-          <w:u w:val="none"/>
-        </w:rPr>
-        <w:t>③ require — flavor</w:t>
-      </w:r>
-    </w:p>
-    <w:p>
-      <w:pPr>
-        <w:spacing w:before="0" w:after="0" w:line="259" w:lineRule="auto"/>
-        <w:ind w:left="113"/>
-      </w:pPr>
-      <w:r>
-        <w:rPr>
-          <w:rFonts w:ascii="맑은 고딕" w:hAnsi="맑은 고딕" w:eastAsia="맑은 고딕"/>
-          <w:b w:val="0"/>
-          <w:i w:val="0"/>
-          <w:sz w:val="18"/>
-          <w:u w:val="none"/>
-        </w:rPr>
-        <w:t>④ waste — nutrients</w:t>
-      </w:r>
-    </w:p>
-    <w:p>
-      <w:pPr>
-        <w:spacing w:before="0" w:after="0" w:line="259" w:lineRule="auto"/>
-        <w:ind w:left="113"/>
-      </w:pPr>
-      <w:r>
-        <w:rPr>
-          <w:rFonts w:ascii="맑은 고딕" w:hAnsi="맑은 고딕" w:eastAsia="맑은 고딕"/>
-          <w:b w:val="0"/>
-          <w:i w:val="0"/>
-          <w:sz w:val="18"/>
-          <w:u w:val="none"/>
-        </w:rPr>
-        <w:t>⑤ produce — protein</w:t>
-      </w:r>
-    </w:p>
-    <w:p>
-      <w:pPr>
-        <w:spacing w:before="0" w:after="0" w:line="259" w:lineRule="auto"/>
-      </w:pPr>
-    </w:p>
-    <w:p>
-      <w:pPr>
-        <w:spacing w:before="0" w:after="40" w:line="259" w:lineRule="auto"/>
-      </w:pPr>
-    </w:p>
-    <w:p>
-      <w:pPr>
-        <w:keepNext/>
-        <w:spacing w:before="0" w:after="20" w:line="259" w:lineRule="auto"/>
-      </w:pPr>
-      <w:r>
-        <w:rPr>
-          <w:rFonts w:ascii="맑은 고딕" w:hAnsi="맑은 고딕" w:eastAsia="맑은 고딕"/>
-          <w:b/>
-          <w:i w:val="0"/>
-          <w:sz w:val="18"/>
-          <w:u w:val="none"/>
-        </w:rPr>
-        <w:t xml:space="preserve">14. </w:t>
-      </w:r>
-      <w:r>
-        <w:rPr>
-          <w:rFonts w:ascii="맑은 고딕" w:hAnsi="맑은 고딕" w:eastAsia="맑은 고딕"/>
-          <w:b w:val="0"/>
-          <w:i w:val="0"/>
-          <w:sz w:val="18"/>
-          <w:u w:val="none"/>
-        </w:rPr>
-        <w:t xml:space="preserve">Do It Yourself P.160 대화를 정리한 요약문 중 내용상 적절하지 </w:t>
-      </w:r>
-      <w:r>
-        <w:rPr>
-          <w:rFonts w:ascii="맑은 고딕" w:hAnsi="맑은 고딕" w:eastAsia="맑은 고딕"/>
-          <w:b w:val="0"/>
-          <w:i w:val="0"/>
-          <w:sz w:val="18"/>
-          <w:u w:val="single"/>
-        </w:rPr>
-        <w:t>않은</w:t>
-      </w:r>
-      <w:r>
-        <w:rPr>
-          <w:rFonts w:ascii="맑은 고딕" w:hAnsi="맑은 고딕" w:eastAsia="맑은 고딕"/>
-          <w:b w:val="0"/>
-          <w:i w:val="0"/>
-          <w:sz w:val="18"/>
-          <w:u w:val="none"/>
-        </w:rPr>
-        <w:t xml:space="preserve"> 것은?</w:t>
-      </w:r>
-    </w:p>
-    <w:p>
-      <w:pPr>
-        <w:spacing w:before="0" w:after="0" w:line="259" w:lineRule="auto"/>
-        <w:ind w:left="113"/>
-      </w:pPr>
-      <w:r>
-        <w:rPr>
-          <w:rFonts w:ascii="맑은 고딕" w:hAnsi="맑은 고딕" w:eastAsia="맑은 고딕"/>
-          <w:b w:val="0"/>
-          <w:i w:val="0"/>
-          <w:sz w:val="18"/>
-          <w:u w:val="none"/>
-        </w:rPr>
-        <w:t>① The boy and the girl are talking about a popular game.</w:t>
-      </w:r>
-    </w:p>
-    <w:p>
-      <w:pPr>
-        <w:spacing w:before="0" w:after="0" w:line="259" w:lineRule="auto"/>
-        <w:ind w:left="113"/>
-      </w:pPr>
-      <w:r>
-        <w:rPr>
-          <w:rFonts w:ascii="맑은 고딕" w:hAnsi="맑은 고딕" w:eastAsia="맑은 고딕"/>
-          <w:b w:val="0"/>
-          <w:i w:val="0"/>
-          <w:sz w:val="18"/>
-          <w:u w:val="none"/>
-        </w:rPr>
-        <w:t>② The game characters are equipped with AI.</w:t>
-      </w:r>
-    </w:p>
-    <w:p>
-      <w:pPr>
-        <w:spacing w:before="0" w:after="0" w:line="259" w:lineRule="auto"/>
-        <w:ind w:left="113"/>
-      </w:pPr>
-      <w:r>
-        <w:rPr>
-          <w:rFonts w:ascii="맑은 고딕" w:hAnsi="맑은 고딕" w:eastAsia="맑은 고딕"/>
-          <w:b w:val="0"/>
-          <w:i w:val="0"/>
-          <w:sz w:val="18"/>
-          <w:u w:val="none"/>
-        </w:rPr>
-        <w:t>③ The AI characters learn from what human players do.</w:t>
-      </w:r>
-    </w:p>
-    <w:p>
-      <w:pPr>
-        <w:spacing w:before="0" w:after="0" w:line="259" w:lineRule="auto"/>
-        <w:ind w:left="113"/>
-      </w:pPr>
-      <w:r>
-        <w:rPr>
-          <w:rFonts w:ascii="맑은 고딕" w:hAnsi="맑은 고딕" w:eastAsia="맑은 고딕"/>
-          <w:b w:val="0"/>
-          <w:i w:val="0"/>
-          <w:sz w:val="18"/>
-          <w:u w:val="none"/>
-        </w:rPr>
-        <w:t>④ The girl felt that the characters sometimes knew her moves in advance.</w:t>
-      </w:r>
-    </w:p>
-    <w:p>
-      <w:pPr>
-        <w:spacing w:before="0" w:after="0" w:line="259" w:lineRule="auto"/>
-        <w:ind w:left="113"/>
-      </w:pPr>
-      <w:r>
-        <w:rPr>
-          <w:rFonts w:ascii="맑은 고딕" w:hAnsi="맑은 고딕" w:eastAsia="맑은 고딕"/>
-          <w:b w:val="0"/>
-          <w:i w:val="0"/>
-          <w:sz w:val="18"/>
-          <w:u w:val="none"/>
-        </w:rPr>
-        <w:t>⑤ The boy thinks the AI in games will become weaker over time.</w:t>
-      </w:r>
-    </w:p>
-    <w:p>
-      <w:pPr>
-        <w:spacing w:before="0" w:after="0" w:line="259" w:lineRule="auto"/>
-      </w:pPr>
-    </w:p>
-    <w:p>
-      <w:pPr>
-        <w:spacing w:before="0" w:after="40" w:line="259" w:lineRule="auto"/>
-      </w:pPr>
-    </w:p>
-    <w:p>
-      <w:pPr>
-        <w:keepNext/>
-        <w:spacing w:before="0" w:after="20" w:line="259" w:lineRule="auto"/>
-      </w:pPr>
-      <w:r>
-        <w:rPr>
-          <w:rFonts w:ascii="맑은 고딕" w:hAnsi="맑은 고딕" w:eastAsia="맑은 고딕"/>
-          <w:b/>
-          <w:i w:val="0"/>
-          <w:sz w:val="18"/>
-          <w:u w:val="none"/>
-        </w:rPr>
-        <w:t xml:space="preserve">15. </w:t>
-      </w:r>
-      <w:r>
-        <w:rPr>
-          <w:rFonts w:ascii="맑은 고딕" w:hAnsi="맑은 고딕" w:eastAsia="맑은 고딕"/>
-          <w:b w:val="0"/>
-          <w:i w:val="0"/>
-          <w:sz w:val="18"/>
-          <w:u w:val="none"/>
-        </w:rPr>
-        <w:t>[★배열영작] 우리말과 같도록 &lt;보기&gt;를 모두 한 번씩 배열할 때 ★에 들어갈 단어는? (함정어 1개 제외)</w:t>
-      </w:r>
-    </w:p>
-    <w:p>
-      <w:pPr>
-        <w:spacing w:before="0" w:after="20" w:line="259" w:lineRule="auto"/>
-        <w:ind w:left="57"/>
-      </w:pPr>
-      <w:r>
-        <w:rPr>
-          <w:rFonts w:ascii="맑은 고딕" w:hAnsi="맑은 고딕" w:eastAsia="맑은 고딕"/>
-          <w:b w:val="0"/>
-          <w:i w:val="0"/>
-          <w:sz w:val="18"/>
-          <w:u w:val="none"/>
-        </w:rPr>
-        <w:t>그 봉지는 흙 속에서 단 세 달 만에 분해된다.</w:t>
-      </w:r>
-      <w:r>
-        <w:br/>
-      </w:r>
-      <w:r>
-        <w:rPr>
-          <w:rFonts w:ascii="맑은 고딕" w:hAnsi="맑은 고딕" w:eastAsia="맑은 고딕"/>
-          <w:b w:val="0"/>
-          <w:i w:val="0"/>
-          <w:sz w:val="18"/>
-          <w:u w:val="none"/>
-        </w:rPr>
-        <w:t xml:space="preserve">〈보기〉 </w:t>
-      </w:r>
-      <w:r>
-        <w:rPr>
-          <w:rFonts w:ascii="맑은 고딕" w:hAnsi="맑은 고딕" w:eastAsia="맑은 고딕"/>
-          <w:b w:val="0"/>
-          <w:i w:val="0"/>
-          <w:sz w:val="18"/>
-          <w:u w:val="none"/>
-        </w:rPr>
-        <w:t>( breaks / months / in / the bag / in / month / three / down / only / soil )</w:t>
-      </w:r>
-      <w:r>
-        <w:br/>
-      </w:r>
-      <w:r>
-        <w:rPr>
-          <w:rFonts w:ascii="맑은 고딕" w:hAnsi="맑은 고딕" w:eastAsia="맑은 고딕"/>
-          <w:b w:val="0"/>
-          <w:i w:val="0"/>
-          <w:sz w:val="18"/>
-          <w:u w:val="none"/>
-        </w:rPr>
-        <w:t>→ ______ ______ ______ ______ ______ ______ ★______ ______ ______ .</w:t>
-      </w:r>
-    </w:p>
-    <w:p>
-      <w:pPr>
-        <w:spacing w:before="0" w:after="20" w:line="259" w:lineRule="auto"/>
-        <w:ind w:left="113"/>
-      </w:pPr>
-      <w:r>
-        <w:rPr>
-          <w:rFonts w:ascii="맑은 고딕" w:hAnsi="맑은 고딕" w:eastAsia="맑은 고딕"/>
-          <w:b w:val="0"/>
-          <w:i w:val="0"/>
-          <w:sz w:val="18"/>
-          <w:u w:val="none"/>
-        </w:rPr>
-        <w:t>① breaks</w:t>
-      </w:r>
-      <w:r>
-        <w:rPr>
-          <w:rFonts w:ascii="맑은 고딕" w:hAnsi="맑은 고딕" w:eastAsia="맑은 고딕"/>
-          <w:b w:val="0"/>
-          <w:i w:val="0"/>
-          <w:sz w:val="18"/>
-          <w:u w:val="none"/>
-        </w:rPr>
-        <w:t xml:space="preserve">    </w:t>
-      </w:r>
-      <w:r>
-        <w:rPr>
-          <w:rFonts w:ascii="맑은 고딕" w:hAnsi="맑은 고딕" w:eastAsia="맑은 고딕"/>
-          <w:b w:val="0"/>
-          <w:i w:val="0"/>
-          <w:sz w:val="18"/>
-          <w:u w:val="none"/>
-        </w:rPr>
-        <w:t>② down</w:t>
-      </w:r>
-      <w:r>
-        <w:rPr>
-          <w:rFonts w:ascii="맑은 고딕" w:hAnsi="맑은 고딕" w:eastAsia="맑은 고딕"/>
-          <w:b w:val="0"/>
-          <w:i w:val="0"/>
-          <w:sz w:val="18"/>
-          <w:u w:val="none"/>
-        </w:rPr>
-        <w:t xml:space="preserve">    </w:t>
-      </w:r>
-      <w:r>
-        <w:rPr>
-          <w:rFonts w:ascii="맑은 고딕" w:hAnsi="맑은 고딕" w:eastAsia="맑은 고딕"/>
-          <w:b w:val="0"/>
-          <w:i w:val="0"/>
-          <w:sz w:val="18"/>
-          <w:u w:val="none"/>
-        </w:rPr>
-        <w:t>③ only</w:t>
-      </w:r>
-      <w:r>
-        <w:rPr>
-          <w:rFonts w:ascii="맑은 고딕" w:hAnsi="맑은 고딕" w:eastAsia="맑은 고딕"/>
-          <w:b w:val="0"/>
-          <w:i w:val="0"/>
-          <w:sz w:val="18"/>
-          <w:u w:val="none"/>
-        </w:rPr>
-        <w:t xml:space="preserve">    </w:t>
-      </w:r>
-      <w:r>
-        <w:rPr>
-          <w:rFonts w:ascii="맑은 고딕" w:hAnsi="맑은 고딕" w:eastAsia="맑은 고딕"/>
-          <w:b w:val="0"/>
-          <w:i w:val="0"/>
-          <w:sz w:val="18"/>
-          <w:u w:val="none"/>
-        </w:rPr>
-        <w:t>④ three</w:t>
-      </w:r>
-      <w:r>
-        <w:rPr>
-          <w:rFonts w:ascii="맑은 고딕" w:hAnsi="맑은 고딕" w:eastAsia="맑은 고딕"/>
-          <w:b w:val="0"/>
-          <w:i w:val="0"/>
-          <w:sz w:val="18"/>
-          <w:u w:val="none"/>
-        </w:rPr>
-        <w:t xml:space="preserve">    </w:t>
-      </w:r>
-      <w:r>
-        <w:rPr>
-          <w:rFonts w:ascii="맑은 고딕" w:hAnsi="맑은 고딕" w:eastAsia="맑은 고딕"/>
-          <w:b w:val="0"/>
-          <w:i w:val="0"/>
-          <w:sz w:val="18"/>
-          <w:u w:val="none"/>
-        </w:rPr>
-        <w:t>⑤ months</w:t>
-      </w:r>
-    </w:p>
-    <w:p>
-      <w:pPr>
-        <w:spacing w:before="0" w:after="40" w:line="259" w:lineRule="auto"/>
-      </w:pPr>
-    </w:p>
-    <w:p>
-      <w:pPr>
-        <w:keepNext/>
-        <w:spacing w:before="0" w:after="20" w:line="259" w:lineRule="auto"/>
-      </w:pPr>
-      <w:r>
-        <w:rPr>
-          <w:rFonts w:ascii="맑은 고딕" w:hAnsi="맑은 고딕" w:eastAsia="맑은 고딕"/>
-          <w:b/>
-          <w:i w:val="0"/>
-          <w:sz w:val="18"/>
-          <w:u w:val="none"/>
-        </w:rPr>
-        <w:t xml:space="preserve">16. </w:t>
-      </w:r>
-      <w:r>
-        <w:rPr>
-          <w:rFonts w:ascii="맑은 고딕" w:hAnsi="맑은 고딕" w:eastAsia="맑은 고딕"/>
-          <w:b w:val="0"/>
-          <w:i w:val="0"/>
-          <w:sz w:val="18"/>
-          <w:u w:val="none"/>
-        </w:rPr>
-        <w:t>[★배열영작] 우리말과 같도록 &lt;보기&gt;를 모두 한 번씩 배열할 때 ★에 들어갈 단어는? (함정어 1개 제외)</w:t>
-      </w:r>
-    </w:p>
-    <w:p>
-      <w:pPr>
-        <w:spacing w:before="0" w:after="20" w:line="259" w:lineRule="auto"/>
-        <w:ind w:left="57"/>
-      </w:pPr>
-      <w:r>
-        <w:rPr>
-          <w:rFonts w:ascii="맑은 고딕" w:hAnsi="맑은 고딕" w:eastAsia="맑은 고딕"/>
-          <w:b w:val="0"/>
-          <w:i w:val="0"/>
-          <w:sz w:val="18"/>
-          <w:u w:val="none"/>
-        </w:rPr>
-        <w:t>그것들은 네가 고르는 물건들을 계속 추적해서 그 정보를 앱으로 보낸다.</w:t>
-      </w:r>
-      <w:r>
-        <w:br/>
-      </w:r>
-      <w:r>
-        <w:rPr>
-          <w:rFonts w:ascii="맑은 고딕" w:hAnsi="맑은 고딕" w:eastAsia="맑은 고딕"/>
-          <w:b w:val="0"/>
-          <w:i w:val="0"/>
-          <w:sz w:val="18"/>
-          <w:u w:val="none"/>
-        </w:rPr>
-        <w:t xml:space="preserve">〈보기〉 </w:t>
-      </w:r>
-      <w:r>
-        <w:rPr>
-          <w:rFonts w:ascii="맑은 고딕" w:hAnsi="맑은 고딕" w:eastAsia="맑은 고딕"/>
-          <w:b w:val="0"/>
-          <w:i w:val="0"/>
-          <w:sz w:val="18"/>
-          <w:u w:val="none"/>
-        </w:rPr>
-        <w:t>( the information / of / keep / send / track / the items / choose / they / you / and / tracking / to an app )</w:t>
-      </w:r>
-      <w:r>
-        <w:br/>
-      </w:r>
-      <w:r>
-        <w:rPr>
-          <w:rFonts w:ascii="맑은 고딕" w:hAnsi="맑은 고딕" w:eastAsia="맑은 고딕"/>
-          <w:b w:val="0"/>
-          <w:i w:val="0"/>
-          <w:sz w:val="18"/>
-          <w:u w:val="none"/>
-        </w:rPr>
-        <w:t>→ ______ ______ ★______ ______ ______ ______ ______ ______ ______ ______ ______ .</w:t>
-      </w:r>
-    </w:p>
-    <w:p>
-      <w:pPr>
-        <w:spacing w:before="0" w:after="20" w:line="259" w:lineRule="auto"/>
-        <w:ind w:left="113"/>
-      </w:pPr>
-      <w:r>
-        <w:rPr>
-          <w:rFonts w:ascii="맑은 고딕" w:hAnsi="맑은 고딕" w:eastAsia="맑은 고딕"/>
-          <w:b w:val="0"/>
-          <w:i w:val="0"/>
-          <w:sz w:val="18"/>
-          <w:u w:val="none"/>
-        </w:rPr>
-        <w:t>① keep</w:t>
-      </w:r>
-      <w:r>
-        <w:rPr>
-          <w:rFonts w:ascii="맑은 고딕" w:hAnsi="맑은 고딕" w:eastAsia="맑은 고딕"/>
-          <w:b w:val="0"/>
-          <w:i w:val="0"/>
-          <w:sz w:val="18"/>
-          <w:u w:val="none"/>
-        </w:rPr>
-        <w:t xml:space="preserve">    </w:t>
-      </w:r>
-      <w:r>
-        <w:rPr>
-          <w:rFonts w:ascii="맑은 고딕" w:hAnsi="맑은 고딕" w:eastAsia="맑은 고딕"/>
-          <w:b w:val="0"/>
-          <w:i w:val="0"/>
-          <w:sz w:val="18"/>
-          <w:u w:val="none"/>
-        </w:rPr>
-        <w:t>② track</w:t>
-      </w:r>
-      <w:r>
-        <w:rPr>
-          <w:rFonts w:ascii="맑은 고딕" w:hAnsi="맑은 고딕" w:eastAsia="맑은 고딕"/>
-          <w:b w:val="0"/>
-          <w:i w:val="0"/>
-          <w:sz w:val="18"/>
-          <w:u w:val="none"/>
-        </w:rPr>
-        <w:t xml:space="preserve">    </w:t>
-      </w:r>
-      <w:r>
-        <w:rPr>
-          <w:rFonts w:ascii="맑은 고딕" w:hAnsi="맑은 고딕" w:eastAsia="맑은 고딕"/>
-          <w:b w:val="0"/>
-          <w:i w:val="0"/>
-          <w:sz w:val="18"/>
-          <w:u w:val="none"/>
-        </w:rPr>
-        <w:t>③ tracking</w:t>
-      </w:r>
-      <w:r>
-        <w:rPr>
-          <w:rFonts w:ascii="맑은 고딕" w:hAnsi="맑은 고딕" w:eastAsia="맑은 고딕"/>
-          <w:b w:val="0"/>
-          <w:i w:val="0"/>
-          <w:sz w:val="18"/>
-          <w:u w:val="none"/>
-        </w:rPr>
-        <w:t xml:space="preserve">    </w:t>
-      </w:r>
-      <w:r>
-        <w:rPr>
-          <w:rFonts w:ascii="맑은 고딕" w:hAnsi="맑은 고딕" w:eastAsia="맑은 고딕"/>
-          <w:b w:val="0"/>
-          <w:i w:val="0"/>
-          <w:sz w:val="18"/>
-          <w:u w:val="none"/>
-        </w:rPr>
-        <w:t>④ of</w:t>
-      </w:r>
-      <w:r>
-        <w:rPr>
-          <w:rFonts w:ascii="맑은 고딕" w:hAnsi="맑은 고딕" w:eastAsia="맑은 고딕"/>
-          <w:b w:val="0"/>
-          <w:i w:val="0"/>
-          <w:sz w:val="18"/>
-          <w:u w:val="none"/>
-        </w:rPr>
-        <w:t xml:space="preserve">    </w:t>
-      </w:r>
-      <w:r>
-        <w:rPr>
-          <w:rFonts w:ascii="맑은 고딕" w:hAnsi="맑은 고딕" w:eastAsia="맑은 고딕"/>
-          <w:b w:val="0"/>
-          <w:i w:val="0"/>
-          <w:sz w:val="18"/>
-          <w:u w:val="none"/>
-        </w:rPr>
-        <w:t>⑤ choose</w:t>
-      </w:r>
-    </w:p>
-    <w:p>
-      <w:pPr>
-        <w:spacing w:before="0" w:after="40" w:line="259" w:lineRule="auto"/>
-      </w:pPr>
-    </w:p>
-    <w:p>
-      <w:pPr>
-        <w:keepNext/>
-        <w:spacing w:before="0" w:after="20" w:line="259" w:lineRule="auto"/>
-      </w:pPr>
-      <w:r>
-        <w:rPr>
-          <w:rFonts w:ascii="맑은 고딕" w:hAnsi="맑은 고딕" w:eastAsia="맑은 고딕"/>
-          <w:b/>
-          <w:i w:val="0"/>
-          <w:sz w:val="18"/>
-          <w:u w:val="none"/>
-        </w:rPr>
-        <w:t xml:space="preserve">17. </w:t>
-      </w:r>
-      <w:r>
-        <w:rPr>
-          <w:rFonts w:ascii="맑은 고딕" w:hAnsi="맑은 고딕" w:eastAsia="맑은 고딕"/>
-          <w:b w:val="0"/>
-          <w:i w:val="0"/>
-          <w:sz w:val="18"/>
-          <w:u w:val="none"/>
-        </w:rPr>
-        <w:t xml:space="preserve">다음 중 나머지 넷과 기능이 </w:t>
-      </w:r>
-      <w:r>
-        <w:rPr>
-          <w:rFonts w:ascii="맑은 고딕" w:hAnsi="맑은 고딕" w:eastAsia="맑은 고딕"/>
-          <w:b w:val="0"/>
-          <w:i w:val="0"/>
-          <w:sz w:val="18"/>
-          <w:u w:val="single"/>
-        </w:rPr>
-        <w:t>다른</w:t>
-      </w:r>
-      <w:r>
-        <w:rPr>
-          <w:rFonts w:ascii="맑은 고딕" w:hAnsi="맑은 고딕" w:eastAsia="맑은 고딕"/>
-          <w:b w:val="0"/>
-          <w:i w:val="0"/>
-          <w:sz w:val="18"/>
-          <w:u w:val="none"/>
-        </w:rPr>
-        <w:t xml:space="preserve"> 표현은?</w:t>
-      </w:r>
-    </w:p>
-    <w:p>
-      <w:pPr>
-        <w:spacing w:before="0" w:after="0" w:line="259" w:lineRule="auto"/>
-        <w:ind w:left="113"/>
-      </w:pPr>
-      <w:r>
-        <w:rPr>
-          <w:rFonts w:ascii="맑은 고딕" w:hAnsi="맑은 고딕" w:eastAsia="맑은 고딕"/>
-          <w:b w:val="0"/>
-          <w:i w:val="0"/>
-          <w:sz w:val="18"/>
-          <w:u w:val="none"/>
-        </w:rPr>
-        <w:t>① It is probable that ~</w:t>
-      </w:r>
-    </w:p>
-    <w:p>
-      <w:pPr>
-        <w:spacing w:before="0" w:after="0" w:line="259" w:lineRule="auto"/>
-        <w:ind w:left="113"/>
-      </w:pPr>
-      <w:r>
-        <w:rPr>
-          <w:rFonts w:ascii="맑은 고딕" w:hAnsi="맑은 고딕" w:eastAsia="맑은 고딕"/>
-          <w:b w:val="0"/>
-          <w:i w:val="0"/>
-          <w:sz w:val="18"/>
-          <w:u w:val="none"/>
-        </w:rPr>
-        <w:t>② Chances are that ~</w:t>
-      </w:r>
-    </w:p>
-    <w:p>
-      <w:pPr>
-        <w:spacing w:before="0" w:after="0" w:line="259" w:lineRule="auto"/>
-        <w:ind w:left="113"/>
-      </w:pPr>
-      <w:r>
-        <w:rPr>
-          <w:rFonts w:ascii="맑은 고딕" w:hAnsi="맑은 고딕" w:eastAsia="맑은 고딕"/>
-          <w:b w:val="0"/>
-          <w:i w:val="0"/>
-          <w:sz w:val="18"/>
-          <w:u w:val="none"/>
-        </w:rPr>
-        <w:t>③ There is a good chance that ~</w:t>
-      </w:r>
-    </w:p>
-    <w:p>
-      <w:pPr>
-        <w:spacing w:before="0" w:after="0" w:line="259" w:lineRule="auto"/>
-        <w:ind w:left="113"/>
-      </w:pPr>
-      <w:r>
-        <w:rPr>
-          <w:rFonts w:ascii="맑은 고딕" w:hAnsi="맑은 고딕" w:eastAsia="맑은 고딕"/>
-          <w:b w:val="0"/>
-          <w:i w:val="0"/>
-          <w:sz w:val="18"/>
-          <w:u w:val="none"/>
-        </w:rPr>
-        <w:t>④ I'm counting down the days until ~</w:t>
-      </w:r>
-    </w:p>
-    <w:p>
-      <w:pPr>
-        <w:spacing w:before="0" w:after="0" w:line="259" w:lineRule="auto"/>
-        <w:ind w:left="113"/>
-      </w:pPr>
-      <w:r>
-        <w:rPr>
-          <w:rFonts w:ascii="맑은 고딕" w:hAnsi="맑은 고딕" w:eastAsia="맑은 고딕"/>
-          <w:b w:val="0"/>
-          <w:i w:val="0"/>
-          <w:sz w:val="18"/>
-          <w:u w:val="none"/>
-        </w:rPr>
-        <w:t>⑤ It is likely that ~</w:t>
-      </w:r>
-    </w:p>
-    <w:p>
-      <w:pPr>
-        <w:spacing w:before="0" w:after="0" w:line="259" w:lineRule="auto"/>
-      </w:pPr>
+        <w:t>⑤ people</w:t>
+      </w:r>
     </w:p>
     <w:p>
       <w:pPr>
@@ -3452,8 +3652,8 @@
           <w:type w:val="continuous"/>
           <w:pgSz w:w="11906" w:h="16838"/>
           <w:pgMar w:top="680" w:right="794" w:bottom="624" w:left="794" w:header="720" w:footer="720" w:gutter="0"/>
+          <w:docGrid w:linePitch="360"/>
           <w:cols w:num="2" w:space="360" w:sep="1"/>
-          <w:docGrid w:linePitch="360"/>
         </w:sectPr>
       </w:pPr>
     </w:p>
@@ -3469,7 +3669,7 @@
           <w:sz w:val="22"/>
           <w:u w:val="none"/>
         </w:rPr>
-        <w:t>대화체 예측 CHECK — 2024·2025 3-2 기말 기출 유형 그대로 — 정답</w:t>
+        <w:t>대화체 CHECK — 프린트 대화 원문 · 기출 유형 — 정답</w:t>
       </w:r>
     </w:p>
     <w:p>
@@ -3494,7 +3694,7 @@
           <w:sz w:val="19"/>
           <w:u w:val="none"/>
         </w:rPr>
-        <w:t xml:space="preserve">②   │   </w:t>
+        <w:t xml:space="preserve">③   │   </w:t>
       </w:r>
       <w:r>
         <w:rPr>
@@ -3514,7 +3714,7 @@
           <w:sz w:val="19"/>
           <w:u w:val="none"/>
         </w:rPr>
-        <w:t xml:space="preserve">①, ③   │   </w:t>
+        <w:t xml:space="preserve">②, ③   │   </w:t>
       </w:r>
       <w:r>
         <w:rPr>
@@ -3534,7 +3734,7 @@
           <w:sz w:val="19"/>
           <w:u w:val="none"/>
         </w:rPr>
-        <w:t xml:space="preserve">①   │   </w:t>
+        <w:t xml:space="preserve">②   │   </w:t>
       </w:r>
       <w:r>
         <w:rPr>
@@ -3574,7 +3774,7 @@
           <w:sz w:val="19"/>
           <w:u w:val="none"/>
         </w:rPr>
-        <w:t xml:space="preserve">⑤   │   </w:t>
+        <w:t xml:space="preserve">①   │   </w:t>
       </w:r>
       <w:r>
         <w:rPr>
@@ -3594,7 +3794,7 @@
           <w:sz w:val="19"/>
           <w:u w:val="none"/>
         </w:rPr>
-        <w:t xml:space="preserve">④   │   </w:t>
+        <w:t xml:space="preserve">⑤   │   </w:t>
       </w:r>
       <w:r>
         <w:rPr>
@@ -3634,7 +3834,7 @@
           <w:sz w:val="19"/>
           <w:u w:val="none"/>
         </w:rPr>
-        <w:t xml:space="preserve">⑤   │   </w:t>
+        <w:t xml:space="preserve">④   │   </w:t>
       </w:r>
       <w:r>
         <w:rPr>
@@ -3654,7 +3854,7 @@
           <w:sz w:val="19"/>
           <w:u w:val="none"/>
         </w:rPr>
-        <w:t xml:space="preserve">③   │   </w:t>
+        <w:t xml:space="preserve">①, ②   │   </w:t>
       </w:r>
       <w:r>
         <w:rPr>
@@ -3674,7 +3874,7 @@
           <w:sz w:val="19"/>
           <w:u w:val="none"/>
         </w:rPr>
-        <w:t xml:space="preserve">②, ⑤   │   </w:t>
+        <w:t xml:space="preserve">①   │   </w:t>
       </w:r>
       <w:r>
         <w:rPr>
@@ -3694,7 +3894,7 @@
           <w:sz w:val="19"/>
           <w:u w:val="none"/>
         </w:rPr>
-        <w:t xml:space="preserve">①   │   </w:t>
+        <w:t xml:space="preserve">②, ⑤   │   </w:t>
       </w:r>
       <w:r>
         <w:rPr>
@@ -3714,7 +3914,7 @@
           <w:sz w:val="19"/>
           <w:u w:val="none"/>
         </w:rPr>
-        <w:t xml:space="preserve">②, ④   │   </w:t>
+        <w:t xml:space="preserve">①, ③   │   </w:t>
       </w:r>
       <w:r>
         <w:rPr>
@@ -3734,7 +3934,7 @@
           <w:sz w:val="19"/>
           <w:u w:val="none"/>
         </w:rPr>
-        <w:t xml:space="preserve">①   │   </w:t>
+        <w:t xml:space="preserve">③   │   </w:t>
       </w:r>
       <w:r>
         <w:rPr>
@@ -3754,7 +3954,7 @@
           <w:sz w:val="19"/>
           <w:u w:val="none"/>
         </w:rPr>
-        <w:t xml:space="preserve">⑤   │   </w:t>
+        <w:t xml:space="preserve">②   │   </w:t>
       </w:r>
       <w:r>
         <w:rPr>
@@ -3774,7 +3974,7 @@
           <w:sz w:val="19"/>
           <w:u w:val="none"/>
         </w:rPr>
-        <w:t xml:space="preserve">③   │   </w:t>
+        <w:t xml:space="preserve">⑤   │   </w:t>
       </w:r>
       <w:r>
         <w:rPr>
@@ -3794,7 +3994,7 @@
           <w:sz w:val="19"/>
           <w:u w:val="none"/>
         </w:rPr>
-        <w:t xml:space="preserve">②   │   </w:t>
+        <w:t xml:space="preserve">①   │   </w:t>
       </w:r>
       <w:r>
         <w:rPr>
@@ -3814,14 +4014,14 @@
           <w:sz w:val="19"/>
           <w:u w:val="none"/>
         </w:rPr>
-        <w:t>④</w:t>
+        <w:t>③</w:t>
       </w:r>
     </w:p>
     <w:sectPr>
       <w:pgSz w:w="11906" w:h="16838"/>
       <w:pgMar w:top="680" w:right="794" w:bottom="624" w:left="794" w:header="720" w:footer="720" w:gutter="0"/>
+      <w:docGrid w:linePitch="360"/>
       <w:cols w:num="1" w:space="360"/>
-      <w:docGrid w:linePitch="360"/>
     </w:sectPr>
   </w:body>
 </w:document>
